--- a/DOCUMENTACAO_PINIA.docx
+++ b/DOCUMENTACAO_PINIA.docx
@@ -157,17 +157,17 @@
     </w:p>
     <w:p>
       <w:pPr>
-        <w:pStyle w:val="Ttulo1"/>
-        <w:rPr>
-          <w:color w:val="000000"/>
-        </w:rPr>
-      </w:pPr>
-      <w:bookmarkStart w:id="0" w:name="o-que-foi-armazenado-no-state"/>
-      <w:r>
-        <w:rPr>
-          <w:color w:val="000000"/>
-        </w:rPr>
-        <w:t>1 O que foi armazenado no state</w:t>
+        <w:pStyle w:val="Ttulo2"/>
+        <w:rPr>
+          <w:color w:val="000000"/>
+        </w:rPr>
+      </w:pPr>
+      <w:bookmarkStart w:id="0" w:name="estrutura-do-projeto-e-inicialização"/>
+      <w:r>
+        <w:rPr>
+          <w:color w:val="000000"/>
+        </w:rPr>
+        <w:t>Estrutura do projeto e inicialização</w:t>
       </w:r>
     </w:p>
     <w:p>
@@ -181,313 +181,2475 @@
         <w:rPr>
           <w:color w:val="000000"/>
         </w:rPr>
-        <w:t xml:space="preserve">A store está em </w:t>
-      </w:r>
-      <w:r>
-        <w:rPr>
-          <w:rStyle w:val="VerbatimChar"/>
-          <w:color w:val="000000"/>
-        </w:rPr>
-        <w:t>FrontEnd/src/stores/uploadStore.js</w:t>
-      </w:r>
-      <w:r>
-        <w:rPr>
-          <w:color w:val="000000"/>
-        </w:rPr>
-        <w:t xml:space="preserve">, definida por </w:t>
-      </w:r>
-      <w:r>
-        <w:rPr>
-          <w:rStyle w:val="VerbatimChar"/>
-          <w:color w:val="000000"/>
-        </w:rPr>
-        <w:t>defineStore('upload', ...)</w:t>
-      </w:r>
-      <w:r>
-        <w:rPr>
-          <w:color w:val="000000"/>
-        </w:rPr>
-        <w:t xml:space="preserve">. Foi utilizado o formato Setup Store: </w:t>
-      </w:r>
-      <w:r>
-        <w:rPr>
-          <w:rStyle w:val="VerbatimChar"/>
-          <w:color w:val="000000"/>
-        </w:rPr>
-        <w:t>ref</w:t>
-      </w:r>
-      <w:r>
-        <w:rPr>
-          <w:color w:val="000000"/>
-        </w:rPr>
-        <w:t xml:space="preserve"> e </w:t>
-      </w:r>
-      <w:r>
-        <w:rPr>
-          <w:rStyle w:val="VerbatimChar"/>
-          <w:color w:val="000000"/>
-        </w:rPr>
-        <w:t>shallowRef</w:t>
-      </w:r>
-      <w:r>
-        <w:rPr>
-          <w:color w:val="000000"/>
-        </w:rPr>
-        <w:t xml:space="preserve"> representam o state, </w:t>
-      </w:r>
-      <w:r>
-        <w:rPr>
-          <w:rStyle w:val="VerbatimChar"/>
-          <w:color w:val="000000"/>
-        </w:rPr>
-        <w:t>computed</w:t>
-      </w:r>
-      <w:r>
-        <w:rPr>
-          <w:color w:val="000000"/>
-        </w:rPr>
-        <w:t xml:space="preserve"> representa os getters e as funções representam as actions.</w:t>
+        <w:t>Os arquivos têm responsabilidades diferentes. A tela recebe a interação do usuário, a store coordena a operação e compartilha os resultados, e os utilitários executam as regras de leitura e validação.</w:t>
       </w:r>
     </w:p>
     <w:p>
       <w:pPr>
-        <w:pStyle w:val="Corpodetexto"/>
-        <w:rPr>
-          <w:color w:val="000000"/>
-        </w:rPr>
-      </w:pPr>
-      <w:r>
-        <w:rPr>
-          <w:color w:val="000000"/>
-        </w:rPr>
-        <w:t>No state foram armazenados o arquivo selecionado (</w:t>
-      </w:r>
-      <w:r>
-        <w:rPr>
-          <w:rStyle w:val="VerbatimChar"/>
-          <w:color w:val="000000"/>
-        </w:rPr>
-        <w:t>arquivo</w:t>
-      </w:r>
-      <w:r>
-        <w:rPr>
-          <w:color w:val="000000"/>
-        </w:rPr>
-        <w:t>), os dados originais da planilha (</w:t>
-      </w:r>
-      <w:r>
-        <w:rPr>
-          <w:rStyle w:val="VerbatimChar"/>
-          <w:color w:val="000000"/>
-        </w:rPr>
-        <w:t>dadosOriginais</w:t>
-      </w:r>
-      <w:r>
-        <w:rPr>
-          <w:color w:val="000000"/>
-        </w:rPr>
-        <w:t>), os registros tratados (</w:t>
-      </w:r>
-      <w:r>
-        <w:rPr>
-          <w:rStyle w:val="VerbatimChar"/>
-          <w:color w:val="000000"/>
-        </w:rPr>
-        <w:t>clientes</w:t>
-      </w:r>
-      <w:r>
-        <w:rPr>
-          <w:color w:val="000000"/>
-        </w:rPr>
-        <w:t>), as ocorrências de erro (</w:t>
-      </w:r>
-      <w:r>
-        <w:rPr>
-          <w:rStyle w:val="VerbatimChar"/>
-          <w:color w:val="000000"/>
-        </w:rPr>
-        <w:t>erros</w:t>
-      </w:r>
-      <w:r>
-        <w:rPr>
-          <w:color w:val="000000"/>
-        </w:rPr>
-        <w:t>) e o resumo da validação (</w:t>
-      </w:r>
-      <w:r>
-        <w:rPr>
-          <w:rStyle w:val="VerbatimChar"/>
-          <w:color w:val="000000"/>
-        </w:rPr>
-        <w:t>resumo</w:t>
-      </w:r>
-      <w:r>
-        <w:rPr>
-          <w:color w:val="000000"/>
-        </w:rPr>
-        <w:t>). Cada cliente mantém sua linha na planilha, os campos tratados, a lista de erros e a indicação de registro válido ou inválido.</w:t>
+        <w:pStyle w:val="SourceCode"/>
+        <w:rPr>
+          <w:color w:val="000000"/>
+        </w:rPr>
+      </w:pPr>
+      <w:r>
+        <w:rPr>
+          <w:rStyle w:val="VerbatimChar"/>
+          <w:color w:val="000000"/>
+        </w:rPr>
+        <w:t>CTI_SENAI/</w:t>
+      </w:r>
+      <w:r>
+        <w:rPr>
+          <w:color w:val="000000"/>
+        </w:rPr>
+        <w:br/>
+      </w:r>
+      <w:r>
+        <w:rPr>
+          <w:rStyle w:val="VerbatimChar"/>
+          <w:color w:val="000000"/>
+        </w:rPr>
+        <w:t>├── Data/                         Bases utilizadas na demonstração</w:t>
+      </w:r>
+      <w:r>
+        <w:rPr>
+          <w:color w:val="000000"/>
+        </w:rPr>
+        <w:br/>
+      </w:r>
+      <w:r>
+        <w:rPr>
+          <w:rStyle w:val="VerbatimChar"/>
+          <w:color w:val="000000"/>
+        </w:rPr>
+        <w:t>└── FrontEnd/</w:t>
+      </w:r>
+      <w:r>
+        <w:rPr>
+          <w:color w:val="000000"/>
+        </w:rPr>
+        <w:br/>
+      </w:r>
+      <w:r>
+        <w:rPr>
+          <w:rStyle w:val="VerbatimChar"/>
+          <w:color w:val="000000"/>
+        </w:rPr>
+        <w:t xml:space="preserve">    ├── src/</w:t>
+      </w:r>
+      <w:r>
+        <w:rPr>
+          <w:color w:val="000000"/>
+        </w:rPr>
+        <w:br/>
+      </w:r>
+      <w:r>
+        <w:rPr>
+          <w:rStyle w:val="VerbatimChar"/>
+          <w:color w:val="000000"/>
+        </w:rPr>
+        <w:t xml:space="preserve">    │   ├── main.js               Inicialização do Vue e do Pinia</w:t>
+      </w:r>
+      <w:r>
+        <w:rPr>
+          <w:color w:val="000000"/>
+        </w:rPr>
+        <w:br/>
+      </w:r>
+      <w:r>
+        <w:rPr>
+          <w:rStyle w:val="VerbatimChar"/>
+          <w:color w:val="000000"/>
+        </w:rPr>
+        <w:t xml:space="preserve">    │   ├── router/index.js       Rotas de upload e relatório</w:t>
+      </w:r>
+      <w:r>
+        <w:rPr>
+          <w:color w:val="000000"/>
+        </w:rPr>
+        <w:br/>
+      </w:r>
+      <w:r>
+        <w:rPr>
+          <w:rStyle w:val="VerbatimChar"/>
+          <w:color w:val="000000"/>
+        </w:rPr>
+        <w:t xml:space="preserve">    │   ├── stores/uploadStore.js Estado, getters e actions</w:t>
+      </w:r>
+      <w:r>
+        <w:rPr>
+          <w:color w:val="000000"/>
+        </w:rPr>
+        <w:br/>
+      </w:r>
+      <w:r>
+        <w:rPr>
+          <w:rStyle w:val="VerbatimChar"/>
+          <w:color w:val="000000"/>
+        </w:rPr>
+        <w:t xml:space="preserve">    │   ├── utils/planilha.js     Leitura, tratamento e validação</w:t>
+      </w:r>
+      <w:r>
+        <w:rPr>
+          <w:color w:val="000000"/>
+        </w:rPr>
+        <w:br/>
+      </w:r>
+      <w:r>
+        <w:rPr>
+          <w:rStyle w:val="VerbatimChar"/>
+          <w:color w:val="000000"/>
+        </w:rPr>
+        <w:t xml:space="preserve">    │   ├── utils/formato.js      Conversão e formatação de valores</w:t>
+      </w:r>
+      <w:r>
+        <w:rPr>
+          <w:color w:val="000000"/>
+        </w:rPr>
+        <w:br/>
+      </w:r>
+      <w:r>
+        <w:rPr>
+          <w:rStyle w:val="VerbatimChar"/>
+          <w:color w:val="000000"/>
+        </w:rPr>
+        <w:t xml:space="preserve">    │   └── views/</w:t>
+      </w:r>
+      <w:r>
+        <w:rPr>
+          <w:color w:val="000000"/>
+        </w:rPr>
+        <w:br/>
+      </w:r>
+      <w:r>
+        <w:rPr>
+          <w:rStyle w:val="VerbatimChar"/>
+          <w:color w:val="000000"/>
+        </w:rPr>
+        <w:t xml:space="preserve">    │       ├── UploadView.vue    Seleção e processamento</w:t>
+      </w:r>
+      <w:r>
+        <w:rPr>
+          <w:color w:val="000000"/>
+        </w:rPr>
+        <w:br/>
+      </w:r>
+      <w:r>
+        <w:rPr>
+          <w:rStyle w:val="VerbatimChar"/>
+          <w:color w:val="000000"/>
+        </w:rPr>
+        <w:t xml:space="preserve">    │       └── RelatoriosView.vue Exibição dos resultados</w:t>
+      </w:r>
+      <w:r>
+        <w:rPr>
+          <w:color w:val="000000"/>
+        </w:rPr>
+        <w:br/>
+      </w:r>
+      <w:r>
+        <w:rPr>
+          <w:rStyle w:val="VerbatimChar"/>
+          <w:color w:val="000000"/>
+        </w:rPr>
+        <w:t xml:space="preserve">    └── tests/                   Verificação das regras e da store</w:t>
       </w:r>
     </w:p>
     <w:p>
       <w:pPr>
-        <w:pStyle w:val="Corpodetexto"/>
-        <w:rPr>
-          <w:color w:val="000000"/>
-        </w:rPr>
-      </w:pPr>
-      <w:r>
-        <w:rPr>
-          <w:color w:val="000000"/>
-        </w:rPr>
-        <w:t>Também são armazenados o nome do arquivo (</w:t>
-      </w:r>
-      <w:r>
-        <w:rPr>
-          <w:rStyle w:val="VerbatimChar"/>
-          <w:color w:val="000000"/>
-        </w:rPr>
-        <w:t>nomeArquivo</w:t>
-      </w:r>
-      <w:r>
-        <w:rPr>
-          <w:color w:val="000000"/>
-        </w:rPr>
-        <w:t>), a data do processamento (</w:t>
-      </w:r>
-      <w:r>
-        <w:rPr>
-          <w:rStyle w:val="VerbatimChar"/>
-          <w:color w:val="000000"/>
-        </w:rPr>
-        <w:t>dataUpload</w:t>
-      </w:r>
-      <w:r>
-        <w:rPr>
-          <w:color w:val="000000"/>
-        </w:rPr>
-        <w:t>), a quantidade de colunas (</w:t>
-      </w:r>
-      <w:r>
-        <w:rPr>
-          <w:rStyle w:val="VerbatimChar"/>
-          <w:color w:val="000000"/>
-        </w:rPr>
-        <w:t>totalColunas</w:t>
-      </w:r>
-      <w:r>
-        <w:rPr>
-          <w:color w:val="000000"/>
-        </w:rPr>
-        <w:t>), o período do faturamento (</w:t>
-      </w:r>
-      <w:r>
-        <w:rPr>
-          <w:rStyle w:val="VerbatimChar"/>
-          <w:color w:val="000000"/>
-        </w:rPr>
-        <w:t>periodoFaturamento</w:t>
-      </w:r>
-      <w:r>
-        <w:rPr>
-          <w:color w:val="000000"/>
-        </w:rPr>
-        <w:t>), o estado de carregamento (</w:t>
-      </w:r>
-      <w:r>
-        <w:rPr>
-          <w:rStyle w:val="VerbatimChar"/>
-          <w:color w:val="000000"/>
-        </w:rPr>
-        <w:t>carregando</w:t>
-      </w:r>
-      <w:r>
-        <w:rPr>
-          <w:color w:val="000000"/>
-        </w:rPr>
-        <w:t>) e a mensagem de falha da operação (</w:t>
-      </w:r>
-      <w:r>
-        <w:rPr>
-          <w:rStyle w:val="VerbatimChar"/>
-          <w:color w:val="000000"/>
-        </w:rPr>
-        <w:t>erro</w:t>
-      </w:r>
-      <w:r>
-        <w:rPr>
-          <w:color w:val="000000"/>
-        </w:rPr>
-        <w:t xml:space="preserve">). </w:t>
-      </w:r>
-      <w:r>
-        <w:rPr>
-          <w:rStyle w:val="VerbatimChar"/>
-          <w:color w:val="000000"/>
-        </w:rPr>
-        <w:t>erros</w:t>
-      </w:r>
-      <w:r>
-        <w:rPr>
-          <w:color w:val="000000"/>
-        </w:rPr>
-        <w:t xml:space="preserve"> </w:t>
-      </w:r>
-      <w:r>
-        <w:rPr>
-          <w:color w:val="000000"/>
-        </w:rPr>
-        <w:t xml:space="preserve">reúne problemas dos registros; </w:t>
-      </w:r>
-      <w:r>
-        <w:rPr>
-          <w:rStyle w:val="VerbatimChar"/>
-          <w:color w:val="000000"/>
-        </w:rPr>
-        <w:t>erro</w:t>
-      </w:r>
-      <w:r>
-        <w:rPr>
-          <w:color w:val="000000"/>
-        </w:rPr>
-        <w:t xml:space="preserve"> informa falhas que impedem a leitura.</w:t>
+        <w:pStyle w:val="FirstParagraph"/>
+        <w:keepNext/>
+        <w:rPr>
+          <w:color w:val="000000"/>
+        </w:rPr>
+      </w:pPr>
+      <w:r>
+        <w:rPr>
+          <w:color w:val="000000"/>
+        </w:rPr>
+        <w:t xml:space="preserve">Trecho de </w:t>
+      </w:r>
+      <w:r>
+        <w:rPr>
+          <w:rStyle w:val="VerbatimChar"/>
+          <w:color w:val="000000"/>
+        </w:rPr>
+        <w:t>FrontEnd/src/main.js</w:t>
+      </w:r>
+      <w:r>
+        <w:rPr>
+          <w:color w:val="000000"/>
+        </w:rPr>
+        <w:t>:</w:t>
       </w:r>
     </w:p>
     <w:p>
       <w:pPr>
-        <w:pStyle w:val="Corpodetexto"/>
-        <w:rPr>
-          <w:color w:val="000000"/>
-        </w:rPr>
-      </w:pPr>
-      <w:r>
-        <w:rPr>
-          <w:color w:val="000000"/>
-        </w:rPr>
-        <w:t xml:space="preserve">Os resultados ficam em memória e são gravados em </w:t>
-      </w:r>
-      <w:r>
-        <w:rPr>
-          <w:rStyle w:val="VerbatimChar"/>
-          <w:color w:val="000000"/>
-        </w:rPr>
-        <w:t>sessionStorage</w:t>
-      </w:r>
-      <w:r>
-        <w:rPr>
-          <w:color w:val="000000"/>
-        </w:rPr>
-        <w:t xml:space="preserve"> para recuperação após atualizar a página na mesma sessão. O objeto File não é restaurado. A planilha não é enviada a um backend.</w:t>
+        <w:pStyle w:val="SourceCode"/>
+        <w:keepLines/>
+        <w:rPr>
+          <w:color w:val="000000"/>
+          <w:sz w:val="18"/>
+        </w:rPr>
+      </w:pPr>
+      <w:r>
+        <w:rPr>
+          <w:rStyle w:val="KeywordTok"/>
+          <w:color w:val="000000"/>
+          <w:sz w:val="18"/>
+        </w:rPr>
+        <w:t>const</w:t>
+      </w:r>
+      <w:r>
+        <w:rPr>
+          <w:rStyle w:val="NormalTok"/>
+          <w:color w:val="000000"/>
+          <w:sz w:val="18"/>
+        </w:rPr>
+        <w:t xml:space="preserve"> app </w:t>
+      </w:r>
+      <w:r>
+        <w:rPr>
+          <w:rStyle w:val="OperatorTok"/>
+          <w:color w:val="000000"/>
+          <w:sz w:val="18"/>
+        </w:rPr>
+        <w:t>=</w:t>
+      </w:r>
+      <w:r>
+        <w:rPr>
+          <w:rStyle w:val="NormalTok"/>
+          <w:color w:val="000000"/>
+          <w:sz w:val="18"/>
+        </w:rPr>
+        <w:t xml:space="preserve"> </w:t>
+      </w:r>
+      <w:r>
+        <w:rPr>
+          <w:rStyle w:val="FunctionTok"/>
+          <w:color w:val="000000"/>
+          <w:sz w:val="18"/>
+        </w:rPr>
+        <w:t>createApp</w:t>
+      </w:r>
+      <w:r>
+        <w:rPr>
+          <w:rStyle w:val="NormalTok"/>
+          <w:color w:val="000000"/>
+          <w:sz w:val="18"/>
+        </w:rPr>
+        <w:t>(App)</w:t>
+      </w:r>
+      <w:r>
+        <w:rPr>
+          <w:color w:val="000000"/>
+          <w:sz w:val="18"/>
+        </w:rPr>
+        <w:br/>
+      </w:r>
+      <w:r>
+        <w:rPr>
+          <w:rStyle w:val="NormalTok"/>
+          <w:color w:val="000000"/>
+          <w:sz w:val="18"/>
+        </w:rPr>
+        <w:t>app</w:t>
+      </w:r>
+      <w:r>
+        <w:rPr>
+          <w:rStyle w:val="OperatorTok"/>
+          <w:color w:val="000000"/>
+          <w:sz w:val="18"/>
+        </w:rPr>
+        <w:t>.</w:t>
+      </w:r>
+      <w:r>
+        <w:rPr>
+          <w:rStyle w:val="FunctionTok"/>
+          <w:color w:val="000000"/>
+          <w:sz w:val="18"/>
+        </w:rPr>
+        <w:t>use</w:t>
+      </w:r>
+      <w:r>
+        <w:rPr>
+          <w:rStyle w:val="NormalTok"/>
+          <w:color w:val="000000"/>
+          <w:sz w:val="18"/>
+        </w:rPr>
+        <w:t>(</w:t>
+      </w:r>
+      <w:r>
+        <w:rPr>
+          <w:rStyle w:val="FunctionTok"/>
+          <w:color w:val="000000"/>
+          <w:sz w:val="18"/>
+        </w:rPr>
+        <w:t>createPinia</w:t>
+      </w:r>
+      <w:r>
+        <w:rPr>
+          <w:rStyle w:val="NormalTok"/>
+          <w:color w:val="000000"/>
+          <w:sz w:val="18"/>
+        </w:rPr>
+        <w:t>())</w:t>
+      </w:r>
+      <w:r>
+        <w:rPr>
+          <w:color w:val="000000"/>
+          <w:sz w:val="18"/>
+        </w:rPr>
+        <w:br/>
+      </w:r>
+      <w:r>
+        <w:rPr>
+          <w:rStyle w:val="NormalTok"/>
+          <w:color w:val="000000"/>
+          <w:sz w:val="18"/>
+        </w:rPr>
+        <w:t>app</w:t>
+      </w:r>
+      <w:r>
+        <w:rPr>
+          <w:rStyle w:val="OperatorTok"/>
+          <w:color w:val="000000"/>
+          <w:sz w:val="18"/>
+        </w:rPr>
+        <w:t>.</w:t>
+      </w:r>
+      <w:r>
+        <w:rPr>
+          <w:rStyle w:val="FunctionTok"/>
+          <w:color w:val="000000"/>
+          <w:sz w:val="18"/>
+        </w:rPr>
+        <w:t>use</w:t>
+      </w:r>
+      <w:r>
+        <w:rPr>
+          <w:rStyle w:val="NormalTok"/>
+          <w:color w:val="000000"/>
+          <w:sz w:val="18"/>
+        </w:rPr>
+        <w:t>(router)</w:t>
+      </w:r>
+      <w:r>
+        <w:rPr>
+          <w:color w:val="000000"/>
+          <w:sz w:val="18"/>
+        </w:rPr>
+        <w:br/>
+      </w:r>
+      <w:r>
+        <w:rPr>
+          <w:rStyle w:val="NormalTok"/>
+          <w:color w:val="000000"/>
+          <w:sz w:val="18"/>
+        </w:rPr>
+        <w:t>app</w:t>
+      </w:r>
+      <w:r>
+        <w:rPr>
+          <w:rStyle w:val="OperatorTok"/>
+          <w:color w:val="000000"/>
+          <w:sz w:val="18"/>
+        </w:rPr>
+        <w:t>.</w:t>
+      </w:r>
+      <w:r>
+        <w:rPr>
+          <w:rStyle w:val="FunctionTok"/>
+          <w:color w:val="000000"/>
+          <w:sz w:val="18"/>
+        </w:rPr>
+        <w:t>mount</w:t>
+      </w:r>
+      <w:r>
+        <w:rPr>
+          <w:rStyle w:val="NormalTok"/>
+          <w:color w:val="000000"/>
+          <w:sz w:val="18"/>
+        </w:rPr>
+        <w:t>(</w:t>
+      </w:r>
+      <w:r>
+        <w:rPr>
+          <w:rStyle w:val="StringTok"/>
+          <w:color w:val="000000"/>
+          <w:sz w:val="18"/>
+        </w:rPr>
+        <w:t>'#app'</w:t>
+      </w:r>
+      <w:r>
+        <w:rPr>
+          <w:rStyle w:val="NormalTok"/>
+          <w:color w:val="000000"/>
+          <w:sz w:val="18"/>
+        </w:rPr>
+        <w:t>)</w:t>
       </w:r>
     </w:p>
     <w:p>
       <w:pPr>
+        <w:pStyle w:val="FirstParagraph"/>
+        <w:rPr>
+          <w:color w:val="000000"/>
+        </w:rPr>
+      </w:pPr>
+      <w:r>
+        <w:rPr>
+          <w:rStyle w:val="VerbatimChar"/>
+          <w:color w:val="000000"/>
+        </w:rPr>
+        <w:t>createApp</w:t>
+      </w:r>
+      <w:r>
+        <w:rPr>
+          <w:color w:val="000000"/>
+        </w:rPr>
+        <w:t xml:space="preserve"> cria a aplicação Vue. </w:t>
+      </w:r>
+      <w:r>
+        <w:rPr>
+          <w:rStyle w:val="VerbatimChar"/>
+          <w:color w:val="000000"/>
+        </w:rPr>
+        <w:t>app.use(createPinia())</w:t>
+      </w:r>
+      <w:r>
+        <w:rPr>
+          <w:color w:val="000000"/>
+        </w:rPr>
+        <w:t xml:space="preserve"> registra o gerenciador de estado antes de montar a interface. O router define qual tela será exibida. </w:t>
+      </w:r>
+      <w:r>
+        <w:rPr>
+          <w:rStyle w:val="VerbatimChar"/>
+          <w:color w:val="000000"/>
+        </w:rPr>
+        <w:t>mount</w:t>
+      </w:r>
+      <w:r>
+        <w:rPr>
+          <w:color w:val="000000"/>
+        </w:rPr>
+        <w:t xml:space="preserve"> conecta a aplicação ao elemento HTML com identificador </w:t>
+      </w:r>
+      <w:r>
+        <w:rPr>
+          <w:rStyle w:val="VerbatimChar"/>
+          <w:color w:val="000000"/>
+        </w:rPr>
+        <w:t>app</w:t>
+      </w:r>
+      <w:r>
+        <w:rPr>
+          <w:color w:val="000000"/>
+        </w:rPr>
+        <w:t>.</w:t>
+      </w:r>
+    </w:p>
+    <w:p>
+      <w:pPr>
+        <w:pStyle w:val="Corpodetexto"/>
+        <w:rPr>
+          <w:color w:val="000000"/>
+        </w:rPr>
+      </w:pPr>
+      <w:r>
+        <w:rPr>
+          <w:color w:val="000000"/>
+        </w:rPr>
+        <w:t>Os exemplos a seguir são trechos do projeto. Quando um trecho contém apenas parte de uma função, ele é identificado como recorte e não deve ser interpretado como uma implementação completa.</w:t>
+      </w:r>
+    </w:p>
+    <w:p>
+      <w:pPr>
         <w:pStyle w:val="Ttulo1"/>
         <w:rPr>
           <w:color w:val="000000"/>
         </w:rPr>
       </w:pPr>
-      <w:bookmarkStart w:id="1" w:name="X53fabd5810934b15ce6a5d3a38499ed82730895"/>
+      <w:bookmarkStart w:id="1" w:name="o-que-foi-armazenado-no-state"/>
       <w:bookmarkEnd w:id="0"/>
+      <w:r>
+        <w:rPr>
+          <w:color w:val="000000"/>
+        </w:rPr>
+        <w:t>1 O que foi armazenado no state</w:t>
+      </w:r>
+    </w:p>
+    <w:p>
+      <w:pPr>
+        <w:pStyle w:val="FirstParagraph"/>
+        <w:rPr>
+          <w:color w:val="000000"/>
+        </w:rPr>
+      </w:pPr>
+      <w:r>
+        <w:rPr>
+          <w:color w:val="000000"/>
+        </w:rPr>
+        <w:t xml:space="preserve">A store está em </w:t>
+      </w:r>
+      <w:r>
+        <w:rPr>
+          <w:rStyle w:val="VerbatimChar"/>
+          <w:color w:val="000000"/>
+        </w:rPr>
+        <w:t>FrontEnd/src/stores/uploadStore.js</w:t>
+      </w:r>
+      <w:r>
+        <w:rPr>
+          <w:color w:val="000000"/>
+        </w:rPr>
+        <w:t xml:space="preserve">, definida por </w:t>
+      </w:r>
+      <w:r>
+        <w:rPr>
+          <w:rStyle w:val="VerbatimChar"/>
+          <w:color w:val="000000"/>
+        </w:rPr>
+        <w:t>defineStore('upload', ...)</w:t>
+      </w:r>
+      <w:r>
+        <w:rPr>
+          <w:color w:val="000000"/>
+        </w:rPr>
+        <w:t xml:space="preserve">. Foi utilizado o formato Setup Store: </w:t>
+      </w:r>
+      <w:r>
+        <w:rPr>
+          <w:rStyle w:val="VerbatimChar"/>
+          <w:color w:val="000000"/>
+        </w:rPr>
+        <w:t>ref</w:t>
+      </w:r>
+      <w:r>
+        <w:rPr>
+          <w:color w:val="000000"/>
+        </w:rPr>
+        <w:t xml:space="preserve"> e </w:t>
+      </w:r>
+      <w:r>
+        <w:rPr>
+          <w:rStyle w:val="VerbatimChar"/>
+          <w:color w:val="000000"/>
+        </w:rPr>
+        <w:t>shallowRef</w:t>
+      </w:r>
+      <w:r>
+        <w:rPr>
+          <w:color w:val="000000"/>
+        </w:rPr>
+        <w:t xml:space="preserve"> representam o state, </w:t>
+      </w:r>
+      <w:r>
+        <w:rPr>
+          <w:rStyle w:val="VerbatimChar"/>
+          <w:color w:val="000000"/>
+        </w:rPr>
+        <w:t>computed</w:t>
+      </w:r>
+      <w:r>
+        <w:rPr>
+          <w:color w:val="000000"/>
+        </w:rPr>
+        <w:t xml:space="preserve"> representa os getters e as funções representam as actions.</w:t>
+      </w:r>
+    </w:p>
+    <w:p>
+      <w:pPr>
+        <w:pStyle w:val="Corpodetexto"/>
+        <w:rPr>
+          <w:color w:val="000000"/>
+        </w:rPr>
+      </w:pPr>
+      <w:r>
+        <w:rPr>
+          <w:color w:val="000000"/>
+        </w:rPr>
+        <w:t>No state foram armazenados o arquivo selecionado (</w:t>
+      </w:r>
+      <w:r>
+        <w:rPr>
+          <w:rStyle w:val="VerbatimChar"/>
+          <w:color w:val="000000"/>
+        </w:rPr>
+        <w:t>arquivo</w:t>
+      </w:r>
+      <w:r>
+        <w:rPr>
+          <w:color w:val="000000"/>
+        </w:rPr>
+        <w:t>), os dados originais da planilha (</w:t>
+      </w:r>
+      <w:r>
+        <w:rPr>
+          <w:rStyle w:val="VerbatimChar"/>
+          <w:color w:val="000000"/>
+        </w:rPr>
+        <w:t>dadosOriginais</w:t>
+      </w:r>
+      <w:r>
+        <w:rPr>
+          <w:color w:val="000000"/>
+        </w:rPr>
+        <w:t>), os registros tratados (</w:t>
+      </w:r>
+      <w:r>
+        <w:rPr>
+          <w:rStyle w:val="VerbatimChar"/>
+          <w:color w:val="000000"/>
+        </w:rPr>
+        <w:t>clientes</w:t>
+      </w:r>
+      <w:r>
+        <w:rPr>
+          <w:color w:val="000000"/>
+        </w:rPr>
+        <w:t>), as ocorrências de erro (</w:t>
+      </w:r>
+      <w:r>
+        <w:rPr>
+          <w:rStyle w:val="VerbatimChar"/>
+          <w:color w:val="000000"/>
+        </w:rPr>
+        <w:t>erros</w:t>
+      </w:r>
+      <w:r>
+        <w:rPr>
+          <w:color w:val="000000"/>
+        </w:rPr>
+        <w:t>) e o resumo da validação (</w:t>
+      </w:r>
+      <w:r>
+        <w:rPr>
+          <w:rStyle w:val="VerbatimChar"/>
+          <w:color w:val="000000"/>
+        </w:rPr>
+        <w:t>resumo</w:t>
+      </w:r>
+      <w:r>
+        <w:rPr>
+          <w:color w:val="000000"/>
+        </w:rPr>
+        <w:t>). Cada cliente mantém sua linha na planilha, os campos tratados, a lista de erros e a indicação de registro válido ou inválido.</w:t>
+      </w:r>
+    </w:p>
+    <w:p>
+      <w:pPr>
+        <w:pStyle w:val="Corpodetexto"/>
+        <w:rPr>
+          <w:color w:val="000000"/>
+        </w:rPr>
+      </w:pPr>
+      <w:r>
+        <w:rPr>
+          <w:color w:val="000000"/>
+        </w:rPr>
+        <w:lastRenderedPageBreak/>
+        <w:t>Também são armazenados o nome do arquivo (</w:t>
+      </w:r>
+      <w:r>
+        <w:rPr>
+          <w:rStyle w:val="VerbatimChar"/>
+          <w:color w:val="000000"/>
+        </w:rPr>
+        <w:t>nomeArquivo</w:t>
+      </w:r>
+      <w:r>
+        <w:rPr>
+          <w:color w:val="000000"/>
+        </w:rPr>
+        <w:t>), a data do processamento (</w:t>
+      </w:r>
+      <w:r>
+        <w:rPr>
+          <w:rStyle w:val="VerbatimChar"/>
+          <w:color w:val="000000"/>
+        </w:rPr>
+        <w:t>dataUpload</w:t>
+      </w:r>
+      <w:r>
+        <w:rPr>
+          <w:color w:val="000000"/>
+        </w:rPr>
+        <w:t>), a quantidade de colunas (</w:t>
+      </w:r>
+      <w:r>
+        <w:rPr>
+          <w:rStyle w:val="VerbatimChar"/>
+          <w:color w:val="000000"/>
+        </w:rPr>
+        <w:t>totalColunas</w:t>
+      </w:r>
+      <w:r>
+        <w:rPr>
+          <w:color w:val="000000"/>
+        </w:rPr>
+        <w:t>), o período do faturamento (</w:t>
+      </w:r>
+      <w:r>
+        <w:rPr>
+          <w:rStyle w:val="VerbatimChar"/>
+          <w:color w:val="000000"/>
+        </w:rPr>
+        <w:t>periodoFaturamento</w:t>
+      </w:r>
+      <w:r>
+        <w:rPr>
+          <w:color w:val="000000"/>
+        </w:rPr>
+        <w:t>), o estado de carregamento (</w:t>
+      </w:r>
+      <w:r>
+        <w:rPr>
+          <w:rStyle w:val="VerbatimChar"/>
+          <w:color w:val="000000"/>
+        </w:rPr>
+        <w:t>carregando</w:t>
+      </w:r>
+      <w:r>
+        <w:rPr>
+          <w:color w:val="000000"/>
+        </w:rPr>
+        <w:t>) e a mensagem de falha da operação (</w:t>
+      </w:r>
+      <w:r>
+        <w:rPr>
+          <w:rStyle w:val="VerbatimChar"/>
+          <w:color w:val="000000"/>
+        </w:rPr>
+        <w:t>erro</w:t>
+      </w:r>
+      <w:r>
+        <w:rPr>
+          <w:color w:val="000000"/>
+        </w:rPr>
+        <w:t xml:space="preserve">). </w:t>
+      </w:r>
+      <w:r>
+        <w:rPr>
+          <w:rStyle w:val="VerbatimChar"/>
+          <w:color w:val="000000"/>
+        </w:rPr>
+        <w:t>erros</w:t>
+      </w:r>
+      <w:r>
+        <w:rPr>
+          <w:color w:val="000000"/>
+        </w:rPr>
+        <w:t xml:space="preserve"> reúne problemas dos registros; </w:t>
+      </w:r>
+      <w:r>
+        <w:rPr>
+          <w:rStyle w:val="VerbatimChar"/>
+          <w:color w:val="000000"/>
+        </w:rPr>
+        <w:t>erro</w:t>
+      </w:r>
+      <w:r>
+        <w:rPr>
+          <w:color w:val="000000"/>
+        </w:rPr>
+        <w:t xml:space="preserve"> informa falhas que impedem a leitura.</w:t>
+      </w:r>
+    </w:p>
+    <w:p>
+      <w:pPr>
+        <w:pStyle w:val="Corpodetexto"/>
+        <w:rPr>
+          <w:color w:val="000000"/>
+        </w:rPr>
+      </w:pPr>
+      <w:r>
+        <w:rPr>
+          <w:color w:val="000000"/>
+        </w:rPr>
+        <w:t xml:space="preserve">Os resultados ficam em memória e são gravados em </w:t>
+      </w:r>
+      <w:r>
+        <w:rPr>
+          <w:rStyle w:val="VerbatimChar"/>
+          <w:color w:val="000000"/>
+        </w:rPr>
+        <w:t>sessionStorage</w:t>
+      </w:r>
+      <w:r>
+        <w:rPr>
+          <w:color w:val="000000"/>
+        </w:rPr>
+        <w:t xml:space="preserve"> para recuperação após atualizar a página na mesma sessão. O objeto File não é restaurado. A planilha não é enviada a um backend.</w:t>
+      </w:r>
+    </w:p>
+    <w:p>
+      <w:pPr>
+        <w:pStyle w:val="Ttulo2"/>
+        <w:rPr>
+          <w:color w:val="000000"/>
+        </w:rPr>
+      </w:pPr>
+      <w:bookmarkStart w:id="2" w:name="declaração-e-recuperação-do-estado"/>
+      <w:r>
+        <w:rPr>
+          <w:color w:val="000000"/>
+        </w:rPr>
+        <w:t>1.1 Declaração e recuperação do estado</w:t>
+      </w:r>
+    </w:p>
+    <w:p>
+      <w:pPr>
+        <w:pStyle w:val="FirstParagraph"/>
+        <w:keepNext/>
+        <w:rPr>
+          <w:color w:val="000000"/>
+        </w:rPr>
+      </w:pPr>
+      <w:r>
+        <w:rPr>
+          <w:color w:val="000000"/>
+        </w:rPr>
+        <w:t xml:space="preserve">Recorte de </w:t>
+      </w:r>
+      <w:r>
+        <w:rPr>
+          <w:rStyle w:val="VerbatimChar"/>
+          <w:color w:val="000000"/>
+        </w:rPr>
+        <w:t>FrontEnd/src/stores/uploadStore.js</w:t>
+      </w:r>
+      <w:r>
+        <w:rPr>
+          <w:color w:val="000000"/>
+        </w:rPr>
+        <w:t xml:space="preserve">, dentro de </w:t>
+      </w:r>
+      <w:r>
+        <w:rPr>
+          <w:rStyle w:val="VerbatimChar"/>
+          <w:color w:val="000000"/>
+        </w:rPr>
+        <w:t>defineStore</w:t>
+      </w:r>
+      <w:r>
+        <w:rPr>
+          <w:color w:val="000000"/>
+        </w:rPr>
+        <w:t>:</w:t>
+      </w:r>
+    </w:p>
+    <w:p>
+      <w:pPr>
+        <w:pStyle w:val="SourceCode"/>
+        <w:keepLines/>
+        <w:rPr>
+          <w:color w:val="000000"/>
+          <w:sz w:val="18"/>
+        </w:rPr>
+      </w:pPr>
+      <w:r>
+        <w:rPr>
+          <w:rStyle w:val="ImportTok"/>
+          <w:color w:val="000000"/>
+          <w:sz w:val="18"/>
+        </w:rPr>
+        <w:t>export</w:t>
+      </w:r>
+      <w:r>
+        <w:rPr>
+          <w:rStyle w:val="NormalTok"/>
+          <w:color w:val="000000"/>
+          <w:sz w:val="18"/>
+        </w:rPr>
+        <w:t xml:space="preserve"> </w:t>
+      </w:r>
+      <w:r>
+        <w:rPr>
+          <w:rStyle w:val="KeywordTok"/>
+          <w:color w:val="000000"/>
+          <w:sz w:val="18"/>
+        </w:rPr>
+        <w:t>const</w:t>
+      </w:r>
+      <w:r>
+        <w:rPr>
+          <w:rStyle w:val="NormalTok"/>
+          <w:color w:val="000000"/>
+          <w:sz w:val="18"/>
+        </w:rPr>
+        <w:t xml:space="preserve"> useUploadStore </w:t>
+      </w:r>
+      <w:r>
+        <w:rPr>
+          <w:rStyle w:val="OperatorTok"/>
+          <w:color w:val="000000"/>
+          <w:sz w:val="18"/>
+        </w:rPr>
+        <w:t>=</w:t>
+      </w:r>
+      <w:r>
+        <w:rPr>
+          <w:rStyle w:val="NormalTok"/>
+          <w:color w:val="000000"/>
+          <w:sz w:val="18"/>
+        </w:rPr>
+        <w:t xml:space="preserve"> </w:t>
+      </w:r>
+      <w:r>
+        <w:rPr>
+          <w:rStyle w:val="FunctionTok"/>
+          <w:color w:val="000000"/>
+          <w:sz w:val="18"/>
+        </w:rPr>
+        <w:t>defineStore</w:t>
+      </w:r>
+      <w:r>
+        <w:rPr>
+          <w:rStyle w:val="NormalTok"/>
+          <w:color w:val="000000"/>
+          <w:sz w:val="18"/>
+        </w:rPr>
+        <w:t>(</w:t>
+      </w:r>
+      <w:r>
+        <w:rPr>
+          <w:rStyle w:val="StringTok"/>
+          <w:color w:val="000000"/>
+          <w:sz w:val="18"/>
+        </w:rPr>
+        <w:t>'upload'</w:t>
+      </w:r>
+      <w:r>
+        <w:rPr>
+          <w:rStyle w:val="OperatorTok"/>
+          <w:color w:val="000000"/>
+          <w:sz w:val="18"/>
+        </w:rPr>
+        <w:t>,</w:t>
+      </w:r>
+      <w:r>
+        <w:rPr>
+          <w:rStyle w:val="NormalTok"/>
+          <w:color w:val="000000"/>
+          <w:sz w:val="18"/>
+        </w:rPr>
+        <w:t xml:space="preserve"> () </w:t>
+      </w:r>
+      <w:r>
+        <w:rPr>
+          <w:rStyle w:val="KeywordTok"/>
+          <w:color w:val="000000"/>
+          <w:sz w:val="18"/>
+        </w:rPr>
+        <w:t>=&gt;</w:t>
+      </w:r>
+      <w:r>
+        <w:rPr>
+          <w:rStyle w:val="NormalTok"/>
+          <w:color w:val="000000"/>
+          <w:sz w:val="18"/>
+        </w:rPr>
+        <w:t xml:space="preserve"> {</w:t>
+      </w:r>
+      <w:r>
+        <w:rPr>
+          <w:color w:val="000000"/>
+          <w:sz w:val="18"/>
+        </w:rPr>
+        <w:br/>
+      </w:r>
+      <w:r>
+        <w:rPr>
+          <w:rStyle w:val="NormalTok"/>
+          <w:color w:val="000000"/>
+          <w:sz w:val="18"/>
+        </w:rPr>
+        <w:t xml:space="preserve">  </w:t>
+      </w:r>
+      <w:r>
+        <w:rPr>
+          <w:rStyle w:val="KeywordTok"/>
+          <w:color w:val="000000"/>
+          <w:sz w:val="18"/>
+        </w:rPr>
+        <w:t>const</w:t>
+      </w:r>
+      <w:r>
+        <w:rPr>
+          <w:rStyle w:val="NormalTok"/>
+          <w:color w:val="000000"/>
+          <w:sz w:val="18"/>
+        </w:rPr>
+        <w:t xml:space="preserve"> sessao </w:t>
+      </w:r>
+      <w:r>
+        <w:rPr>
+          <w:rStyle w:val="OperatorTok"/>
+          <w:color w:val="000000"/>
+          <w:sz w:val="18"/>
+        </w:rPr>
+        <w:t>=</w:t>
+      </w:r>
+      <w:r>
+        <w:rPr>
+          <w:rStyle w:val="NormalTok"/>
+          <w:color w:val="000000"/>
+          <w:sz w:val="18"/>
+        </w:rPr>
+        <w:t xml:space="preserve"> </w:t>
+      </w:r>
+      <w:r>
+        <w:rPr>
+          <w:rStyle w:val="FunctionTok"/>
+          <w:color w:val="000000"/>
+          <w:sz w:val="18"/>
+        </w:rPr>
+        <w:t>lerDaSessao</w:t>
+      </w:r>
+      <w:r>
+        <w:rPr>
+          <w:rStyle w:val="NormalTok"/>
+          <w:color w:val="000000"/>
+          <w:sz w:val="18"/>
+        </w:rPr>
+        <w:t>()</w:t>
+      </w:r>
+      <w:r>
+        <w:rPr>
+          <w:color w:val="000000"/>
+          <w:sz w:val="18"/>
+        </w:rPr>
+        <w:br/>
+      </w:r>
+      <w:r>
+        <w:rPr>
+          <w:rStyle w:val="NormalTok"/>
+          <w:color w:val="000000"/>
+          <w:sz w:val="18"/>
+        </w:rPr>
+        <w:t xml:space="preserve">  </w:t>
+      </w:r>
+      <w:r>
+        <w:rPr>
+          <w:rStyle w:val="CommentTok"/>
+          <w:color w:val="000000"/>
+          <w:sz w:val="18"/>
+        </w:rPr>
+        <w:t>// File permanece em memória: não pode ser restaurado pelo JSON da sessão.</w:t>
+      </w:r>
+      <w:r>
+        <w:rPr>
+          <w:color w:val="000000"/>
+          <w:sz w:val="18"/>
+        </w:rPr>
+        <w:br/>
+      </w:r>
+      <w:r>
+        <w:rPr>
+          <w:rStyle w:val="NormalTok"/>
+          <w:color w:val="000000"/>
+          <w:sz w:val="18"/>
+        </w:rPr>
+        <w:t xml:space="preserve">  </w:t>
+      </w:r>
+      <w:r>
+        <w:rPr>
+          <w:rStyle w:val="KeywordTok"/>
+          <w:color w:val="000000"/>
+          <w:sz w:val="18"/>
+        </w:rPr>
+        <w:t>const</w:t>
+      </w:r>
+      <w:r>
+        <w:rPr>
+          <w:rStyle w:val="NormalTok"/>
+          <w:color w:val="000000"/>
+          <w:sz w:val="18"/>
+        </w:rPr>
+        <w:t xml:space="preserve"> arquivo </w:t>
+      </w:r>
+      <w:r>
+        <w:rPr>
+          <w:rStyle w:val="OperatorTok"/>
+          <w:color w:val="000000"/>
+          <w:sz w:val="18"/>
+        </w:rPr>
+        <w:t>=</w:t>
+      </w:r>
+      <w:r>
+        <w:rPr>
+          <w:rStyle w:val="NormalTok"/>
+          <w:color w:val="000000"/>
+          <w:sz w:val="18"/>
+        </w:rPr>
+        <w:t xml:space="preserve"> </w:t>
+      </w:r>
+      <w:r>
+        <w:rPr>
+          <w:rStyle w:val="FunctionTok"/>
+          <w:color w:val="000000"/>
+          <w:sz w:val="18"/>
+        </w:rPr>
+        <w:t>shallowRef</w:t>
+      </w:r>
+      <w:r>
+        <w:rPr>
+          <w:rStyle w:val="NormalTok"/>
+          <w:color w:val="000000"/>
+          <w:sz w:val="18"/>
+        </w:rPr>
+        <w:t>(</w:t>
+      </w:r>
+      <w:r>
+        <w:rPr>
+          <w:rStyle w:val="KeywordTok"/>
+          <w:color w:val="000000"/>
+          <w:sz w:val="18"/>
+        </w:rPr>
+        <w:t>null</w:t>
+      </w:r>
+      <w:r>
+        <w:rPr>
+          <w:rStyle w:val="NormalTok"/>
+          <w:color w:val="000000"/>
+          <w:sz w:val="18"/>
+        </w:rPr>
+        <w:t>)</w:t>
+      </w:r>
+      <w:r>
+        <w:rPr>
+          <w:color w:val="000000"/>
+          <w:sz w:val="18"/>
+        </w:rPr>
+        <w:br/>
+      </w:r>
+      <w:r>
+        <w:rPr>
+          <w:rStyle w:val="NormalTok"/>
+          <w:color w:val="000000"/>
+          <w:sz w:val="18"/>
+        </w:rPr>
+        <w:t xml:space="preserve">  </w:t>
+      </w:r>
+      <w:r>
+        <w:rPr>
+          <w:rStyle w:val="KeywordTok"/>
+          <w:color w:val="000000"/>
+          <w:sz w:val="18"/>
+        </w:rPr>
+        <w:t>const</w:t>
+      </w:r>
+      <w:r>
+        <w:rPr>
+          <w:rStyle w:val="NormalTok"/>
+          <w:color w:val="000000"/>
+          <w:sz w:val="18"/>
+        </w:rPr>
+        <w:t xml:space="preserve"> dadosOriginais </w:t>
+      </w:r>
+      <w:r>
+        <w:rPr>
+          <w:rStyle w:val="OperatorTok"/>
+          <w:color w:val="000000"/>
+          <w:sz w:val="18"/>
+        </w:rPr>
+        <w:t>=</w:t>
+      </w:r>
+      <w:r>
+        <w:rPr>
+          <w:rStyle w:val="NormalTok"/>
+          <w:color w:val="000000"/>
+          <w:sz w:val="18"/>
+        </w:rPr>
+        <w:t xml:space="preserve"> </w:t>
+      </w:r>
+      <w:r>
+        <w:rPr>
+          <w:rStyle w:val="FunctionTok"/>
+          <w:color w:val="000000"/>
+          <w:sz w:val="18"/>
+        </w:rPr>
+        <w:t>ref</w:t>
+      </w:r>
+      <w:r>
+        <w:rPr>
+          <w:rStyle w:val="NormalTok"/>
+          <w:color w:val="000000"/>
+          <w:sz w:val="18"/>
+        </w:rPr>
+        <w:t>(sessao</w:t>
+      </w:r>
+      <w:r>
+        <w:rPr>
+          <w:rStyle w:val="OperatorTok"/>
+          <w:color w:val="000000"/>
+          <w:sz w:val="18"/>
+        </w:rPr>
+        <w:t>?.</w:t>
+      </w:r>
+      <w:r>
+        <w:rPr>
+          <w:rStyle w:val="AttributeTok"/>
+          <w:color w:val="000000"/>
+          <w:sz w:val="18"/>
+        </w:rPr>
+        <w:t>dadosOriginais</w:t>
+      </w:r>
+      <w:r>
+        <w:rPr>
+          <w:rStyle w:val="NormalTok"/>
+          <w:color w:val="000000"/>
+          <w:sz w:val="18"/>
+        </w:rPr>
+        <w:t xml:space="preserve"> </w:t>
+      </w:r>
+      <w:r>
+        <w:rPr>
+          <w:rStyle w:val="OperatorTok"/>
+          <w:color w:val="000000"/>
+          <w:sz w:val="18"/>
+        </w:rPr>
+        <w:t>??</w:t>
+      </w:r>
+      <w:r>
+        <w:rPr>
+          <w:rStyle w:val="NormalTok"/>
+          <w:color w:val="000000"/>
+          <w:sz w:val="18"/>
+        </w:rPr>
+        <w:t xml:space="preserve"> [])</w:t>
+      </w:r>
+      <w:r>
+        <w:rPr>
+          <w:color w:val="000000"/>
+          <w:sz w:val="18"/>
+        </w:rPr>
+        <w:br/>
+      </w:r>
+      <w:r>
+        <w:rPr>
+          <w:rStyle w:val="NormalTok"/>
+          <w:color w:val="000000"/>
+          <w:sz w:val="18"/>
+        </w:rPr>
+        <w:t xml:space="preserve">  </w:t>
+      </w:r>
+      <w:r>
+        <w:rPr>
+          <w:rStyle w:val="KeywordTok"/>
+          <w:color w:val="000000"/>
+          <w:sz w:val="18"/>
+        </w:rPr>
+        <w:t>const</w:t>
+      </w:r>
+      <w:r>
+        <w:rPr>
+          <w:rStyle w:val="NormalTok"/>
+          <w:color w:val="000000"/>
+          <w:sz w:val="18"/>
+        </w:rPr>
+        <w:t xml:space="preserve"> clientes </w:t>
+      </w:r>
+      <w:r>
+        <w:rPr>
+          <w:rStyle w:val="OperatorTok"/>
+          <w:color w:val="000000"/>
+          <w:sz w:val="18"/>
+        </w:rPr>
+        <w:t>=</w:t>
+      </w:r>
+      <w:r>
+        <w:rPr>
+          <w:rStyle w:val="NormalTok"/>
+          <w:color w:val="000000"/>
+          <w:sz w:val="18"/>
+        </w:rPr>
+        <w:t xml:space="preserve"> </w:t>
+      </w:r>
+      <w:r>
+        <w:rPr>
+          <w:rStyle w:val="FunctionTok"/>
+          <w:color w:val="000000"/>
+          <w:sz w:val="18"/>
+        </w:rPr>
+        <w:t>ref</w:t>
+      </w:r>
+      <w:r>
+        <w:rPr>
+          <w:rStyle w:val="NormalTok"/>
+          <w:color w:val="000000"/>
+          <w:sz w:val="18"/>
+        </w:rPr>
+        <w:t>(sessao</w:t>
+      </w:r>
+      <w:r>
+        <w:rPr>
+          <w:rStyle w:val="OperatorTok"/>
+          <w:color w:val="000000"/>
+          <w:sz w:val="18"/>
+        </w:rPr>
+        <w:t>?.</w:t>
+      </w:r>
+      <w:r>
+        <w:rPr>
+          <w:rStyle w:val="AttributeTok"/>
+          <w:color w:val="000000"/>
+          <w:sz w:val="18"/>
+        </w:rPr>
+        <w:t>clientes</w:t>
+      </w:r>
+      <w:r>
+        <w:rPr>
+          <w:rStyle w:val="NormalTok"/>
+          <w:color w:val="000000"/>
+          <w:sz w:val="18"/>
+        </w:rPr>
+        <w:t xml:space="preserve"> </w:t>
+      </w:r>
+      <w:r>
+        <w:rPr>
+          <w:rStyle w:val="OperatorTok"/>
+          <w:color w:val="000000"/>
+          <w:sz w:val="18"/>
+        </w:rPr>
+        <w:t>??</w:t>
+      </w:r>
+      <w:r>
+        <w:rPr>
+          <w:rStyle w:val="NormalTok"/>
+          <w:color w:val="000000"/>
+          <w:sz w:val="18"/>
+        </w:rPr>
+        <w:t xml:space="preserve"> [])</w:t>
+      </w:r>
+      <w:r>
+        <w:rPr>
+          <w:color w:val="000000"/>
+          <w:sz w:val="18"/>
+        </w:rPr>
+        <w:br/>
+      </w:r>
+      <w:r>
+        <w:rPr>
+          <w:rStyle w:val="NormalTok"/>
+          <w:color w:val="000000"/>
+          <w:sz w:val="18"/>
+        </w:rPr>
+        <w:t xml:space="preserve">  </w:t>
+      </w:r>
+      <w:r>
+        <w:rPr>
+          <w:rStyle w:val="KeywordTok"/>
+          <w:color w:val="000000"/>
+          <w:sz w:val="18"/>
+        </w:rPr>
+        <w:t>const</w:t>
+      </w:r>
+      <w:r>
+        <w:rPr>
+          <w:rStyle w:val="NormalTok"/>
+          <w:color w:val="000000"/>
+          <w:sz w:val="18"/>
+        </w:rPr>
+        <w:t xml:space="preserve"> erros </w:t>
+      </w:r>
+      <w:r>
+        <w:rPr>
+          <w:rStyle w:val="OperatorTok"/>
+          <w:color w:val="000000"/>
+          <w:sz w:val="18"/>
+        </w:rPr>
+        <w:t>=</w:t>
+      </w:r>
+      <w:r>
+        <w:rPr>
+          <w:rStyle w:val="NormalTok"/>
+          <w:color w:val="000000"/>
+          <w:sz w:val="18"/>
+        </w:rPr>
+        <w:t xml:space="preserve"> </w:t>
+      </w:r>
+      <w:r>
+        <w:rPr>
+          <w:rStyle w:val="FunctionTok"/>
+          <w:color w:val="000000"/>
+          <w:sz w:val="18"/>
+        </w:rPr>
+        <w:t>ref</w:t>
+      </w:r>
+      <w:r>
+        <w:rPr>
+          <w:rStyle w:val="NormalTok"/>
+          <w:color w:val="000000"/>
+          <w:sz w:val="18"/>
+        </w:rPr>
+        <w:t>(sessao</w:t>
+      </w:r>
+      <w:r>
+        <w:rPr>
+          <w:rStyle w:val="OperatorTok"/>
+          <w:color w:val="000000"/>
+          <w:sz w:val="18"/>
+        </w:rPr>
+        <w:t>?.</w:t>
+      </w:r>
+      <w:r>
+        <w:rPr>
+          <w:rStyle w:val="AttributeTok"/>
+          <w:color w:val="000000"/>
+          <w:sz w:val="18"/>
+        </w:rPr>
+        <w:t>erros</w:t>
+      </w:r>
+      <w:r>
+        <w:rPr>
+          <w:rStyle w:val="NormalTok"/>
+          <w:color w:val="000000"/>
+          <w:sz w:val="18"/>
+        </w:rPr>
+        <w:t xml:space="preserve"> </w:t>
+      </w:r>
+      <w:r>
+        <w:rPr>
+          <w:rStyle w:val="OperatorTok"/>
+          <w:color w:val="000000"/>
+          <w:sz w:val="18"/>
+        </w:rPr>
+        <w:t>??</w:t>
+      </w:r>
+      <w:r>
+        <w:rPr>
+          <w:rStyle w:val="NormalTok"/>
+          <w:color w:val="000000"/>
+          <w:sz w:val="18"/>
+        </w:rPr>
+        <w:t xml:space="preserve"> [])</w:t>
+      </w:r>
+      <w:r>
+        <w:rPr>
+          <w:color w:val="000000"/>
+          <w:sz w:val="18"/>
+        </w:rPr>
+        <w:br/>
+      </w:r>
+      <w:r>
+        <w:rPr>
+          <w:rStyle w:val="NormalTok"/>
+          <w:color w:val="000000"/>
+          <w:sz w:val="18"/>
+        </w:rPr>
+        <w:t xml:space="preserve">  </w:t>
+      </w:r>
+      <w:r>
+        <w:rPr>
+          <w:rStyle w:val="KeywordTok"/>
+          <w:color w:val="000000"/>
+          <w:sz w:val="18"/>
+        </w:rPr>
+        <w:t>const</w:t>
+      </w:r>
+      <w:r>
+        <w:rPr>
+          <w:rStyle w:val="NormalTok"/>
+          <w:color w:val="000000"/>
+          <w:sz w:val="18"/>
+        </w:rPr>
+        <w:t xml:space="preserve"> resumo </w:t>
+      </w:r>
+      <w:r>
+        <w:rPr>
+          <w:rStyle w:val="OperatorTok"/>
+          <w:color w:val="000000"/>
+          <w:sz w:val="18"/>
+        </w:rPr>
+        <w:t>=</w:t>
+      </w:r>
+      <w:r>
+        <w:rPr>
+          <w:rStyle w:val="NormalTok"/>
+          <w:color w:val="000000"/>
+          <w:sz w:val="18"/>
+        </w:rPr>
+        <w:t xml:space="preserve"> </w:t>
+      </w:r>
+      <w:r>
+        <w:rPr>
+          <w:rStyle w:val="FunctionTok"/>
+          <w:color w:val="000000"/>
+          <w:sz w:val="18"/>
+        </w:rPr>
+        <w:t>ref</w:t>
+      </w:r>
+      <w:r>
+        <w:rPr>
+          <w:rStyle w:val="NormalTok"/>
+          <w:color w:val="000000"/>
+          <w:sz w:val="18"/>
+        </w:rPr>
+        <w:t>(sessao</w:t>
+      </w:r>
+      <w:r>
+        <w:rPr>
+          <w:rStyle w:val="OperatorTok"/>
+          <w:color w:val="000000"/>
+          <w:sz w:val="18"/>
+        </w:rPr>
+        <w:t>?.</w:t>
+      </w:r>
+      <w:r>
+        <w:rPr>
+          <w:rStyle w:val="AttributeTok"/>
+          <w:color w:val="000000"/>
+          <w:sz w:val="18"/>
+        </w:rPr>
+        <w:t>resumo</w:t>
+      </w:r>
+      <w:r>
+        <w:rPr>
+          <w:rStyle w:val="NormalTok"/>
+          <w:color w:val="000000"/>
+          <w:sz w:val="18"/>
+        </w:rPr>
+        <w:t xml:space="preserve"> </w:t>
+      </w:r>
+      <w:r>
+        <w:rPr>
+          <w:rStyle w:val="OperatorTok"/>
+          <w:color w:val="000000"/>
+          <w:sz w:val="18"/>
+        </w:rPr>
+        <w:t>??</w:t>
+      </w:r>
+      <w:r>
+        <w:rPr>
+          <w:rStyle w:val="NormalTok"/>
+          <w:color w:val="000000"/>
+          <w:sz w:val="18"/>
+        </w:rPr>
+        <w:t xml:space="preserve"> { </w:t>
+      </w:r>
+      <w:r>
+        <w:rPr>
+          <w:rStyle w:val="OperatorTok"/>
+          <w:color w:val="000000"/>
+          <w:sz w:val="18"/>
+        </w:rPr>
+        <w:t>...</w:t>
+      </w:r>
+      <w:r>
+        <w:rPr>
+          <w:rStyle w:val="NormalTok"/>
+          <w:color w:val="000000"/>
+          <w:sz w:val="18"/>
+        </w:rPr>
+        <w:t>RESUMO_VAZIO })</w:t>
+      </w:r>
+    </w:p>
+    <w:p>
+      <w:pPr>
+        <w:pStyle w:val="FirstParagraph"/>
+        <w:rPr>
+          <w:color w:val="000000"/>
+        </w:rPr>
+      </w:pPr>
+      <w:r>
+        <w:rPr>
+          <w:rStyle w:val="VerbatimChar"/>
+          <w:color w:val="000000"/>
+        </w:rPr>
+        <w:t>upload</w:t>
+      </w:r>
+      <w:r>
+        <w:rPr>
+          <w:color w:val="000000"/>
+        </w:rPr>
+        <w:t xml:space="preserve"> é o identificador da store. </w:t>
+      </w:r>
+      <w:r>
+        <w:rPr>
+          <w:rStyle w:val="VerbatimChar"/>
+          <w:color w:val="000000"/>
+        </w:rPr>
+        <w:t>lerDaSessao()</w:t>
+      </w:r>
+      <w:r>
+        <w:rPr>
+          <w:color w:val="000000"/>
+        </w:rPr>
+        <w:t xml:space="preserve"> tenta recuperar a importação anterior. O operador </w:t>
+      </w:r>
+      <w:r>
+        <w:rPr>
+          <w:rStyle w:val="VerbatimChar"/>
+          <w:color w:val="000000"/>
+        </w:rPr>
+        <w:t>?.</w:t>
+      </w:r>
+      <w:r>
+        <w:rPr>
+          <w:color w:val="000000"/>
+        </w:rPr>
+        <w:t xml:space="preserve"> permite consultar uma sessão que pode não existir; </w:t>
+      </w:r>
+      <w:r>
+        <w:rPr>
+          <w:rStyle w:val="VerbatimChar"/>
+          <w:color w:val="000000"/>
+        </w:rPr>
+        <w:t>?? []</w:t>
+      </w:r>
+      <w:r>
+        <w:rPr>
+          <w:color w:val="000000"/>
+        </w:rPr>
+        <w:t xml:space="preserve"> fornece uma lista vazia quando o valor recuperado é nulo ou indefinido. </w:t>
+      </w:r>
+      <w:r>
+        <w:rPr>
+          <w:rStyle w:val="VerbatimChar"/>
+          <w:color w:val="000000"/>
+        </w:rPr>
+        <w:t>ref</w:t>
+      </w:r>
+      <w:r>
+        <w:rPr>
+          <w:color w:val="000000"/>
+        </w:rPr>
+        <w:t xml:space="preserve"> torna esses dados reativos, de modo que as telas acompanhem suas alterações. </w:t>
+      </w:r>
+      <w:r>
+        <w:rPr>
+          <w:rStyle w:val="VerbatimChar"/>
+          <w:color w:val="000000"/>
+        </w:rPr>
+        <w:t>shallowRef</w:t>
+      </w:r>
+      <w:r>
+        <w:rPr>
+          <w:color w:val="000000"/>
+        </w:rPr>
+        <w:t xml:space="preserve"> mantém a referência do File sem converter profundamente suas propriedades.</w:t>
+      </w:r>
+    </w:p>
+    <w:p>
+      <w:pPr>
+        <w:pStyle w:val="Corpodetexto"/>
+        <w:rPr>
+          <w:color w:val="000000"/>
+        </w:rPr>
+      </w:pPr>
+      <w:r>
+        <w:rPr>
+          <w:color w:val="000000"/>
+        </w:rPr>
+        <w:t xml:space="preserve">O estado e as funções públicas são incluídos no </w:t>
+      </w:r>
+      <w:r>
+        <w:rPr>
+          <w:rStyle w:val="VerbatimChar"/>
+          <w:color w:val="000000"/>
+        </w:rPr>
+        <w:t>return</w:t>
+      </w:r>
+      <w:r>
+        <w:rPr>
+          <w:color w:val="000000"/>
+        </w:rPr>
+        <w:t xml:space="preserve"> ao final da definição da store. Dentro dela, os refs são acessados por </w:t>
+      </w:r>
+      <w:r>
+        <w:rPr>
+          <w:rStyle w:val="VerbatimChar"/>
+          <w:color w:val="000000"/>
+        </w:rPr>
+        <w:t>.value</w:t>
+      </w:r>
+      <w:r>
+        <w:rPr>
+          <w:color w:val="000000"/>
+        </w:rPr>
+        <w:t xml:space="preserve">, como em </w:t>
+      </w:r>
+      <w:r>
+        <w:rPr>
+          <w:rStyle w:val="VerbatimChar"/>
+          <w:color w:val="000000"/>
+        </w:rPr>
+        <w:t>clientes.value</w:t>
+      </w:r>
+      <w:r>
+        <w:rPr>
+          <w:color w:val="000000"/>
+        </w:rPr>
+        <w:t xml:space="preserve">. Nos consumidores, o Pinia permite acessar o valor diretamente por </w:t>
+      </w:r>
+      <w:r>
+        <w:rPr>
+          <w:rStyle w:val="VerbatimChar"/>
+          <w:color w:val="000000"/>
+        </w:rPr>
+        <w:t>store.clientes</w:t>
+      </w:r>
+      <w:r>
+        <w:rPr>
+          <w:color w:val="000000"/>
+        </w:rPr>
+        <w:t>.</w:t>
+      </w:r>
+    </w:p>
+    <w:p>
+      <w:pPr>
+        <w:pStyle w:val="Ttulo2"/>
+        <w:rPr>
+          <w:color w:val="000000"/>
+        </w:rPr>
+      </w:pPr>
+      <w:bookmarkStart w:id="3" w:name="dados-originais-e-resultado-tratado"/>
+      <w:bookmarkEnd w:id="2"/>
+      <w:r>
+        <w:rPr>
+          <w:color w:val="000000"/>
+        </w:rPr>
+        <w:t>1.2 Dados originais e resultado tratado</w:t>
+      </w:r>
+    </w:p>
+    <w:p>
+      <w:pPr>
+        <w:pStyle w:val="FirstParagraph"/>
+        <w:keepNext/>
+        <w:rPr>
+          <w:color w:val="000000"/>
+        </w:rPr>
+      </w:pPr>
+      <w:r>
+        <w:rPr>
+          <w:color w:val="000000"/>
+        </w:rPr>
+        <w:t xml:space="preserve">Em </w:t>
+      </w:r>
+      <w:r>
+        <w:rPr>
+          <w:rStyle w:val="VerbatimChar"/>
+          <w:color w:val="000000"/>
+        </w:rPr>
+        <w:t>utils/planilha.js</w:t>
+      </w:r>
+      <w:r>
+        <w:rPr>
+          <w:color w:val="000000"/>
+        </w:rPr>
+        <w:t>, os dados originais são preservados antes da validação. Depois, cada registro recebe o resultado:</w:t>
+      </w:r>
+    </w:p>
+    <w:p>
+      <w:pPr>
+        <w:pStyle w:val="SourceCode"/>
+        <w:keepLines/>
+        <w:rPr>
+          <w:color w:val="000000"/>
+          <w:sz w:val="18"/>
+        </w:rPr>
+      </w:pPr>
+      <w:r>
+        <w:rPr>
+          <w:rStyle w:val="NormalTok"/>
+          <w:color w:val="000000"/>
+          <w:sz w:val="18"/>
+        </w:rPr>
+        <w:t>registro</w:t>
+      </w:r>
+      <w:r>
+        <w:rPr>
+          <w:rStyle w:val="OperatorTok"/>
+          <w:color w:val="000000"/>
+          <w:sz w:val="18"/>
+        </w:rPr>
+        <w:t>.</w:t>
+      </w:r>
+      <w:r>
+        <w:rPr>
+          <w:rStyle w:val="AttributeTok"/>
+          <w:color w:val="000000"/>
+          <w:sz w:val="18"/>
+        </w:rPr>
+        <w:t>erros</w:t>
+      </w:r>
+      <w:r>
+        <w:rPr>
+          <w:rStyle w:val="NormalTok"/>
+          <w:color w:val="000000"/>
+          <w:sz w:val="18"/>
+        </w:rPr>
+        <w:t xml:space="preserve"> </w:t>
+      </w:r>
+      <w:r>
+        <w:rPr>
+          <w:rStyle w:val="OperatorTok"/>
+          <w:color w:val="000000"/>
+          <w:sz w:val="18"/>
+        </w:rPr>
+        <w:t>=</w:t>
+      </w:r>
+      <w:r>
+        <w:rPr>
+          <w:rStyle w:val="NormalTok"/>
+          <w:color w:val="000000"/>
+          <w:sz w:val="18"/>
+        </w:rPr>
+        <w:t xml:space="preserve"> </w:t>
+      </w:r>
+      <w:r>
+        <w:rPr>
+          <w:rStyle w:val="FunctionTok"/>
+          <w:color w:val="000000"/>
+          <w:sz w:val="18"/>
+        </w:rPr>
+        <w:t>validar</w:t>
+      </w:r>
+      <w:r>
+        <w:rPr>
+          <w:rStyle w:val="NormalTok"/>
+          <w:color w:val="000000"/>
+          <w:sz w:val="18"/>
+        </w:rPr>
+        <w:t>(registro</w:t>
+      </w:r>
+      <w:r>
+        <w:rPr>
+          <w:rStyle w:val="OperatorTok"/>
+          <w:color w:val="000000"/>
+          <w:sz w:val="18"/>
+        </w:rPr>
+        <w:t>,</w:t>
+      </w:r>
+      <w:r>
+        <w:rPr>
+          <w:rStyle w:val="NormalTok"/>
+          <w:color w:val="000000"/>
+          <w:sz w:val="18"/>
+        </w:rPr>
+        <w:t xml:space="preserve"> bruto</w:t>
+      </w:r>
+      <w:r>
+        <w:rPr>
+          <w:rStyle w:val="OperatorTok"/>
+          <w:color w:val="000000"/>
+          <w:sz w:val="18"/>
+        </w:rPr>
+        <w:t>,</w:t>
+      </w:r>
+      <w:r>
+        <w:rPr>
+          <w:rStyle w:val="NormalTok"/>
+          <w:color w:val="000000"/>
+          <w:sz w:val="18"/>
+        </w:rPr>
+        <w:t xml:space="preserve"> listas</w:t>
+      </w:r>
+      <w:r>
+        <w:rPr>
+          <w:rStyle w:val="OperatorTok"/>
+          <w:color w:val="000000"/>
+          <w:sz w:val="18"/>
+        </w:rPr>
+        <w:t>,</w:t>
+      </w:r>
+      <w:r>
+        <w:rPr>
+          <w:rStyle w:val="NormalTok"/>
+          <w:color w:val="000000"/>
+          <w:sz w:val="18"/>
+        </w:rPr>
+        <w:t xml:space="preserve"> vistos</w:t>
+      </w:r>
+      <w:r>
+        <w:rPr>
+          <w:rStyle w:val="OperatorTok"/>
+          <w:color w:val="000000"/>
+          <w:sz w:val="18"/>
+        </w:rPr>
+        <w:t>,</w:t>
+      </w:r>
+      <w:r>
+        <w:rPr>
+          <w:rStyle w:val="NormalTok"/>
+          <w:color w:val="000000"/>
+          <w:sz w:val="18"/>
+        </w:rPr>
+        <w:t xml:space="preserve"> mapa</w:t>
+      </w:r>
+      <w:r>
+        <w:rPr>
+          <w:rStyle w:val="OperatorTok"/>
+          <w:color w:val="000000"/>
+          <w:sz w:val="18"/>
+        </w:rPr>
+        <w:t>.</w:t>
+      </w:r>
+      <w:r>
+        <w:rPr>
+          <w:rStyle w:val="AttributeTok"/>
+          <w:color w:val="000000"/>
+          <w:sz w:val="18"/>
+        </w:rPr>
+        <w:t>email</w:t>
+      </w:r>
+      <w:r>
+        <w:rPr>
+          <w:rStyle w:val="NormalTok"/>
+          <w:color w:val="000000"/>
+          <w:sz w:val="18"/>
+        </w:rPr>
+        <w:t xml:space="preserve"> </w:t>
+      </w:r>
+      <w:r>
+        <w:rPr>
+          <w:rStyle w:val="OperatorTok"/>
+          <w:color w:val="000000"/>
+          <w:sz w:val="18"/>
+        </w:rPr>
+        <w:t>!==</w:t>
+      </w:r>
+      <w:r>
+        <w:rPr>
+          <w:rStyle w:val="NormalTok"/>
+          <w:color w:val="000000"/>
+          <w:sz w:val="18"/>
+        </w:rPr>
+        <w:t xml:space="preserve"> </w:t>
+      </w:r>
+      <w:r>
+        <w:rPr>
+          <w:rStyle w:val="KeywordTok"/>
+          <w:color w:val="000000"/>
+          <w:sz w:val="18"/>
+        </w:rPr>
+        <w:t>undefined</w:t>
+      </w:r>
+      <w:r>
+        <w:rPr>
+          <w:rStyle w:val="NormalTok"/>
+          <w:color w:val="000000"/>
+          <w:sz w:val="18"/>
+        </w:rPr>
+        <w:t>)</w:t>
+      </w:r>
+      <w:r>
+        <w:rPr>
+          <w:color w:val="000000"/>
+          <w:sz w:val="18"/>
+        </w:rPr>
+        <w:br/>
+      </w:r>
+      <w:r>
+        <w:rPr>
+          <w:rStyle w:val="NormalTok"/>
+          <w:color w:val="000000"/>
+          <w:sz w:val="18"/>
+        </w:rPr>
+        <w:t>registro</w:t>
+      </w:r>
+      <w:r>
+        <w:rPr>
+          <w:rStyle w:val="OperatorTok"/>
+          <w:color w:val="000000"/>
+          <w:sz w:val="18"/>
+        </w:rPr>
+        <w:t>.</w:t>
+      </w:r>
+      <w:r>
+        <w:rPr>
+          <w:rStyle w:val="AttributeTok"/>
+          <w:color w:val="000000"/>
+          <w:sz w:val="18"/>
+        </w:rPr>
+        <w:t>valida</w:t>
+      </w:r>
+      <w:r>
+        <w:rPr>
+          <w:rStyle w:val="NormalTok"/>
+          <w:color w:val="000000"/>
+          <w:sz w:val="18"/>
+        </w:rPr>
+        <w:t xml:space="preserve"> </w:t>
+      </w:r>
+      <w:r>
+        <w:rPr>
+          <w:rStyle w:val="OperatorTok"/>
+          <w:color w:val="000000"/>
+          <w:sz w:val="18"/>
+        </w:rPr>
+        <w:t>=</w:t>
+      </w:r>
+      <w:r>
+        <w:rPr>
+          <w:rStyle w:val="NormalTok"/>
+          <w:color w:val="000000"/>
+          <w:sz w:val="18"/>
+        </w:rPr>
+        <w:t xml:space="preserve"> registro</w:t>
+      </w:r>
+      <w:r>
+        <w:rPr>
+          <w:rStyle w:val="OperatorTok"/>
+          <w:color w:val="000000"/>
+          <w:sz w:val="18"/>
+        </w:rPr>
+        <w:t>.</w:t>
+      </w:r>
+      <w:r>
+        <w:rPr>
+          <w:rStyle w:val="AttributeTok"/>
+          <w:color w:val="000000"/>
+          <w:sz w:val="18"/>
+        </w:rPr>
+        <w:t>erros</w:t>
+      </w:r>
+      <w:r>
+        <w:rPr>
+          <w:rStyle w:val="OperatorTok"/>
+          <w:color w:val="000000"/>
+          <w:sz w:val="18"/>
+        </w:rPr>
+        <w:t>.</w:t>
+      </w:r>
+      <w:r>
+        <w:rPr>
+          <w:rStyle w:val="AttributeTok"/>
+          <w:color w:val="000000"/>
+          <w:sz w:val="18"/>
+        </w:rPr>
+        <w:t>length</w:t>
+      </w:r>
+      <w:r>
+        <w:rPr>
+          <w:rStyle w:val="NormalTok"/>
+          <w:color w:val="000000"/>
+          <w:sz w:val="18"/>
+        </w:rPr>
+        <w:t xml:space="preserve"> </w:t>
+      </w:r>
+      <w:r>
+        <w:rPr>
+          <w:rStyle w:val="OperatorTok"/>
+          <w:color w:val="000000"/>
+          <w:sz w:val="18"/>
+        </w:rPr>
+        <w:t>===</w:t>
+      </w:r>
+      <w:r>
+        <w:rPr>
+          <w:rStyle w:val="NormalTok"/>
+          <w:color w:val="000000"/>
+          <w:sz w:val="18"/>
+        </w:rPr>
+        <w:t xml:space="preserve"> </w:t>
+      </w:r>
+      <w:r>
+        <w:rPr>
+          <w:rStyle w:val="DecValTok"/>
+          <w:color w:val="000000"/>
+          <w:sz w:val="18"/>
+        </w:rPr>
+        <w:t>0</w:t>
+      </w:r>
+      <w:r>
+        <w:rPr>
+          <w:color w:val="000000"/>
+          <w:sz w:val="18"/>
+        </w:rPr>
+        <w:br/>
+      </w:r>
+      <w:r>
+        <w:rPr>
+          <w:rStyle w:val="NormalTok"/>
+          <w:color w:val="000000"/>
+          <w:sz w:val="18"/>
+        </w:rPr>
+        <w:t>registro</w:t>
+      </w:r>
+      <w:r>
+        <w:rPr>
+          <w:rStyle w:val="OperatorTok"/>
+          <w:color w:val="000000"/>
+          <w:sz w:val="18"/>
+        </w:rPr>
+        <w:t>.</w:t>
+      </w:r>
+      <w:r>
+        <w:rPr>
+          <w:rStyle w:val="AttributeTok"/>
+          <w:color w:val="000000"/>
+          <w:sz w:val="18"/>
+        </w:rPr>
+        <w:t>ativo</w:t>
+      </w:r>
+      <w:r>
+        <w:rPr>
+          <w:rStyle w:val="NormalTok"/>
+          <w:color w:val="000000"/>
+          <w:sz w:val="18"/>
+        </w:rPr>
+        <w:t xml:space="preserve"> </w:t>
+      </w:r>
+      <w:r>
+        <w:rPr>
+          <w:rStyle w:val="OperatorTok"/>
+          <w:color w:val="000000"/>
+          <w:sz w:val="18"/>
+        </w:rPr>
+        <w:t>=</w:t>
+      </w:r>
+      <w:r>
+        <w:rPr>
+          <w:rStyle w:val="NormalTok"/>
+          <w:color w:val="000000"/>
+          <w:sz w:val="18"/>
+        </w:rPr>
+        <w:t xml:space="preserve"> registro</w:t>
+      </w:r>
+      <w:r>
+        <w:rPr>
+          <w:rStyle w:val="OperatorTok"/>
+          <w:color w:val="000000"/>
+          <w:sz w:val="18"/>
+        </w:rPr>
+        <w:t>.</w:t>
+      </w:r>
+      <w:r>
+        <w:rPr>
+          <w:rStyle w:val="AttributeTok"/>
+          <w:color w:val="000000"/>
+          <w:sz w:val="18"/>
+        </w:rPr>
+        <w:t>status</w:t>
+      </w:r>
+      <w:r>
+        <w:rPr>
+          <w:rStyle w:val="NormalTok"/>
+          <w:color w:val="000000"/>
+          <w:sz w:val="18"/>
+        </w:rPr>
+        <w:t xml:space="preserve"> </w:t>
+      </w:r>
+      <w:r>
+        <w:rPr>
+          <w:rStyle w:val="OperatorTok"/>
+          <w:color w:val="000000"/>
+          <w:sz w:val="18"/>
+        </w:rPr>
+        <w:t>===</w:t>
+      </w:r>
+      <w:r>
+        <w:rPr>
+          <w:rStyle w:val="NormalTok"/>
+          <w:color w:val="000000"/>
+          <w:sz w:val="18"/>
+        </w:rPr>
+        <w:t xml:space="preserve"> </w:t>
+      </w:r>
+      <w:r>
+        <w:rPr>
+          <w:rStyle w:val="StringTok"/>
+          <w:color w:val="000000"/>
+          <w:sz w:val="18"/>
+        </w:rPr>
+        <w:t>'ATIVO'</w:t>
+      </w:r>
+      <w:r>
+        <w:rPr>
+          <w:color w:val="000000"/>
+          <w:sz w:val="18"/>
+        </w:rPr>
+        <w:br/>
+      </w:r>
+      <w:r>
+        <w:rPr>
+          <w:color w:val="000000"/>
+          <w:sz w:val="18"/>
+        </w:rPr>
+        <w:br/>
+      </w:r>
+      <w:r>
+        <w:rPr>
+          <w:rStyle w:val="ControlFlowTok"/>
+          <w:color w:val="000000"/>
+          <w:sz w:val="18"/>
+        </w:rPr>
+        <w:t>for</w:t>
+      </w:r>
+      <w:r>
+        <w:rPr>
+          <w:rStyle w:val="NormalTok"/>
+          <w:color w:val="000000"/>
+          <w:sz w:val="18"/>
+        </w:rPr>
+        <w:t xml:space="preserve"> (</w:t>
+      </w:r>
+      <w:r>
+        <w:rPr>
+          <w:rStyle w:val="KeywordTok"/>
+          <w:color w:val="000000"/>
+          <w:sz w:val="18"/>
+        </w:rPr>
+        <w:t>const</w:t>
+      </w:r>
+      <w:r>
+        <w:rPr>
+          <w:rStyle w:val="NormalTok"/>
+          <w:color w:val="000000"/>
+          <w:sz w:val="18"/>
+        </w:rPr>
+        <w:t xml:space="preserve"> erro </w:t>
+      </w:r>
+      <w:r>
+        <w:rPr>
+          <w:rStyle w:val="KeywordTok"/>
+          <w:color w:val="000000"/>
+          <w:sz w:val="18"/>
+        </w:rPr>
+        <w:t>of</w:t>
+      </w:r>
+      <w:r>
+        <w:rPr>
+          <w:rStyle w:val="NormalTok"/>
+          <w:color w:val="000000"/>
+          <w:sz w:val="18"/>
+        </w:rPr>
+        <w:t xml:space="preserve"> registro</w:t>
+      </w:r>
+      <w:r>
+        <w:rPr>
+          <w:rStyle w:val="OperatorTok"/>
+          <w:color w:val="000000"/>
+          <w:sz w:val="18"/>
+        </w:rPr>
+        <w:t>.</w:t>
+      </w:r>
+      <w:r>
+        <w:rPr>
+          <w:rStyle w:val="AttributeTok"/>
+          <w:color w:val="000000"/>
+          <w:sz w:val="18"/>
+        </w:rPr>
+        <w:t>erros</w:t>
+      </w:r>
+      <w:r>
+        <w:rPr>
+          <w:rStyle w:val="NormalTok"/>
+          <w:color w:val="000000"/>
+          <w:sz w:val="18"/>
+        </w:rPr>
+        <w:t>) erros</w:t>
+      </w:r>
+      <w:r>
+        <w:rPr>
+          <w:rStyle w:val="OperatorTok"/>
+          <w:color w:val="000000"/>
+          <w:sz w:val="18"/>
+        </w:rPr>
+        <w:t>.</w:t>
+      </w:r>
+      <w:r>
+        <w:rPr>
+          <w:rStyle w:val="FunctionTok"/>
+          <w:color w:val="000000"/>
+          <w:sz w:val="18"/>
+        </w:rPr>
+        <w:t>push</w:t>
+      </w:r>
+      <w:r>
+        <w:rPr>
+          <w:rStyle w:val="NormalTok"/>
+          <w:color w:val="000000"/>
+          <w:sz w:val="18"/>
+        </w:rPr>
+        <w:t xml:space="preserve">({ </w:t>
+      </w:r>
+      <w:r>
+        <w:rPr>
+          <w:rStyle w:val="DataTypeTok"/>
+          <w:color w:val="000000"/>
+          <w:sz w:val="18"/>
+        </w:rPr>
+        <w:t>linha</w:t>
+      </w:r>
+      <w:r>
+        <w:rPr>
+          <w:rStyle w:val="OperatorTok"/>
+          <w:color w:val="000000"/>
+          <w:sz w:val="18"/>
+        </w:rPr>
+        <w:t>:</w:t>
+      </w:r>
+      <w:r>
+        <w:rPr>
+          <w:rStyle w:val="NormalTok"/>
+          <w:color w:val="000000"/>
+          <w:sz w:val="18"/>
+        </w:rPr>
+        <w:t xml:space="preserve"> registro</w:t>
+      </w:r>
+      <w:r>
+        <w:rPr>
+          <w:rStyle w:val="OperatorTok"/>
+          <w:color w:val="000000"/>
+          <w:sz w:val="18"/>
+        </w:rPr>
+        <w:t>.</w:t>
+      </w:r>
+      <w:r>
+        <w:rPr>
+          <w:rStyle w:val="AttributeTok"/>
+          <w:color w:val="000000"/>
+          <w:sz w:val="18"/>
+        </w:rPr>
+        <w:t>linha</w:t>
+      </w:r>
+      <w:r>
+        <w:rPr>
+          <w:rStyle w:val="OperatorTok"/>
+          <w:color w:val="000000"/>
+          <w:sz w:val="18"/>
+        </w:rPr>
+        <w:t>,</w:t>
+      </w:r>
+      <w:r>
+        <w:rPr>
+          <w:rStyle w:val="NormalTok"/>
+          <w:color w:val="000000"/>
+          <w:sz w:val="18"/>
+        </w:rPr>
+        <w:t xml:space="preserve"> </w:t>
+      </w:r>
+      <w:r>
+        <w:rPr>
+          <w:rStyle w:val="OperatorTok"/>
+          <w:color w:val="000000"/>
+          <w:sz w:val="18"/>
+        </w:rPr>
+        <w:t>...</w:t>
+      </w:r>
+      <w:r>
+        <w:rPr>
+          <w:rStyle w:val="NormalTok"/>
+          <w:color w:val="000000"/>
+          <w:sz w:val="18"/>
+        </w:rPr>
+        <w:t>erro })</w:t>
+      </w:r>
+      <w:r>
+        <w:rPr>
+          <w:color w:val="000000"/>
+          <w:sz w:val="18"/>
+        </w:rPr>
+        <w:br/>
+      </w:r>
+      <w:r>
+        <w:rPr>
+          <w:rStyle w:val="NormalTok"/>
+          <w:color w:val="000000"/>
+          <w:sz w:val="18"/>
+        </w:rPr>
+        <w:t>clientes</w:t>
+      </w:r>
+      <w:r>
+        <w:rPr>
+          <w:rStyle w:val="OperatorTok"/>
+          <w:color w:val="000000"/>
+          <w:sz w:val="18"/>
+        </w:rPr>
+        <w:t>.</w:t>
+      </w:r>
+      <w:r>
+        <w:rPr>
+          <w:rStyle w:val="FunctionTok"/>
+          <w:color w:val="000000"/>
+          <w:sz w:val="18"/>
+        </w:rPr>
+        <w:t>push</w:t>
+      </w:r>
+      <w:r>
+        <w:rPr>
+          <w:rStyle w:val="NormalTok"/>
+          <w:color w:val="000000"/>
+          <w:sz w:val="18"/>
+        </w:rPr>
+        <w:t>(registro)</w:t>
+      </w:r>
+    </w:p>
+    <w:p>
+      <w:pPr>
+        <w:pStyle w:val="FirstParagraph"/>
+        <w:rPr>
+          <w:color w:val="000000"/>
+        </w:rPr>
+      </w:pPr>
+      <w:r>
+        <w:rPr>
+          <w:rStyle w:val="VerbatimChar"/>
+          <w:color w:val="000000"/>
+        </w:rPr>
+        <w:t>registro.erros</w:t>
+      </w:r>
+      <w:r>
+        <w:rPr>
+          <w:color w:val="000000"/>
+        </w:rPr>
+        <w:t xml:space="preserve"> contém os problemas de um único cliente. </w:t>
+      </w:r>
+      <w:r>
+        <w:rPr>
+          <w:rStyle w:val="VerbatimChar"/>
+          <w:color w:val="000000"/>
+        </w:rPr>
+        <w:t>valida</w:t>
+      </w:r>
+      <w:r>
+        <w:rPr>
+          <w:color w:val="000000"/>
+        </w:rPr>
+        <w:t xml:space="preserve"> só é verdadeiro se essa lista estiver vazia. A lista geral </w:t>
+      </w:r>
+      <w:r>
+        <w:rPr>
+          <w:rStyle w:val="VerbatimChar"/>
+          <w:color w:val="000000"/>
+        </w:rPr>
+        <w:t>erros</w:t>
+      </w:r>
+      <w:r>
+        <w:rPr>
+          <w:color w:val="000000"/>
+        </w:rPr>
+        <w:t xml:space="preserve"> recebe cada ocorrência com a linha de origem, permitindo agrupar erros da planilha inteira. O operador </w:t>
+      </w:r>
+      <w:r>
+        <w:rPr>
+          <w:rStyle w:val="VerbatimChar"/>
+          <w:color w:val="000000"/>
+        </w:rPr>
+        <w:t>...erro</w:t>
+      </w:r>
+      <w:r>
+        <w:rPr>
+          <w:color w:val="000000"/>
+        </w:rPr>
+        <w:t xml:space="preserve"> copia tipo, campo e descrição para esse objeto. Mesmo os clientes inválidos são mantidos para que possam ser consultados no relatório.</w:t>
+      </w:r>
+    </w:p>
+    <w:p>
+      <w:pPr>
+        <w:pStyle w:val="Ttulo1"/>
+        <w:rPr>
+          <w:color w:val="000000"/>
+        </w:rPr>
+      </w:pPr>
+      <w:bookmarkStart w:id="4" w:name="X53fabd5810934b15ce6a5d3a38499ed82730895"/>
+      <w:bookmarkEnd w:id="1"/>
+      <w:bookmarkEnd w:id="3"/>
       <w:r>
         <w:rPr>
           <w:color w:val="000000"/>
@@ -600,7 +2762,6 @@
           <w:rStyle w:val="VerbatimChar"/>
           <w:color w:val="000000"/>
         </w:rPr>
-        <w:lastRenderedPageBreak/>
         <w:t>totalErros</w:t>
       </w:r>
       <w:r>
@@ -779,6 +2940,7 @@
           <w:rStyle w:val="VerbatimChar"/>
           <w:color w:val="000000"/>
         </w:rPr>
+        <w:lastRenderedPageBreak/>
         <w:t>indicadores</w:t>
       </w:r>
       <w:r>
@@ -842,13 +3004,1660 @@
     </w:p>
     <w:p>
       <w:pPr>
+        <w:pStyle w:val="Ttulo2"/>
+        <w:rPr>
+          <w:color w:val="000000"/>
+        </w:rPr>
+      </w:pPr>
+      <w:bookmarkStart w:id="5" w:name="filtragem-e-contagem-reativas"/>
+      <w:r>
+        <w:rPr>
+          <w:color w:val="000000"/>
+        </w:rPr>
+        <w:t>2.1 Filtragem e contagem reativas</w:t>
+      </w:r>
+    </w:p>
+    <w:p>
+      <w:pPr>
+        <w:pStyle w:val="FirstParagraph"/>
+        <w:keepNext/>
+        <w:rPr>
+          <w:color w:val="000000"/>
+        </w:rPr>
+      </w:pPr>
+      <w:r>
+        <w:rPr>
+          <w:color w:val="000000"/>
+        </w:rPr>
+        <w:t xml:space="preserve">Trecho de </w:t>
+      </w:r>
+      <w:r>
+        <w:rPr>
+          <w:rStyle w:val="VerbatimChar"/>
+          <w:color w:val="000000"/>
+        </w:rPr>
+        <w:t>FrontEnd/src/stores/uploadStore.js</w:t>
+      </w:r>
+      <w:r>
+        <w:rPr>
+          <w:color w:val="000000"/>
+        </w:rPr>
+        <w:t>:</w:t>
+      </w:r>
+    </w:p>
+    <w:p>
+      <w:pPr>
+        <w:pStyle w:val="SourceCode"/>
+        <w:keepLines/>
+        <w:rPr>
+          <w:color w:val="000000"/>
+          <w:sz w:val="18"/>
+        </w:rPr>
+      </w:pPr>
+      <w:r>
+        <w:rPr>
+          <w:rStyle w:val="KeywordTok"/>
+          <w:color w:val="000000"/>
+          <w:sz w:val="18"/>
+        </w:rPr>
+        <w:t>const</w:t>
+      </w:r>
+      <w:r>
+        <w:rPr>
+          <w:rStyle w:val="NormalTok"/>
+          <w:color w:val="000000"/>
+          <w:sz w:val="18"/>
+        </w:rPr>
+        <w:t xml:space="preserve"> totalLinhas </w:t>
+      </w:r>
+      <w:r>
+        <w:rPr>
+          <w:rStyle w:val="OperatorTok"/>
+          <w:color w:val="000000"/>
+          <w:sz w:val="18"/>
+        </w:rPr>
+        <w:t>=</w:t>
+      </w:r>
+      <w:r>
+        <w:rPr>
+          <w:rStyle w:val="NormalTok"/>
+          <w:color w:val="000000"/>
+          <w:sz w:val="18"/>
+        </w:rPr>
+        <w:t xml:space="preserve"> </w:t>
+      </w:r>
+      <w:r>
+        <w:rPr>
+          <w:rStyle w:val="FunctionTok"/>
+          <w:color w:val="000000"/>
+          <w:sz w:val="18"/>
+        </w:rPr>
+        <w:t>computed</w:t>
+      </w:r>
+      <w:r>
+        <w:rPr>
+          <w:rStyle w:val="NormalTok"/>
+          <w:color w:val="000000"/>
+          <w:sz w:val="18"/>
+        </w:rPr>
+        <w:t xml:space="preserve">(() </w:t>
+      </w:r>
+      <w:r>
+        <w:rPr>
+          <w:rStyle w:val="KeywordTok"/>
+          <w:color w:val="000000"/>
+          <w:sz w:val="18"/>
+        </w:rPr>
+        <w:t>=&gt;</w:t>
+      </w:r>
+      <w:r>
+        <w:rPr>
+          <w:rStyle w:val="NormalTok"/>
+          <w:color w:val="000000"/>
+          <w:sz w:val="18"/>
+        </w:rPr>
+        <w:t xml:space="preserve"> clientes</w:t>
+      </w:r>
+      <w:r>
+        <w:rPr>
+          <w:rStyle w:val="OperatorTok"/>
+          <w:color w:val="000000"/>
+          <w:sz w:val="18"/>
+        </w:rPr>
+        <w:t>.</w:t>
+      </w:r>
+      <w:r>
+        <w:rPr>
+          <w:rStyle w:val="AttributeTok"/>
+          <w:color w:val="000000"/>
+          <w:sz w:val="18"/>
+        </w:rPr>
+        <w:t>value</w:t>
+      </w:r>
+      <w:r>
+        <w:rPr>
+          <w:rStyle w:val="OperatorTok"/>
+          <w:color w:val="000000"/>
+          <w:sz w:val="18"/>
+        </w:rPr>
+        <w:t>.</w:t>
+      </w:r>
+      <w:r>
+        <w:rPr>
+          <w:rStyle w:val="AttributeTok"/>
+          <w:color w:val="000000"/>
+          <w:sz w:val="18"/>
+        </w:rPr>
+        <w:t>length</w:t>
+      </w:r>
+      <w:r>
+        <w:rPr>
+          <w:rStyle w:val="NormalTok"/>
+          <w:color w:val="000000"/>
+          <w:sz w:val="18"/>
+        </w:rPr>
+        <w:t>)</w:t>
+      </w:r>
+      <w:r>
+        <w:rPr>
+          <w:color w:val="000000"/>
+          <w:sz w:val="18"/>
+        </w:rPr>
+        <w:br/>
+      </w:r>
+      <w:r>
+        <w:rPr>
+          <w:rStyle w:val="KeywordTok"/>
+          <w:color w:val="000000"/>
+          <w:sz w:val="18"/>
+        </w:rPr>
+        <w:t>const</w:t>
+      </w:r>
+      <w:r>
+        <w:rPr>
+          <w:rStyle w:val="NormalTok"/>
+          <w:color w:val="000000"/>
+          <w:sz w:val="18"/>
+        </w:rPr>
+        <w:t xml:space="preserve"> linhasValidas </w:t>
+      </w:r>
+      <w:r>
+        <w:rPr>
+          <w:rStyle w:val="OperatorTok"/>
+          <w:color w:val="000000"/>
+          <w:sz w:val="18"/>
+        </w:rPr>
+        <w:t>=</w:t>
+      </w:r>
+      <w:r>
+        <w:rPr>
+          <w:rStyle w:val="NormalTok"/>
+          <w:color w:val="000000"/>
+          <w:sz w:val="18"/>
+        </w:rPr>
+        <w:t xml:space="preserve"> </w:t>
+      </w:r>
+      <w:r>
+        <w:rPr>
+          <w:rStyle w:val="FunctionTok"/>
+          <w:color w:val="000000"/>
+          <w:sz w:val="18"/>
+        </w:rPr>
+        <w:t>computed</w:t>
+      </w:r>
+      <w:r>
+        <w:rPr>
+          <w:rStyle w:val="NormalTok"/>
+          <w:color w:val="000000"/>
+          <w:sz w:val="18"/>
+        </w:rPr>
+        <w:t xml:space="preserve">(() </w:t>
+      </w:r>
+      <w:r>
+        <w:rPr>
+          <w:rStyle w:val="KeywordTok"/>
+          <w:color w:val="000000"/>
+          <w:sz w:val="18"/>
+        </w:rPr>
+        <w:t>=&gt;</w:t>
+      </w:r>
+      <w:r>
+        <w:rPr>
+          <w:rStyle w:val="NormalTok"/>
+          <w:color w:val="000000"/>
+          <w:sz w:val="18"/>
+        </w:rPr>
+        <w:t xml:space="preserve"> clientes</w:t>
+      </w:r>
+      <w:r>
+        <w:rPr>
+          <w:rStyle w:val="OperatorTok"/>
+          <w:color w:val="000000"/>
+          <w:sz w:val="18"/>
+        </w:rPr>
+        <w:t>.</w:t>
+      </w:r>
+      <w:r>
+        <w:rPr>
+          <w:rStyle w:val="AttributeTok"/>
+          <w:color w:val="000000"/>
+          <w:sz w:val="18"/>
+        </w:rPr>
+        <w:t>value</w:t>
+      </w:r>
+      <w:r>
+        <w:rPr>
+          <w:rStyle w:val="OperatorTok"/>
+          <w:color w:val="000000"/>
+          <w:sz w:val="18"/>
+        </w:rPr>
+        <w:t>.</w:t>
+      </w:r>
+      <w:r>
+        <w:rPr>
+          <w:rStyle w:val="FunctionTok"/>
+          <w:color w:val="000000"/>
+          <w:sz w:val="18"/>
+        </w:rPr>
+        <w:t>filter</w:t>
+      </w:r>
+      <w:r>
+        <w:rPr>
+          <w:rStyle w:val="NormalTok"/>
+          <w:color w:val="000000"/>
+          <w:sz w:val="18"/>
+        </w:rPr>
+        <w:t xml:space="preserve">(c </w:t>
+      </w:r>
+      <w:r>
+        <w:rPr>
+          <w:rStyle w:val="KeywordTok"/>
+          <w:color w:val="000000"/>
+          <w:sz w:val="18"/>
+        </w:rPr>
+        <w:t>=&gt;</w:t>
+      </w:r>
+      <w:r>
+        <w:rPr>
+          <w:rStyle w:val="NormalTok"/>
+          <w:color w:val="000000"/>
+          <w:sz w:val="18"/>
+        </w:rPr>
+        <w:t xml:space="preserve"> c</w:t>
+      </w:r>
+      <w:r>
+        <w:rPr>
+          <w:rStyle w:val="OperatorTok"/>
+          <w:color w:val="000000"/>
+          <w:sz w:val="18"/>
+        </w:rPr>
+        <w:t>.</w:t>
+      </w:r>
+      <w:r>
+        <w:rPr>
+          <w:rStyle w:val="AttributeTok"/>
+          <w:color w:val="000000"/>
+          <w:sz w:val="18"/>
+        </w:rPr>
+        <w:t>valida</w:t>
+      </w:r>
+      <w:r>
+        <w:rPr>
+          <w:rStyle w:val="NormalTok"/>
+          <w:color w:val="000000"/>
+          <w:sz w:val="18"/>
+        </w:rPr>
+        <w:t>))</w:t>
+      </w:r>
+      <w:r>
+        <w:rPr>
+          <w:color w:val="000000"/>
+          <w:sz w:val="18"/>
+        </w:rPr>
+        <w:br/>
+      </w:r>
+      <w:r>
+        <w:rPr>
+          <w:rStyle w:val="KeywordTok"/>
+          <w:color w:val="000000"/>
+          <w:sz w:val="18"/>
+        </w:rPr>
+        <w:t>const</w:t>
+      </w:r>
+      <w:r>
+        <w:rPr>
+          <w:rStyle w:val="NormalTok"/>
+          <w:color w:val="000000"/>
+          <w:sz w:val="18"/>
+        </w:rPr>
+        <w:t xml:space="preserve"> linhasComErro </w:t>
+      </w:r>
+      <w:r>
+        <w:rPr>
+          <w:rStyle w:val="OperatorTok"/>
+          <w:color w:val="000000"/>
+          <w:sz w:val="18"/>
+        </w:rPr>
+        <w:t>=</w:t>
+      </w:r>
+      <w:r>
+        <w:rPr>
+          <w:rStyle w:val="NormalTok"/>
+          <w:color w:val="000000"/>
+          <w:sz w:val="18"/>
+        </w:rPr>
+        <w:t xml:space="preserve"> </w:t>
+      </w:r>
+      <w:r>
+        <w:rPr>
+          <w:rStyle w:val="FunctionTok"/>
+          <w:color w:val="000000"/>
+          <w:sz w:val="18"/>
+        </w:rPr>
+        <w:t>computed</w:t>
+      </w:r>
+      <w:r>
+        <w:rPr>
+          <w:rStyle w:val="NormalTok"/>
+          <w:color w:val="000000"/>
+          <w:sz w:val="18"/>
+        </w:rPr>
+        <w:t xml:space="preserve">(() </w:t>
+      </w:r>
+      <w:r>
+        <w:rPr>
+          <w:rStyle w:val="KeywordTok"/>
+          <w:color w:val="000000"/>
+          <w:sz w:val="18"/>
+        </w:rPr>
+        <w:t>=&gt;</w:t>
+      </w:r>
+      <w:r>
+        <w:rPr>
+          <w:rStyle w:val="NormalTok"/>
+          <w:color w:val="000000"/>
+          <w:sz w:val="18"/>
+        </w:rPr>
+        <w:t xml:space="preserve"> clientes</w:t>
+      </w:r>
+      <w:r>
+        <w:rPr>
+          <w:rStyle w:val="OperatorTok"/>
+          <w:color w:val="000000"/>
+          <w:sz w:val="18"/>
+        </w:rPr>
+        <w:t>.</w:t>
+      </w:r>
+      <w:r>
+        <w:rPr>
+          <w:rStyle w:val="AttributeTok"/>
+          <w:color w:val="000000"/>
+          <w:sz w:val="18"/>
+        </w:rPr>
+        <w:t>value</w:t>
+      </w:r>
+      <w:r>
+        <w:rPr>
+          <w:rStyle w:val="OperatorTok"/>
+          <w:color w:val="000000"/>
+          <w:sz w:val="18"/>
+        </w:rPr>
+        <w:t>.</w:t>
+      </w:r>
+      <w:r>
+        <w:rPr>
+          <w:rStyle w:val="FunctionTok"/>
+          <w:color w:val="000000"/>
+          <w:sz w:val="18"/>
+        </w:rPr>
+        <w:t>filter</w:t>
+      </w:r>
+      <w:r>
+        <w:rPr>
+          <w:rStyle w:val="NormalTok"/>
+          <w:color w:val="000000"/>
+          <w:sz w:val="18"/>
+        </w:rPr>
+        <w:t xml:space="preserve">(c </w:t>
+      </w:r>
+      <w:r>
+        <w:rPr>
+          <w:rStyle w:val="KeywordTok"/>
+          <w:color w:val="000000"/>
+          <w:sz w:val="18"/>
+        </w:rPr>
+        <w:t>=&gt;</w:t>
+      </w:r>
+      <w:r>
+        <w:rPr>
+          <w:rStyle w:val="NormalTok"/>
+          <w:color w:val="000000"/>
+          <w:sz w:val="18"/>
+        </w:rPr>
+        <w:t xml:space="preserve"> </w:t>
+      </w:r>
+      <w:r>
+        <w:rPr>
+          <w:rStyle w:val="OperatorTok"/>
+          <w:color w:val="000000"/>
+          <w:sz w:val="18"/>
+        </w:rPr>
+        <w:t>!</w:t>
+      </w:r>
+      <w:r>
+        <w:rPr>
+          <w:rStyle w:val="NormalTok"/>
+          <w:color w:val="000000"/>
+          <w:sz w:val="18"/>
+        </w:rPr>
+        <w:t>c</w:t>
+      </w:r>
+      <w:r>
+        <w:rPr>
+          <w:rStyle w:val="OperatorTok"/>
+          <w:color w:val="000000"/>
+          <w:sz w:val="18"/>
+        </w:rPr>
+        <w:t>.</w:t>
+      </w:r>
+      <w:r>
+        <w:rPr>
+          <w:rStyle w:val="AttributeTok"/>
+          <w:color w:val="000000"/>
+          <w:sz w:val="18"/>
+        </w:rPr>
+        <w:t>valida</w:t>
+      </w:r>
+      <w:r>
+        <w:rPr>
+          <w:rStyle w:val="NormalTok"/>
+          <w:color w:val="000000"/>
+          <w:sz w:val="18"/>
+        </w:rPr>
+        <w:t>))</w:t>
+      </w:r>
+      <w:r>
+        <w:rPr>
+          <w:color w:val="000000"/>
+          <w:sz w:val="18"/>
+        </w:rPr>
+        <w:br/>
+      </w:r>
+      <w:r>
+        <w:rPr>
+          <w:rStyle w:val="KeywordTok"/>
+          <w:color w:val="000000"/>
+          <w:sz w:val="18"/>
+        </w:rPr>
+        <w:t>const</w:t>
+      </w:r>
+      <w:r>
+        <w:rPr>
+          <w:rStyle w:val="NormalTok"/>
+          <w:color w:val="000000"/>
+          <w:sz w:val="18"/>
+        </w:rPr>
+        <w:t xml:space="preserve"> totalValidas </w:t>
+      </w:r>
+      <w:r>
+        <w:rPr>
+          <w:rStyle w:val="OperatorTok"/>
+          <w:color w:val="000000"/>
+          <w:sz w:val="18"/>
+        </w:rPr>
+        <w:t>=</w:t>
+      </w:r>
+      <w:r>
+        <w:rPr>
+          <w:rStyle w:val="NormalTok"/>
+          <w:color w:val="000000"/>
+          <w:sz w:val="18"/>
+        </w:rPr>
+        <w:t xml:space="preserve"> </w:t>
+      </w:r>
+      <w:r>
+        <w:rPr>
+          <w:rStyle w:val="FunctionTok"/>
+          <w:color w:val="000000"/>
+          <w:sz w:val="18"/>
+        </w:rPr>
+        <w:t>computed</w:t>
+      </w:r>
+      <w:r>
+        <w:rPr>
+          <w:rStyle w:val="NormalTok"/>
+          <w:color w:val="000000"/>
+          <w:sz w:val="18"/>
+        </w:rPr>
+        <w:t xml:space="preserve">(() </w:t>
+      </w:r>
+      <w:r>
+        <w:rPr>
+          <w:rStyle w:val="KeywordTok"/>
+          <w:color w:val="000000"/>
+          <w:sz w:val="18"/>
+        </w:rPr>
+        <w:t>=&gt;</w:t>
+      </w:r>
+      <w:r>
+        <w:rPr>
+          <w:rStyle w:val="NormalTok"/>
+          <w:color w:val="000000"/>
+          <w:sz w:val="18"/>
+        </w:rPr>
+        <w:t xml:space="preserve"> linhasValidas</w:t>
+      </w:r>
+      <w:r>
+        <w:rPr>
+          <w:rStyle w:val="OperatorTok"/>
+          <w:color w:val="000000"/>
+          <w:sz w:val="18"/>
+        </w:rPr>
+        <w:t>.</w:t>
+      </w:r>
+      <w:r>
+        <w:rPr>
+          <w:rStyle w:val="AttributeTok"/>
+          <w:color w:val="000000"/>
+          <w:sz w:val="18"/>
+        </w:rPr>
+        <w:t>value</w:t>
+      </w:r>
+      <w:r>
+        <w:rPr>
+          <w:rStyle w:val="OperatorTok"/>
+          <w:color w:val="000000"/>
+          <w:sz w:val="18"/>
+        </w:rPr>
+        <w:t>.</w:t>
+      </w:r>
+      <w:r>
+        <w:rPr>
+          <w:rStyle w:val="AttributeTok"/>
+          <w:color w:val="000000"/>
+          <w:sz w:val="18"/>
+        </w:rPr>
+        <w:t>length</w:t>
+      </w:r>
+      <w:r>
+        <w:rPr>
+          <w:rStyle w:val="NormalTok"/>
+          <w:color w:val="000000"/>
+          <w:sz w:val="18"/>
+        </w:rPr>
+        <w:t>)</w:t>
+      </w:r>
+      <w:r>
+        <w:rPr>
+          <w:color w:val="000000"/>
+          <w:sz w:val="18"/>
+        </w:rPr>
+        <w:br/>
+      </w:r>
+      <w:r>
+        <w:rPr>
+          <w:rStyle w:val="KeywordTok"/>
+          <w:color w:val="000000"/>
+          <w:sz w:val="18"/>
+        </w:rPr>
+        <w:t>const</w:t>
+      </w:r>
+      <w:r>
+        <w:rPr>
+          <w:rStyle w:val="NormalTok"/>
+          <w:color w:val="000000"/>
+          <w:sz w:val="18"/>
+        </w:rPr>
+        <w:t xml:space="preserve"> totalComErro </w:t>
+      </w:r>
+      <w:r>
+        <w:rPr>
+          <w:rStyle w:val="OperatorTok"/>
+          <w:color w:val="000000"/>
+          <w:sz w:val="18"/>
+        </w:rPr>
+        <w:t>=</w:t>
+      </w:r>
+      <w:r>
+        <w:rPr>
+          <w:rStyle w:val="NormalTok"/>
+          <w:color w:val="000000"/>
+          <w:sz w:val="18"/>
+        </w:rPr>
+        <w:t xml:space="preserve"> </w:t>
+      </w:r>
+      <w:r>
+        <w:rPr>
+          <w:rStyle w:val="FunctionTok"/>
+          <w:color w:val="000000"/>
+          <w:sz w:val="18"/>
+        </w:rPr>
+        <w:t>computed</w:t>
+      </w:r>
+      <w:r>
+        <w:rPr>
+          <w:rStyle w:val="NormalTok"/>
+          <w:color w:val="000000"/>
+          <w:sz w:val="18"/>
+        </w:rPr>
+        <w:t xml:space="preserve">(() </w:t>
+      </w:r>
+      <w:r>
+        <w:rPr>
+          <w:rStyle w:val="KeywordTok"/>
+          <w:color w:val="000000"/>
+          <w:sz w:val="18"/>
+        </w:rPr>
+        <w:t>=&gt;</w:t>
+      </w:r>
+      <w:r>
+        <w:rPr>
+          <w:rStyle w:val="NormalTok"/>
+          <w:color w:val="000000"/>
+          <w:sz w:val="18"/>
+        </w:rPr>
+        <w:t xml:space="preserve"> linhasComErro</w:t>
+      </w:r>
+      <w:r>
+        <w:rPr>
+          <w:rStyle w:val="OperatorTok"/>
+          <w:color w:val="000000"/>
+          <w:sz w:val="18"/>
+        </w:rPr>
+        <w:t>.</w:t>
+      </w:r>
+      <w:r>
+        <w:rPr>
+          <w:rStyle w:val="AttributeTok"/>
+          <w:color w:val="000000"/>
+          <w:sz w:val="18"/>
+        </w:rPr>
+        <w:t>value</w:t>
+      </w:r>
+      <w:r>
+        <w:rPr>
+          <w:rStyle w:val="OperatorTok"/>
+          <w:color w:val="000000"/>
+          <w:sz w:val="18"/>
+        </w:rPr>
+        <w:t>.</w:t>
+      </w:r>
+      <w:r>
+        <w:rPr>
+          <w:rStyle w:val="AttributeTok"/>
+          <w:color w:val="000000"/>
+          <w:sz w:val="18"/>
+        </w:rPr>
+        <w:t>length</w:t>
+      </w:r>
+      <w:r>
+        <w:rPr>
+          <w:rStyle w:val="NormalTok"/>
+          <w:color w:val="000000"/>
+          <w:sz w:val="18"/>
+        </w:rPr>
+        <w:t>)</w:t>
+      </w:r>
+    </w:p>
+    <w:p>
+      <w:pPr>
+        <w:pStyle w:val="FirstParagraph"/>
+        <w:rPr>
+          <w:color w:val="000000"/>
+        </w:rPr>
+      </w:pPr>
+      <w:r>
+        <w:rPr>
+          <w:rStyle w:val="VerbatimChar"/>
+          <w:color w:val="000000"/>
+        </w:rPr>
+        <w:t>filter</w:t>
+      </w:r>
+      <w:r>
+        <w:rPr>
+          <w:color w:val="000000"/>
+        </w:rPr>
+        <w:t xml:space="preserve"> cria uma lista com os registros que atendem à condição. </w:t>
+      </w:r>
+      <w:r>
+        <w:rPr>
+          <w:rStyle w:val="VerbatimChar"/>
+          <w:color w:val="000000"/>
+        </w:rPr>
+        <w:t>c.valida</w:t>
+      </w:r>
+      <w:r>
+        <w:rPr>
+          <w:color w:val="000000"/>
+        </w:rPr>
+        <w:t xml:space="preserve"> seleciona registros válidos; </w:t>
+      </w:r>
+      <w:r>
+        <w:rPr>
+          <w:rStyle w:val="VerbatimChar"/>
+          <w:color w:val="000000"/>
+        </w:rPr>
+        <w:t>!c.valida</w:t>
+      </w:r>
+      <w:r>
+        <w:rPr>
+          <w:color w:val="000000"/>
+        </w:rPr>
+        <w:t xml:space="preserve"> seleciona os inválidos. </w:t>
+      </w:r>
+      <w:r>
+        <w:rPr>
+          <w:rStyle w:val="VerbatimChar"/>
+          <w:color w:val="000000"/>
+        </w:rPr>
+        <w:t>length</w:t>
+      </w:r>
+      <w:r>
+        <w:rPr>
+          <w:color w:val="000000"/>
+        </w:rPr>
+        <w:t xml:space="preserve"> fornece a quantidade. Como as expressões estão em </w:t>
+      </w:r>
+      <w:r>
+        <w:rPr>
+          <w:rStyle w:val="VerbatimChar"/>
+          <w:color w:val="000000"/>
+        </w:rPr>
+        <w:t>computed</w:t>
+      </w:r>
+      <w:r>
+        <w:rPr>
+          <w:color w:val="000000"/>
+        </w:rPr>
+        <w:t>, seus resultados acompanham a base atualizada sem exigir que a tela refaça a contagem manualmente.</w:t>
+      </w:r>
+    </w:p>
+    <w:p>
+      <w:pPr>
+        <w:pStyle w:val="Corpodetexto"/>
+        <w:rPr>
+          <w:color w:val="000000"/>
+        </w:rPr>
+      </w:pPr>
+      <w:r>
+        <w:rPr>
+          <w:color w:val="000000"/>
+        </w:rPr>
+        <w:t xml:space="preserve">Exemplo: se há três registros e apenas um deles tem </w:t>
+      </w:r>
+      <w:r>
+        <w:rPr>
+          <w:rStyle w:val="VerbatimChar"/>
+          <w:color w:val="000000"/>
+        </w:rPr>
+        <w:t>valida: false</w:t>
+      </w:r>
+      <w:r>
+        <w:rPr>
+          <w:color w:val="000000"/>
+        </w:rPr>
+        <w:t xml:space="preserve">, os getters retornam </w:t>
+      </w:r>
+      <w:r>
+        <w:rPr>
+          <w:rStyle w:val="VerbatimChar"/>
+          <w:color w:val="000000"/>
+        </w:rPr>
+        <w:t>totalLinhas = 3</w:t>
+      </w:r>
+      <w:r>
+        <w:rPr>
+          <w:color w:val="000000"/>
+        </w:rPr>
+        <w:t xml:space="preserve">, </w:t>
+      </w:r>
+      <w:r>
+        <w:rPr>
+          <w:rStyle w:val="VerbatimChar"/>
+          <w:color w:val="000000"/>
+        </w:rPr>
+        <w:t>totalValidas = 2</w:t>
+      </w:r>
+      <w:r>
+        <w:rPr>
+          <w:color w:val="000000"/>
+        </w:rPr>
+        <w:t xml:space="preserve"> e </w:t>
+      </w:r>
+      <w:r>
+        <w:rPr>
+          <w:rStyle w:val="VerbatimChar"/>
+          <w:color w:val="000000"/>
+        </w:rPr>
+        <w:t>totalComErro = 1</w:t>
+      </w:r>
+      <w:r>
+        <w:rPr>
+          <w:color w:val="000000"/>
+        </w:rPr>
+        <w:t>.</w:t>
+      </w:r>
+    </w:p>
+    <w:p>
+      <w:pPr>
+        <w:pStyle w:val="Ttulo2"/>
+        <w:rPr>
+          <w:color w:val="000000"/>
+        </w:rPr>
+      </w:pPr>
+      <w:bookmarkStart w:id="6" w:name="contagem-por-tipo-de-erro"/>
+      <w:bookmarkEnd w:id="5"/>
+      <w:r>
+        <w:rPr>
+          <w:color w:val="000000"/>
+        </w:rPr>
+        <w:t>2.2 Contagem por tipo de erro</w:t>
+      </w:r>
+    </w:p>
+    <w:p>
+      <w:pPr>
+        <w:pStyle w:val="FirstParagraph"/>
+        <w:keepNext/>
+        <w:rPr>
+          <w:color w:val="000000"/>
+        </w:rPr>
+      </w:pPr>
+      <w:r>
+        <w:rPr>
+          <w:color w:val="000000"/>
+        </w:rPr>
+        <w:t>Trecho da mesma store:</w:t>
+      </w:r>
+    </w:p>
+    <w:p>
+      <w:pPr>
+        <w:pStyle w:val="SourceCode"/>
+        <w:keepLines/>
+        <w:rPr>
+          <w:color w:val="000000"/>
+          <w:sz w:val="18"/>
+        </w:rPr>
+      </w:pPr>
+      <w:r>
+        <w:rPr>
+          <w:rStyle w:val="KeywordTok"/>
+          <w:color w:val="000000"/>
+          <w:sz w:val="18"/>
+        </w:rPr>
+        <w:t>const</w:t>
+      </w:r>
+      <w:r>
+        <w:rPr>
+          <w:rStyle w:val="NormalTok"/>
+          <w:color w:val="000000"/>
+          <w:sz w:val="18"/>
+        </w:rPr>
+        <w:t xml:space="preserve"> errosPorTipo </w:t>
+      </w:r>
+      <w:r>
+        <w:rPr>
+          <w:rStyle w:val="OperatorTok"/>
+          <w:color w:val="000000"/>
+          <w:sz w:val="18"/>
+        </w:rPr>
+        <w:t>=</w:t>
+      </w:r>
+      <w:r>
+        <w:rPr>
+          <w:rStyle w:val="NormalTok"/>
+          <w:color w:val="000000"/>
+          <w:sz w:val="18"/>
+        </w:rPr>
+        <w:t xml:space="preserve"> </w:t>
+      </w:r>
+      <w:r>
+        <w:rPr>
+          <w:rStyle w:val="FunctionTok"/>
+          <w:color w:val="000000"/>
+          <w:sz w:val="18"/>
+        </w:rPr>
+        <w:t>computed</w:t>
+      </w:r>
+      <w:r>
+        <w:rPr>
+          <w:rStyle w:val="NormalTok"/>
+          <w:color w:val="000000"/>
+          <w:sz w:val="18"/>
+        </w:rPr>
+        <w:t xml:space="preserve">(() </w:t>
+      </w:r>
+      <w:r>
+        <w:rPr>
+          <w:rStyle w:val="KeywordTok"/>
+          <w:color w:val="000000"/>
+          <w:sz w:val="18"/>
+        </w:rPr>
+        <w:t>=&gt;</w:t>
+      </w:r>
+      <w:r>
+        <w:rPr>
+          <w:rStyle w:val="NormalTok"/>
+          <w:color w:val="000000"/>
+          <w:sz w:val="18"/>
+        </w:rPr>
+        <w:t xml:space="preserve"> {</w:t>
+      </w:r>
+      <w:r>
+        <w:rPr>
+          <w:color w:val="000000"/>
+          <w:sz w:val="18"/>
+        </w:rPr>
+        <w:br/>
+      </w:r>
+      <w:r>
+        <w:rPr>
+          <w:rStyle w:val="NormalTok"/>
+          <w:color w:val="000000"/>
+          <w:sz w:val="18"/>
+        </w:rPr>
+        <w:t xml:space="preserve">  </w:t>
+      </w:r>
+      <w:r>
+        <w:rPr>
+          <w:rStyle w:val="KeywordTok"/>
+          <w:color w:val="000000"/>
+          <w:sz w:val="18"/>
+        </w:rPr>
+        <w:t>const</w:t>
+      </w:r>
+      <w:r>
+        <w:rPr>
+          <w:rStyle w:val="NormalTok"/>
+          <w:color w:val="000000"/>
+          <w:sz w:val="18"/>
+        </w:rPr>
+        <w:t xml:space="preserve"> contagem </w:t>
+      </w:r>
+      <w:r>
+        <w:rPr>
+          <w:rStyle w:val="OperatorTok"/>
+          <w:color w:val="000000"/>
+          <w:sz w:val="18"/>
+        </w:rPr>
+        <w:t>=</w:t>
+      </w:r>
+      <w:r>
+        <w:rPr>
+          <w:rStyle w:val="NormalTok"/>
+          <w:color w:val="000000"/>
+          <w:sz w:val="18"/>
+        </w:rPr>
+        <w:t xml:space="preserve"> </w:t>
+      </w:r>
+      <w:r>
+        <w:rPr>
+          <w:rStyle w:val="KeywordTok"/>
+          <w:color w:val="000000"/>
+          <w:sz w:val="18"/>
+        </w:rPr>
+        <w:t>new</w:t>
+      </w:r>
+      <w:r>
+        <w:rPr>
+          <w:rStyle w:val="NormalTok"/>
+          <w:color w:val="000000"/>
+          <w:sz w:val="18"/>
+        </w:rPr>
+        <w:t xml:space="preserve"> </w:t>
+      </w:r>
+      <w:r>
+        <w:rPr>
+          <w:rStyle w:val="BuiltInTok"/>
+          <w:color w:val="000000"/>
+          <w:sz w:val="18"/>
+        </w:rPr>
+        <w:t>Map</w:t>
+      </w:r>
+      <w:r>
+        <w:rPr>
+          <w:rStyle w:val="NormalTok"/>
+          <w:color w:val="000000"/>
+          <w:sz w:val="18"/>
+        </w:rPr>
+        <w:t>()</w:t>
+      </w:r>
+      <w:r>
+        <w:rPr>
+          <w:color w:val="000000"/>
+          <w:sz w:val="18"/>
+        </w:rPr>
+        <w:br/>
+      </w:r>
+      <w:r>
+        <w:rPr>
+          <w:rStyle w:val="NormalTok"/>
+          <w:color w:val="000000"/>
+          <w:sz w:val="18"/>
+        </w:rPr>
+        <w:t xml:space="preserve">  </w:t>
+      </w:r>
+      <w:r>
+        <w:rPr>
+          <w:rStyle w:val="ControlFlowTok"/>
+          <w:color w:val="000000"/>
+          <w:sz w:val="18"/>
+        </w:rPr>
+        <w:t>for</w:t>
+      </w:r>
+      <w:r>
+        <w:rPr>
+          <w:rStyle w:val="NormalTok"/>
+          <w:color w:val="000000"/>
+          <w:sz w:val="18"/>
+        </w:rPr>
+        <w:t xml:space="preserve"> (</w:t>
+      </w:r>
+      <w:r>
+        <w:rPr>
+          <w:rStyle w:val="KeywordTok"/>
+          <w:color w:val="000000"/>
+          <w:sz w:val="18"/>
+        </w:rPr>
+        <w:t>const</w:t>
+      </w:r>
+      <w:r>
+        <w:rPr>
+          <w:rStyle w:val="NormalTok"/>
+          <w:color w:val="000000"/>
+          <w:sz w:val="18"/>
+        </w:rPr>
+        <w:t xml:space="preserve"> e </w:t>
+      </w:r>
+      <w:r>
+        <w:rPr>
+          <w:rStyle w:val="KeywordTok"/>
+          <w:color w:val="000000"/>
+          <w:sz w:val="18"/>
+        </w:rPr>
+        <w:t>of</w:t>
+      </w:r>
+      <w:r>
+        <w:rPr>
+          <w:rStyle w:val="NormalTok"/>
+          <w:color w:val="000000"/>
+          <w:sz w:val="18"/>
+        </w:rPr>
+        <w:t xml:space="preserve"> erros</w:t>
+      </w:r>
+      <w:r>
+        <w:rPr>
+          <w:rStyle w:val="OperatorTok"/>
+          <w:color w:val="000000"/>
+          <w:sz w:val="18"/>
+        </w:rPr>
+        <w:t>.</w:t>
+      </w:r>
+      <w:r>
+        <w:rPr>
+          <w:rStyle w:val="AttributeTok"/>
+          <w:color w:val="000000"/>
+          <w:sz w:val="18"/>
+        </w:rPr>
+        <w:t>value</w:t>
+      </w:r>
+      <w:r>
+        <w:rPr>
+          <w:rStyle w:val="NormalTok"/>
+          <w:color w:val="000000"/>
+          <w:sz w:val="18"/>
+        </w:rPr>
+        <w:t>) contagem</w:t>
+      </w:r>
+      <w:r>
+        <w:rPr>
+          <w:rStyle w:val="OperatorTok"/>
+          <w:color w:val="000000"/>
+          <w:sz w:val="18"/>
+        </w:rPr>
+        <w:t>.</w:t>
+      </w:r>
+      <w:r>
+        <w:rPr>
+          <w:rStyle w:val="FunctionTok"/>
+          <w:color w:val="000000"/>
+          <w:sz w:val="18"/>
+        </w:rPr>
+        <w:t>set</w:t>
+      </w:r>
+      <w:r>
+        <w:rPr>
+          <w:rStyle w:val="NormalTok"/>
+          <w:color w:val="000000"/>
+          <w:sz w:val="18"/>
+        </w:rPr>
+        <w:t>(e</w:t>
+      </w:r>
+      <w:r>
+        <w:rPr>
+          <w:rStyle w:val="OperatorTok"/>
+          <w:color w:val="000000"/>
+          <w:sz w:val="18"/>
+        </w:rPr>
+        <w:t>.</w:t>
+      </w:r>
+      <w:r>
+        <w:rPr>
+          <w:rStyle w:val="AttributeTok"/>
+          <w:color w:val="000000"/>
+          <w:sz w:val="18"/>
+        </w:rPr>
+        <w:t>tipo</w:t>
+      </w:r>
+      <w:r>
+        <w:rPr>
+          <w:rStyle w:val="OperatorTok"/>
+          <w:color w:val="000000"/>
+          <w:sz w:val="18"/>
+        </w:rPr>
+        <w:t>,</w:t>
+      </w:r>
+      <w:r>
+        <w:rPr>
+          <w:rStyle w:val="NormalTok"/>
+          <w:color w:val="000000"/>
+          <w:sz w:val="18"/>
+        </w:rPr>
+        <w:t xml:space="preserve"> (contagem</w:t>
+      </w:r>
+      <w:r>
+        <w:rPr>
+          <w:rStyle w:val="OperatorTok"/>
+          <w:color w:val="000000"/>
+          <w:sz w:val="18"/>
+        </w:rPr>
+        <w:t>.</w:t>
+      </w:r>
+      <w:r>
+        <w:rPr>
+          <w:rStyle w:val="FunctionTok"/>
+          <w:color w:val="000000"/>
+          <w:sz w:val="18"/>
+        </w:rPr>
+        <w:t>get</w:t>
+      </w:r>
+      <w:r>
+        <w:rPr>
+          <w:rStyle w:val="NormalTok"/>
+          <w:color w:val="000000"/>
+          <w:sz w:val="18"/>
+        </w:rPr>
+        <w:t>(e</w:t>
+      </w:r>
+      <w:r>
+        <w:rPr>
+          <w:rStyle w:val="OperatorTok"/>
+          <w:color w:val="000000"/>
+          <w:sz w:val="18"/>
+        </w:rPr>
+        <w:t>.</w:t>
+      </w:r>
+      <w:r>
+        <w:rPr>
+          <w:rStyle w:val="AttributeTok"/>
+          <w:color w:val="000000"/>
+          <w:sz w:val="18"/>
+        </w:rPr>
+        <w:t>tipo</w:t>
+      </w:r>
+      <w:r>
+        <w:rPr>
+          <w:rStyle w:val="NormalTok"/>
+          <w:color w:val="000000"/>
+          <w:sz w:val="18"/>
+        </w:rPr>
+        <w:t xml:space="preserve">) </w:t>
+      </w:r>
+      <w:r>
+        <w:rPr>
+          <w:rStyle w:val="OperatorTok"/>
+          <w:color w:val="000000"/>
+          <w:sz w:val="18"/>
+        </w:rPr>
+        <w:t>??</w:t>
+      </w:r>
+      <w:r>
+        <w:rPr>
+          <w:rStyle w:val="NormalTok"/>
+          <w:color w:val="000000"/>
+          <w:sz w:val="18"/>
+        </w:rPr>
+        <w:t xml:space="preserve"> </w:t>
+      </w:r>
+      <w:r>
+        <w:rPr>
+          <w:rStyle w:val="DecValTok"/>
+          <w:color w:val="000000"/>
+          <w:sz w:val="18"/>
+        </w:rPr>
+        <w:t>0</w:t>
+      </w:r>
+      <w:r>
+        <w:rPr>
+          <w:rStyle w:val="NormalTok"/>
+          <w:color w:val="000000"/>
+          <w:sz w:val="18"/>
+        </w:rPr>
+        <w:t xml:space="preserve">) </w:t>
+      </w:r>
+      <w:r>
+        <w:rPr>
+          <w:rStyle w:val="OperatorTok"/>
+          <w:color w:val="000000"/>
+          <w:sz w:val="18"/>
+        </w:rPr>
+        <w:t>+</w:t>
+      </w:r>
+      <w:r>
+        <w:rPr>
+          <w:rStyle w:val="NormalTok"/>
+          <w:color w:val="000000"/>
+          <w:sz w:val="18"/>
+        </w:rPr>
+        <w:t xml:space="preserve"> </w:t>
+      </w:r>
+      <w:r>
+        <w:rPr>
+          <w:rStyle w:val="DecValTok"/>
+          <w:color w:val="000000"/>
+          <w:sz w:val="18"/>
+        </w:rPr>
+        <w:t>1</w:t>
+      </w:r>
+      <w:r>
+        <w:rPr>
+          <w:rStyle w:val="NormalTok"/>
+          <w:color w:val="000000"/>
+          <w:sz w:val="18"/>
+        </w:rPr>
+        <w:t>)</w:t>
+      </w:r>
+      <w:r>
+        <w:rPr>
+          <w:color w:val="000000"/>
+          <w:sz w:val="18"/>
+        </w:rPr>
+        <w:br/>
+      </w:r>
+      <w:r>
+        <w:rPr>
+          <w:rStyle w:val="NormalTok"/>
+          <w:color w:val="000000"/>
+          <w:sz w:val="18"/>
+        </w:rPr>
+        <w:t xml:space="preserve">  </w:t>
+      </w:r>
+      <w:r>
+        <w:rPr>
+          <w:rStyle w:val="ControlFlowTok"/>
+          <w:color w:val="000000"/>
+          <w:sz w:val="18"/>
+        </w:rPr>
+        <w:t>return</w:t>
+      </w:r>
+      <w:r>
+        <w:rPr>
+          <w:rStyle w:val="NormalTok"/>
+          <w:color w:val="000000"/>
+          <w:sz w:val="18"/>
+        </w:rPr>
+        <w:t xml:space="preserve"> [</w:t>
+      </w:r>
+      <w:r>
+        <w:rPr>
+          <w:rStyle w:val="OperatorTok"/>
+          <w:color w:val="000000"/>
+          <w:sz w:val="18"/>
+        </w:rPr>
+        <w:t>...</w:t>
+      </w:r>
+      <w:r>
+        <w:rPr>
+          <w:rStyle w:val="NormalTok"/>
+          <w:color w:val="000000"/>
+          <w:sz w:val="18"/>
+        </w:rPr>
+        <w:t>contagem</w:t>
+      </w:r>
+      <w:r>
+        <w:rPr>
+          <w:rStyle w:val="OperatorTok"/>
+          <w:color w:val="000000"/>
+          <w:sz w:val="18"/>
+        </w:rPr>
+        <w:t>.</w:t>
+      </w:r>
+      <w:r>
+        <w:rPr>
+          <w:rStyle w:val="FunctionTok"/>
+          <w:color w:val="000000"/>
+          <w:sz w:val="18"/>
+        </w:rPr>
+        <w:t>entries</w:t>
+      </w:r>
+      <w:r>
+        <w:rPr>
+          <w:rStyle w:val="NormalTok"/>
+          <w:color w:val="000000"/>
+          <w:sz w:val="18"/>
+        </w:rPr>
+        <w:t>()]</w:t>
+      </w:r>
+      <w:r>
+        <w:rPr>
+          <w:color w:val="000000"/>
+          <w:sz w:val="18"/>
+        </w:rPr>
+        <w:br/>
+      </w:r>
+      <w:r>
+        <w:rPr>
+          <w:rStyle w:val="NormalTok"/>
+          <w:color w:val="000000"/>
+          <w:sz w:val="18"/>
+        </w:rPr>
+        <w:t xml:space="preserve">    </w:t>
+      </w:r>
+      <w:r>
+        <w:rPr>
+          <w:rStyle w:val="OperatorTok"/>
+          <w:color w:val="000000"/>
+          <w:sz w:val="18"/>
+        </w:rPr>
+        <w:t>.</w:t>
+      </w:r>
+      <w:r>
+        <w:rPr>
+          <w:rStyle w:val="FunctionTok"/>
+          <w:color w:val="000000"/>
+          <w:sz w:val="18"/>
+        </w:rPr>
+        <w:t>sort</w:t>
+      </w:r>
+      <w:r>
+        <w:rPr>
+          <w:rStyle w:val="NormalTok"/>
+          <w:color w:val="000000"/>
+          <w:sz w:val="18"/>
+        </w:rPr>
+        <w:t>((a</w:t>
+      </w:r>
+      <w:r>
+        <w:rPr>
+          <w:rStyle w:val="OperatorTok"/>
+          <w:color w:val="000000"/>
+          <w:sz w:val="18"/>
+        </w:rPr>
+        <w:t>,</w:t>
+      </w:r>
+      <w:r>
+        <w:rPr>
+          <w:rStyle w:val="NormalTok"/>
+          <w:color w:val="000000"/>
+          <w:sz w:val="18"/>
+        </w:rPr>
+        <w:t xml:space="preserve"> b) </w:t>
+      </w:r>
+      <w:r>
+        <w:rPr>
+          <w:rStyle w:val="KeywordTok"/>
+          <w:color w:val="000000"/>
+          <w:sz w:val="18"/>
+        </w:rPr>
+        <w:t>=&gt;</w:t>
+      </w:r>
+      <w:r>
+        <w:rPr>
+          <w:rStyle w:val="NormalTok"/>
+          <w:color w:val="000000"/>
+          <w:sz w:val="18"/>
+        </w:rPr>
+        <w:t xml:space="preserve"> b[</w:t>
+      </w:r>
+      <w:r>
+        <w:rPr>
+          <w:rStyle w:val="DecValTok"/>
+          <w:color w:val="000000"/>
+          <w:sz w:val="18"/>
+        </w:rPr>
+        <w:t>1</w:t>
+      </w:r>
+      <w:r>
+        <w:rPr>
+          <w:rStyle w:val="NormalTok"/>
+          <w:color w:val="000000"/>
+          <w:sz w:val="18"/>
+        </w:rPr>
+        <w:t xml:space="preserve">] </w:t>
+      </w:r>
+      <w:r>
+        <w:rPr>
+          <w:rStyle w:val="OperatorTok"/>
+          <w:color w:val="000000"/>
+          <w:sz w:val="18"/>
+        </w:rPr>
+        <w:t>-</w:t>
+      </w:r>
+      <w:r>
+        <w:rPr>
+          <w:rStyle w:val="NormalTok"/>
+          <w:color w:val="000000"/>
+          <w:sz w:val="18"/>
+        </w:rPr>
+        <w:t xml:space="preserve"> a[</w:t>
+      </w:r>
+      <w:r>
+        <w:rPr>
+          <w:rStyle w:val="DecValTok"/>
+          <w:color w:val="000000"/>
+          <w:sz w:val="18"/>
+        </w:rPr>
+        <w:t>1</w:t>
+      </w:r>
+      <w:r>
+        <w:rPr>
+          <w:rStyle w:val="NormalTok"/>
+          <w:color w:val="000000"/>
+          <w:sz w:val="18"/>
+        </w:rPr>
+        <w:t>])</w:t>
+      </w:r>
+      <w:r>
+        <w:rPr>
+          <w:color w:val="000000"/>
+          <w:sz w:val="18"/>
+        </w:rPr>
+        <w:br/>
+      </w:r>
+      <w:r>
+        <w:rPr>
+          <w:rStyle w:val="NormalTok"/>
+          <w:color w:val="000000"/>
+          <w:sz w:val="18"/>
+        </w:rPr>
+        <w:t xml:space="preserve">    </w:t>
+      </w:r>
+      <w:r>
+        <w:rPr>
+          <w:rStyle w:val="OperatorTok"/>
+          <w:color w:val="000000"/>
+          <w:sz w:val="18"/>
+        </w:rPr>
+        <w:t>.</w:t>
+      </w:r>
+      <w:r>
+        <w:rPr>
+          <w:rStyle w:val="FunctionTok"/>
+          <w:color w:val="000000"/>
+          <w:sz w:val="18"/>
+        </w:rPr>
+        <w:t>map</w:t>
+      </w:r>
+      <w:r>
+        <w:rPr>
+          <w:rStyle w:val="NormalTok"/>
+          <w:color w:val="000000"/>
+          <w:sz w:val="18"/>
+        </w:rPr>
+        <w:t>(([tipo</w:t>
+      </w:r>
+      <w:r>
+        <w:rPr>
+          <w:rStyle w:val="OperatorTok"/>
+          <w:color w:val="000000"/>
+          <w:sz w:val="18"/>
+        </w:rPr>
+        <w:t>,</w:t>
+      </w:r>
+      <w:r>
+        <w:rPr>
+          <w:rStyle w:val="NormalTok"/>
+          <w:color w:val="000000"/>
+          <w:sz w:val="18"/>
+        </w:rPr>
+        <w:t xml:space="preserve"> quantidade]) </w:t>
+      </w:r>
+      <w:r>
+        <w:rPr>
+          <w:rStyle w:val="KeywordTok"/>
+          <w:color w:val="000000"/>
+          <w:sz w:val="18"/>
+        </w:rPr>
+        <w:t>=&gt;</w:t>
+      </w:r>
+      <w:r>
+        <w:rPr>
+          <w:rStyle w:val="NormalTok"/>
+          <w:color w:val="000000"/>
+          <w:sz w:val="18"/>
+        </w:rPr>
+        <w:t xml:space="preserve"> ({ tipo</w:t>
+      </w:r>
+      <w:r>
+        <w:rPr>
+          <w:rStyle w:val="OperatorTok"/>
+          <w:color w:val="000000"/>
+          <w:sz w:val="18"/>
+        </w:rPr>
+        <w:t>,</w:t>
+      </w:r>
+      <w:r>
+        <w:rPr>
+          <w:rStyle w:val="NormalTok"/>
+          <w:color w:val="000000"/>
+          <w:sz w:val="18"/>
+        </w:rPr>
+        <w:t xml:space="preserve"> quantidade }))</w:t>
+      </w:r>
+      <w:r>
+        <w:rPr>
+          <w:color w:val="000000"/>
+          <w:sz w:val="18"/>
+        </w:rPr>
+        <w:br/>
+      </w:r>
+      <w:r>
+        <w:rPr>
+          <w:rStyle w:val="NormalTok"/>
+          <w:color w:val="000000"/>
+          <w:sz w:val="18"/>
+        </w:rPr>
+        <w:t>})</w:t>
+      </w:r>
+    </w:p>
+    <w:p>
+      <w:pPr>
+        <w:pStyle w:val="FirstParagraph"/>
+        <w:rPr>
+          <w:color w:val="000000"/>
+        </w:rPr>
+      </w:pPr>
+      <w:r>
+        <w:rPr>
+          <w:color w:val="000000"/>
+        </w:rPr>
+        <w:t xml:space="preserve">O </w:t>
+      </w:r>
+      <w:r>
+        <w:rPr>
+          <w:rStyle w:val="VerbatimChar"/>
+          <w:color w:val="000000"/>
+        </w:rPr>
+        <w:t>Map</w:t>
+      </w:r>
+      <w:r>
+        <w:rPr>
+          <w:color w:val="000000"/>
+        </w:rPr>
+        <w:t xml:space="preserve"> associa cada tipo à quantidade encontrada. Para cada ocorrência, a contagem anterior é incrementada, começando em zero. </w:t>
+      </w:r>
+      <w:r>
+        <w:rPr>
+          <w:rStyle w:val="VerbatimChar"/>
+          <w:color w:val="000000"/>
+        </w:rPr>
+        <w:t>sort</w:t>
+      </w:r>
+      <w:r>
+        <w:rPr>
+          <w:color w:val="000000"/>
+        </w:rPr>
+        <w:t xml:space="preserve"> coloca os tipos mais frequentes primeiro e </w:t>
+      </w:r>
+      <w:r>
+        <w:rPr>
+          <w:rStyle w:val="VerbatimChar"/>
+          <w:color w:val="000000"/>
+        </w:rPr>
+        <w:t>map</w:t>
+      </w:r>
+      <w:r>
+        <w:rPr>
+          <w:color w:val="000000"/>
+        </w:rPr>
+        <w:t xml:space="preserve"> devolve objetos com os campos que a interface utiliza. Dois erros de e-mail e um campo vazio produzem duas entradas: </w:t>
+      </w:r>
+      <w:r>
+        <w:rPr>
+          <w:rStyle w:val="VerbatimChar"/>
+          <w:color w:val="000000"/>
+        </w:rPr>
+        <w:t>EMAIL_INVALIDO</w:t>
+      </w:r>
+      <w:r>
+        <w:rPr>
+          <w:color w:val="000000"/>
+        </w:rPr>
+        <w:t xml:space="preserve"> com quantidade 2 e </w:t>
+      </w:r>
+      <w:r>
+        <w:rPr>
+          <w:rStyle w:val="VerbatimChar"/>
+          <w:color w:val="000000"/>
+        </w:rPr>
+        <w:t>CAMPO_OBRIGATORIO</w:t>
+      </w:r>
+      <w:r>
+        <w:rPr>
+          <w:color w:val="000000"/>
+        </w:rPr>
+        <w:t xml:space="preserve"> com quantidade 1.</w:t>
+      </w:r>
+    </w:p>
+    <w:p>
+      <w:pPr>
         <w:pStyle w:val="Ttulo1"/>
         <w:rPr>
           <w:color w:val="000000"/>
         </w:rPr>
       </w:pPr>
-      <w:bookmarkStart w:id="2" w:name="quais-actions-foram-implementadas"/>
-      <w:bookmarkEnd w:id="1"/>
+      <w:bookmarkStart w:id="7" w:name="quais-actions-foram-implementadas"/>
+      <w:bookmarkEnd w:id="4"/>
+      <w:bookmarkEnd w:id="6"/>
       <w:r>
         <w:rPr>
           <w:color w:val="000000"/>
@@ -979,13 +4788,7 @@
         <w:rPr>
           <w:color w:val="000000"/>
         </w:rPr>
-        <w:t xml:space="preserve"> </w:t>
-      </w:r>
-      <w:r>
-        <w:rPr>
-          <w:color w:val="000000"/>
-        </w:rPr>
-        <w:t>em caso de falha ou operação descartada.</w:t>
+        <w:t xml:space="preserve"> em caso de falha ou operação descartada.</w:t>
       </w:r>
     </w:p>
     <w:p>
@@ -1055,13 +4858,1743 @@
     </w:p>
     <w:p>
       <w:pPr>
+        <w:pStyle w:val="Ttulo2"/>
+        <w:rPr>
+          <w:color w:val="000000"/>
+        </w:rPr>
+      </w:pPr>
+      <w:bookmarkStart w:id="8" w:name="como-a-tela-inicia-o-processamento"/>
+      <w:r>
+        <w:rPr>
+          <w:color w:val="000000"/>
+        </w:rPr>
+        <w:t>3.1 Como a tela inicia o processamento</w:t>
+      </w:r>
+    </w:p>
+    <w:p>
+      <w:pPr>
+        <w:pStyle w:val="FirstParagraph"/>
+        <w:keepNext/>
+        <w:rPr>
+          <w:color w:val="000000"/>
+        </w:rPr>
+      </w:pPr>
+      <w:r>
+        <w:rPr>
+          <w:color w:val="000000"/>
+        </w:rPr>
+        <w:t xml:space="preserve">Trecho de </w:t>
+      </w:r>
+      <w:r>
+        <w:rPr>
+          <w:rStyle w:val="VerbatimChar"/>
+          <w:color w:val="000000"/>
+        </w:rPr>
+        <w:t>FrontEnd/src/views/UploadView.vue</w:t>
+      </w:r>
+      <w:r>
+        <w:rPr>
+          <w:color w:val="000000"/>
+        </w:rPr>
+        <w:t>:</w:t>
+      </w:r>
+    </w:p>
+    <w:p>
+      <w:pPr>
+        <w:pStyle w:val="SourceCode"/>
+        <w:keepLines/>
+        <w:rPr>
+          <w:color w:val="000000"/>
+          <w:sz w:val="18"/>
+        </w:rPr>
+      </w:pPr>
+      <w:r>
+        <w:rPr>
+          <w:rStyle w:val="KeywordTok"/>
+          <w:color w:val="000000"/>
+          <w:sz w:val="18"/>
+        </w:rPr>
+        <w:t>function</w:t>
+      </w:r>
+      <w:r>
+        <w:rPr>
+          <w:rStyle w:val="NormalTok"/>
+          <w:color w:val="000000"/>
+          <w:sz w:val="18"/>
+        </w:rPr>
+        <w:t xml:space="preserve"> </w:t>
+      </w:r>
+      <w:r>
+        <w:rPr>
+          <w:rStyle w:val="FunctionTok"/>
+          <w:color w:val="000000"/>
+          <w:sz w:val="18"/>
+        </w:rPr>
+        <w:t>receberArquivo</w:t>
+      </w:r>
+      <w:r>
+        <w:rPr>
+          <w:rStyle w:val="NormalTok"/>
+          <w:color w:val="000000"/>
+          <w:sz w:val="18"/>
+        </w:rPr>
+        <w:t>(novo) {</w:t>
+      </w:r>
+      <w:r>
+        <w:rPr>
+          <w:color w:val="000000"/>
+          <w:sz w:val="18"/>
+        </w:rPr>
+        <w:br/>
+      </w:r>
+      <w:r>
+        <w:rPr>
+          <w:rStyle w:val="NormalTok"/>
+          <w:color w:val="000000"/>
+          <w:sz w:val="18"/>
+        </w:rPr>
+        <w:t xml:space="preserve">  store</w:t>
+      </w:r>
+      <w:r>
+        <w:rPr>
+          <w:rStyle w:val="OperatorTok"/>
+          <w:color w:val="000000"/>
+          <w:sz w:val="18"/>
+        </w:rPr>
+        <w:t>.</w:t>
+      </w:r>
+      <w:r>
+        <w:rPr>
+          <w:rStyle w:val="FunctionTok"/>
+          <w:color w:val="000000"/>
+          <w:sz w:val="18"/>
+        </w:rPr>
+        <w:t>selecionarArquivo</w:t>
+      </w:r>
+      <w:r>
+        <w:rPr>
+          <w:rStyle w:val="NormalTok"/>
+          <w:color w:val="000000"/>
+          <w:sz w:val="18"/>
+        </w:rPr>
+        <w:t>(novo)</w:t>
+      </w:r>
+      <w:r>
+        <w:rPr>
+          <w:color w:val="000000"/>
+          <w:sz w:val="18"/>
+        </w:rPr>
+        <w:br/>
+      </w:r>
+      <w:r>
+        <w:rPr>
+          <w:rStyle w:val="NormalTok"/>
+          <w:color w:val="000000"/>
+          <w:sz w:val="18"/>
+        </w:rPr>
+        <w:t>}</w:t>
+      </w:r>
+      <w:r>
+        <w:rPr>
+          <w:color w:val="000000"/>
+          <w:sz w:val="18"/>
+        </w:rPr>
+        <w:br/>
+      </w:r>
+      <w:r>
+        <w:rPr>
+          <w:color w:val="000000"/>
+          <w:sz w:val="18"/>
+        </w:rPr>
+        <w:br/>
+      </w:r>
+      <w:r>
+        <w:rPr>
+          <w:rStyle w:val="KeywordTok"/>
+          <w:color w:val="000000"/>
+          <w:sz w:val="18"/>
+        </w:rPr>
+        <w:t>async</w:t>
+      </w:r>
+      <w:r>
+        <w:rPr>
+          <w:rStyle w:val="NormalTok"/>
+          <w:color w:val="000000"/>
+          <w:sz w:val="18"/>
+        </w:rPr>
+        <w:t xml:space="preserve"> </w:t>
+      </w:r>
+      <w:r>
+        <w:rPr>
+          <w:rStyle w:val="KeywordTok"/>
+          <w:color w:val="000000"/>
+          <w:sz w:val="18"/>
+        </w:rPr>
+        <w:t>function</w:t>
+      </w:r>
+      <w:r>
+        <w:rPr>
+          <w:rStyle w:val="NormalTok"/>
+          <w:color w:val="000000"/>
+          <w:sz w:val="18"/>
+        </w:rPr>
+        <w:t xml:space="preserve"> </w:t>
+      </w:r>
+      <w:r>
+        <w:rPr>
+          <w:rStyle w:val="FunctionTok"/>
+          <w:color w:val="000000"/>
+          <w:sz w:val="18"/>
+        </w:rPr>
+        <w:t>processar</w:t>
+      </w:r>
+      <w:r>
+        <w:rPr>
+          <w:rStyle w:val="NormalTok"/>
+          <w:color w:val="000000"/>
+          <w:sz w:val="18"/>
+        </w:rPr>
+        <w:t>() {</w:t>
+      </w:r>
+      <w:r>
+        <w:rPr>
+          <w:color w:val="000000"/>
+          <w:sz w:val="18"/>
+        </w:rPr>
+        <w:br/>
+      </w:r>
+      <w:r>
+        <w:rPr>
+          <w:rStyle w:val="NormalTok"/>
+          <w:color w:val="000000"/>
+          <w:sz w:val="18"/>
+        </w:rPr>
+        <w:t xml:space="preserve">  </w:t>
+      </w:r>
+      <w:r>
+        <w:rPr>
+          <w:rStyle w:val="ControlFlowTok"/>
+          <w:color w:val="000000"/>
+          <w:sz w:val="18"/>
+        </w:rPr>
+        <w:t>await</w:t>
+      </w:r>
+      <w:r>
+        <w:rPr>
+          <w:rStyle w:val="NormalTok"/>
+          <w:color w:val="000000"/>
+          <w:sz w:val="18"/>
+        </w:rPr>
+        <w:t xml:space="preserve"> store</w:t>
+      </w:r>
+      <w:r>
+        <w:rPr>
+          <w:rStyle w:val="OperatorTok"/>
+          <w:color w:val="000000"/>
+          <w:sz w:val="18"/>
+        </w:rPr>
+        <w:t>.</w:t>
+      </w:r>
+      <w:r>
+        <w:rPr>
+          <w:rStyle w:val="FunctionTok"/>
+          <w:color w:val="000000"/>
+          <w:sz w:val="18"/>
+        </w:rPr>
+        <w:t>processarPlanilha</w:t>
+      </w:r>
+      <w:r>
+        <w:rPr>
+          <w:rStyle w:val="NormalTok"/>
+          <w:color w:val="000000"/>
+          <w:sz w:val="18"/>
+        </w:rPr>
+        <w:t>()</w:t>
+      </w:r>
+      <w:r>
+        <w:rPr>
+          <w:color w:val="000000"/>
+          <w:sz w:val="18"/>
+        </w:rPr>
+        <w:br/>
+      </w:r>
+      <w:r>
+        <w:rPr>
+          <w:rStyle w:val="NormalTok"/>
+          <w:color w:val="000000"/>
+          <w:sz w:val="18"/>
+        </w:rPr>
+        <w:t>}</w:t>
+      </w:r>
+    </w:p>
+    <w:p>
+      <w:pPr>
+        <w:pStyle w:val="FirstParagraph"/>
+        <w:keepNext/>
+        <w:rPr>
+          <w:color w:val="000000"/>
+        </w:rPr>
+      </w:pPr>
+      <w:r>
+        <w:rPr>
+          <w:color w:val="000000"/>
+        </w:rPr>
+        <w:t xml:space="preserve">A tela encaminha o arquivo à store em vez de criar outra lista de clientes. A função </w:t>
+      </w:r>
+      <w:r>
+        <w:rPr>
+          <w:rStyle w:val="VerbatimChar"/>
+          <w:color w:val="000000"/>
+        </w:rPr>
+        <w:t>processar</w:t>
+      </w:r>
+      <w:r>
+        <w:rPr>
+          <w:color w:val="000000"/>
+        </w:rPr>
+        <w:t xml:space="preserve"> aguarda a action assíncrona. Na store, a ligação com a importação é:</w:t>
+      </w:r>
+    </w:p>
+    <w:p>
+      <w:pPr>
+        <w:pStyle w:val="SourceCode"/>
+        <w:keepLines/>
+        <w:rPr>
+          <w:color w:val="000000"/>
+          <w:sz w:val="18"/>
+        </w:rPr>
+      </w:pPr>
+      <w:r>
+        <w:rPr>
+          <w:rStyle w:val="KeywordTok"/>
+          <w:color w:val="000000"/>
+          <w:sz w:val="18"/>
+        </w:rPr>
+        <w:t>async</w:t>
+      </w:r>
+      <w:r>
+        <w:rPr>
+          <w:rStyle w:val="NormalTok"/>
+          <w:color w:val="000000"/>
+          <w:sz w:val="18"/>
+        </w:rPr>
+        <w:t xml:space="preserve"> </w:t>
+      </w:r>
+      <w:r>
+        <w:rPr>
+          <w:rStyle w:val="KeywordTok"/>
+          <w:color w:val="000000"/>
+          <w:sz w:val="18"/>
+        </w:rPr>
+        <w:t>function</w:t>
+      </w:r>
+      <w:r>
+        <w:rPr>
+          <w:rStyle w:val="NormalTok"/>
+          <w:color w:val="000000"/>
+          <w:sz w:val="18"/>
+        </w:rPr>
+        <w:t xml:space="preserve"> </w:t>
+      </w:r>
+      <w:r>
+        <w:rPr>
+          <w:rStyle w:val="FunctionTok"/>
+          <w:color w:val="000000"/>
+          <w:sz w:val="18"/>
+        </w:rPr>
+        <w:t>processarPlanilha</w:t>
+      </w:r>
+      <w:r>
+        <w:rPr>
+          <w:rStyle w:val="NormalTok"/>
+          <w:color w:val="000000"/>
+          <w:sz w:val="18"/>
+        </w:rPr>
+        <w:t>() {</w:t>
+      </w:r>
+      <w:r>
+        <w:rPr>
+          <w:color w:val="000000"/>
+          <w:sz w:val="18"/>
+        </w:rPr>
+        <w:br/>
+      </w:r>
+      <w:r>
+        <w:rPr>
+          <w:rStyle w:val="NormalTok"/>
+          <w:color w:val="000000"/>
+          <w:sz w:val="18"/>
+        </w:rPr>
+        <w:t xml:space="preserve">  </w:t>
+      </w:r>
+      <w:r>
+        <w:rPr>
+          <w:rStyle w:val="ControlFlowTok"/>
+          <w:color w:val="000000"/>
+          <w:sz w:val="18"/>
+        </w:rPr>
+        <w:t>return</w:t>
+      </w:r>
+      <w:r>
+        <w:rPr>
+          <w:rStyle w:val="NormalTok"/>
+          <w:color w:val="000000"/>
+          <w:sz w:val="18"/>
+        </w:rPr>
+        <w:t xml:space="preserve"> </w:t>
+      </w:r>
+      <w:r>
+        <w:rPr>
+          <w:rStyle w:val="FunctionTok"/>
+          <w:color w:val="000000"/>
+          <w:sz w:val="18"/>
+        </w:rPr>
+        <w:t>importarPlanilha</w:t>
+      </w:r>
+      <w:r>
+        <w:rPr>
+          <w:rStyle w:val="NormalTok"/>
+          <w:color w:val="000000"/>
+          <w:sz w:val="18"/>
+        </w:rPr>
+        <w:t>(arquivo</w:t>
+      </w:r>
+      <w:r>
+        <w:rPr>
+          <w:rStyle w:val="OperatorTok"/>
+          <w:color w:val="000000"/>
+          <w:sz w:val="18"/>
+        </w:rPr>
+        <w:t>.</w:t>
+      </w:r>
+      <w:r>
+        <w:rPr>
+          <w:rStyle w:val="AttributeTok"/>
+          <w:color w:val="000000"/>
+          <w:sz w:val="18"/>
+        </w:rPr>
+        <w:t>value</w:t>
+      </w:r>
+      <w:r>
+        <w:rPr>
+          <w:rStyle w:val="NormalTok"/>
+          <w:color w:val="000000"/>
+          <w:sz w:val="18"/>
+        </w:rPr>
+        <w:t>)</w:t>
+      </w:r>
+      <w:r>
+        <w:rPr>
+          <w:color w:val="000000"/>
+          <w:sz w:val="18"/>
+        </w:rPr>
+        <w:br/>
+      </w:r>
+      <w:r>
+        <w:rPr>
+          <w:rStyle w:val="NormalTok"/>
+          <w:color w:val="000000"/>
+          <w:sz w:val="18"/>
+        </w:rPr>
+        <w:t>}</w:t>
+      </w:r>
+    </w:p>
+    <w:p>
+      <w:pPr>
+        <w:pStyle w:val="Ttulo2"/>
+        <w:rPr>
+          <w:color w:val="000000"/>
+        </w:rPr>
+      </w:pPr>
+      <w:bookmarkStart w:id="9" w:name="leitura-e-atualização-do-state"/>
+      <w:bookmarkEnd w:id="8"/>
+      <w:r>
+        <w:rPr>
+          <w:color w:val="000000"/>
+        </w:rPr>
+        <w:t>3.2 Leitura e atualização do state</w:t>
+      </w:r>
+    </w:p>
+    <w:p>
+      <w:pPr>
+        <w:pStyle w:val="FirstParagraph"/>
+        <w:keepNext/>
+        <w:rPr>
+          <w:color w:val="000000"/>
+        </w:rPr>
+      </w:pPr>
+      <w:r>
+        <w:rPr>
+          <w:color w:val="000000"/>
+        </w:rPr>
+        <w:t xml:space="preserve">Recorte do bloco </w:t>
+      </w:r>
+      <w:r>
+        <w:rPr>
+          <w:rStyle w:val="VerbatimChar"/>
+          <w:color w:val="000000"/>
+        </w:rPr>
+        <w:t>try</w:t>
+      </w:r>
+      <w:r>
+        <w:rPr>
+          <w:color w:val="000000"/>
+        </w:rPr>
+        <w:t xml:space="preserve"> de </w:t>
+      </w:r>
+      <w:r>
+        <w:rPr>
+          <w:rStyle w:val="VerbatimChar"/>
+          <w:color w:val="000000"/>
+        </w:rPr>
+        <w:t>importarPlanilha</w:t>
+      </w:r>
+      <w:r>
+        <w:rPr>
+          <w:color w:val="000000"/>
+        </w:rPr>
+        <w:t>, na store:</w:t>
+      </w:r>
+    </w:p>
+    <w:p>
+      <w:pPr>
+        <w:pStyle w:val="SourceCode"/>
+        <w:keepLines/>
+        <w:rPr>
+          <w:color w:val="000000"/>
+          <w:sz w:val="18"/>
+        </w:rPr>
+      </w:pPr>
+      <w:r>
+        <w:rPr>
+          <w:rStyle w:val="KeywordTok"/>
+          <w:color w:val="000000"/>
+          <w:sz w:val="18"/>
+        </w:rPr>
+        <w:t>const</w:t>
+      </w:r>
+      <w:r>
+        <w:rPr>
+          <w:rStyle w:val="NormalTok"/>
+          <w:color w:val="000000"/>
+          <w:sz w:val="18"/>
+        </w:rPr>
+        <w:t xml:space="preserve"> lido </w:t>
+      </w:r>
+      <w:r>
+        <w:rPr>
+          <w:rStyle w:val="OperatorTok"/>
+          <w:color w:val="000000"/>
+          <w:sz w:val="18"/>
+        </w:rPr>
+        <w:t>=</w:t>
+      </w:r>
+      <w:r>
+        <w:rPr>
+          <w:rStyle w:val="NormalTok"/>
+          <w:color w:val="000000"/>
+          <w:sz w:val="18"/>
+        </w:rPr>
+        <w:t xml:space="preserve"> </w:t>
+      </w:r>
+      <w:r>
+        <w:rPr>
+          <w:rStyle w:val="ControlFlowTok"/>
+          <w:color w:val="000000"/>
+          <w:sz w:val="18"/>
+        </w:rPr>
+        <w:t>await</w:t>
+      </w:r>
+      <w:r>
+        <w:rPr>
+          <w:rStyle w:val="NormalTok"/>
+          <w:color w:val="000000"/>
+          <w:sz w:val="18"/>
+        </w:rPr>
+        <w:t xml:space="preserve"> </w:t>
+      </w:r>
+      <w:r>
+        <w:rPr>
+          <w:rStyle w:val="FunctionTok"/>
+          <w:color w:val="000000"/>
+          <w:sz w:val="18"/>
+        </w:rPr>
+        <w:t>lerPlanilha</w:t>
+      </w:r>
+      <w:r>
+        <w:rPr>
+          <w:rStyle w:val="NormalTok"/>
+          <w:color w:val="000000"/>
+          <w:sz w:val="18"/>
+        </w:rPr>
+        <w:t>(arquivoSelecionado)</w:t>
+      </w:r>
+      <w:r>
+        <w:rPr>
+          <w:color w:val="000000"/>
+          <w:sz w:val="18"/>
+        </w:rPr>
+        <w:br/>
+      </w:r>
+      <w:r>
+        <w:rPr>
+          <w:rStyle w:val="ControlFlowTok"/>
+          <w:color w:val="000000"/>
+          <w:sz w:val="18"/>
+        </w:rPr>
+        <w:t>if</w:t>
+      </w:r>
+      <w:r>
+        <w:rPr>
+          <w:rStyle w:val="NormalTok"/>
+          <w:color w:val="000000"/>
+          <w:sz w:val="18"/>
+        </w:rPr>
+        <w:t xml:space="preserve"> (atual </w:t>
+      </w:r>
+      <w:r>
+        <w:rPr>
+          <w:rStyle w:val="OperatorTok"/>
+          <w:color w:val="000000"/>
+          <w:sz w:val="18"/>
+        </w:rPr>
+        <w:t>!==</w:t>
+      </w:r>
+      <w:r>
+        <w:rPr>
+          <w:rStyle w:val="NormalTok"/>
+          <w:color w:val="000000"/>
+          <w:sz w:val="18"/>
+        </w:rPr>
+        <w:t xml:space="preserve"> operacao) </w:t>
+      </w:r>
+      <w:r>
+        <w:rPr>
+          <w:rStyle w:val="ControlFlowTok"/>
+          <w:color w:val="000000"/>
+          <w:sz w:val="18"/>
+        </w:rPr>
+        <w:t>return</w:t>
+      </w:r>
+      <w:r>
+        <w:rPr>
+          <w:rStyle w:val="NormalTok"/>
+          <w:color w:val="000000"/>
+          <w:sz w:val="18"/>
+        </w:rPr>
+        <w:t xml:space="preserve"> </w:t>
+      </w:r>
+      <w:r>
+        <w:rPr>
+          <w:rStyle w:val="KeywordTok"/>
+          <w:color w:val="000000"/>
+          <w:sz w:val="18"/>
+        </w:rPr>
+        <w:t>false</w:t>
+      </w:r>
+      <w:r>
+        <w:rPr>
+          <w:color w:val="000000"/>
+          <w:sz w:val="18"/>
+        </w:rPr>
+        <w:br/>
+      </w:r>
+      <w:r>
+        <w:rPr>
+          <w:rStyle w:val="NormalTok"/>
+          <w:color w:val="000000"/>
+          <w:sz w:val="18"/>
+        </w:rPr>
+        <w:t>dataUpload</w:t>
+      </w:r>
+      <w:r>
+        <w:rPr>
+          <w:rStyle w:val="OperatorTok"/>
+          <w:color w:val="000000"/>
+          <w:sz w:val="18"/>
+        </w:rPr>
+        <w:t>.</w:t>
+      </w:r>
+      <w:r>
+        <w:rPr>
+          <w:rStyle w:val="AttributeTok"/>
+          <w:color w:val="000000"/>
+          <w:sz w:val="18"/>
+        </w:rPr>
+        <w:t>value</w:t>
+      </w:r>
+      <w:r>
+        <w:rPr>
+          <w:rStyle w:val="NormalTok"/>
+          <w:color w:val="000000"/>
+          <w:sz w:val="18"/>
+        </w:rPr>
+        <w:t xml:space="preserve"> </w:t>
+      </w:r>
+      <w:r>
+        <w:rPr>
+          <w:rStyle w:val="OperatorTok"/>
+          <w:color w:val="000000"/>
+          <w:sz w:val="18"/>
+        </w:rPr>
+        <w:t>=</w:t>
+      </w:r>
+      <w:r>
+        <w:rPr>
+          <w:rStyle w:val="NormalTok"/>
+          <w:color w:val="000000"/>
+          <w:sz w:val="18"/>
+        </w:rPr>
+        <w:t xml:space="preserve"> </w:t>
+      </w:r>
+      <w:r>
+        <w:rPr>
+          <w:rStyle w:val="KeywordTok"/>
+          <w:color w:val="000000"/>
+          <w:sz w:val="18"/>
+        </w:rPr>
+        <w:t>new</w:t>
+      </w:r>
+      <w:r>
+        <w:rPr>
+          <w:rStyle w:val="NormalTok"/>
+          <w:color w:val="000000"/>
+          <w:sz w:val="18"/>
+        </w:rPr>
+        <w:t xml:space="preserve"> </w:t>
+      </w:r>
+      <w:r>
+        <w:rPr>
+          <w:rStyle w:val="BuiltInTok"/>
+          <w:color w:val="000000"/>
+          <w:sz w:val="18"/>
+        </w:rPr>
+        <w:t>Date</w:t>
+      </w:r>
+      <w:r>
+        <w:rPr>
+          <w:rStyle w:val="NormalTok"/>
+          <w:color w:val="000000"/>
+          <w:sz w:val="18"/>
+        </w:rPr>
+        <w:t>()</w:t>
+      </w:r>
+      <w:r>
+        <w:rPr>
+          <w:rStyle w:val="OperatorTok"/>
+          <w:color w:val="000000"/>
+          <w:sz w:val="18"/>
+        </w:rPr>
+        <w:t>.</w:t>
+      </w:r>
+      <w:r>
+        <w:rPr>
+          <w:rStyle w:val="FunctionTok"/>
+          <w:color w:val="000000"/>
+          <w:sz w:val="18"/>
+        </w:rPr>
+        <w:t>toISOString</w:t>
+      </w:r>
+      <w:r>
+        <w:rPr>
+          <w:rStyle w:val="NormalTok"/>
+          <w:color w:val="000000"/>
+          <w:sz w:val="18"/>
+        </w:rPr>
+        <w:t>()</w:t>
+      </w:r>
+      <w:r>
+        <w:rPr>
+          <w:color w:val="000000"/>
+          <w:sz w:val="18"/>
+        </w:rPr>
+        <w:br/>
+      </w:r>
+      <w:r>
+        <w:rPr>
+          <w:rStyle w:val="NormalTok"/>
+          <w:color w:val="000000"/>
+          <w:sz w:val="18"/>
+        </w:rPr>
+        <w:t>periodoFaturamento</w:t>
+      </w:r>
+      <w:r>
+        <w:rPr>
+          <w:rStyle w:val="OperatorTok"/>
+          <w:color w:val="000000"/>
+          <w:sz w:val="18"/>
+        </w:rPr>
+        <w:t>.</w:t>
+      </w:r>
+      <w:r>
+        <w:rPr>
+          <w:rStyle w:val="AttributeTok"/>
+          <w:color w:val="000000"/>
+          <w:sz w:val="18"/>
+        </w:rPr>
+        <w:t>value</w:t>
+      </w:r>
+      <w:r>
+        <w:rPr>
+          <w:rStyle w:val="NormalTok"/>
+          <w:color w:val="000000"/>
+          <w:sz w:val="18"/>
+        </w:rPr>
+        <w:t xml:space="preserve"> </w:t>
+      </w:r>
+      <w:r>
+        <w:rPr>
+          <w:rStyle w:val="OperatorTok"/>
+          <w:color w:val="000000"/>
+          <w:sz w:val="18"/>
+        </w:rPr>
+        <w:t>=</w:t>
+      </w:r>
+      <w:r>
+        <w:rPr>
+          <w:rStyle w:val="NormalTok"/>
+          <w:color w:val="000000"/>
+          <w:sz w:val="18"/>
+        </w:rPr>
+        <w:t xml:space="preserve"> lido</w:t>
+      </w:r>
+      <w:r>
+        <w:rPr>
+          <w:rStyle w:val="OperatorTok"/>
+          <w:color w:val="000000"/>
+          <w:sz w:val="18"/>
+        </w:rPr>
+        <w:t>.</w:t>
+      </w:r>
+      <w:r>
+        <w:rPr>
+          <w:rStyle w:val="AttributeTok"/>
+          <w:color w:val="000000"/>
+          <w:sz w:val="18"/>
+        </w:rPr>
+        <w:t>periodoFaturamento</w:t>
+      </w:r>
+      <w:r>
+        <w:rPr>
+          <w:color w:val="000000"/>
+          <w:sz w:val="18"/>
+        </w:rPr>
+        <w:br/>
+      </w:r>
+      <w:r>
+        <w:rPr>
+          <w:rStyle w:val="NormalTok"/>
+          <w:color w:val="000000"/>
+          <w:sz w:val="18"/>
+        </w:rPr>
+        <w:t>totalColunas</w:t>
+      </w:r>
+      <w:r>
+        <w:rPr>
+          <w:rStyle w:val="OperatorTok"/>
+          <w:color w:val="000000"/>
+          <w:sz w:val="18"/>
+        </w:rPr>
+        <w:t>.</w:t>
+      </w:r>
+      <w:r>
+        <w:rPr>
+          <w:rStyle w:val="AttributeTok"/>
+          <w:color w:val="000000"/>
+          <w:sz w:val="18"/>
+        </w:rPr>
+        <w:t>value</w:t>
+      </w:r>
+      <w:r>
+        <w:rPr>
+          <w:rStyle w:val="NormalTok"/>
+          <w:color w:val="000000"/>
+          <w:sz w:val="18"/>
+        </w:rPr>
+        <w:t xml:space="preserve"> </w:t>
+      </w:r>
+      <w:r>
+        <w:rPr>
+          <w:rStyle w:val="OperatorTok"/>
+          <w:color w:val="000000"/>
+          <w:sz w:val="18"/>
+        </w:rPr>
+        <w:t>=</w:t>
+      </w:r>
+      <w:r>
+        <w:rPr>
+          <w:rStyle w:val="NormalTok"/>
+          <w:color w:val="000000"/>
+          <w:sz w:val="18"/>
+        </w:rPr>
+        <w:t xml:space="preserve"> lido</w:t>
+      </w:r>
+      <w:r>
+        <w:rPr>
+          <w:rStyle w:val="OperatorTok"/>
+          <w:color w:val="000000"/>
+          <w:sz w:val="18"/>
+        </w:rPr>
+        <w:t>.</w:t>
+      </w:r>
+      <w:r>
+        <w:rPr>
+          <w:rStyle w:val="AttributeTok"/>
+          <w:color w:val="000000"/>
+          <w:sz w:val="18"/>
+        </w:rPr>
+        <w:t>totalColunas</w:t>
+      </w:r>
+      <w:r>
+        <w:rPr>
+          <w:color w:val="000000"/>
+          <w:sz w:val="18"/>
+        </w:rPr>
+        <w:br/>
+      </w:r>
+      <w:r>
+        <w:rPr>
+          <w:rStyle w:val="NormalTok"/>
+          <w:color w:val="000000"/>
+          <w:sz w:val="18"/>
+        </w:rPr>
+        <w:t>clientes</w:t>
+      </w:r>
+      <w:r>
+        <w:rPr>
+          <w:rStyle w:val="OperatorTok"/>
+          <w:color w:val="000000"/>
+          <w:sz w:val="18"/>
+        </w:rPr>
+        <w:t>.</w:t>
+      </w:r>
+      <w:r>
+        <w:rPr>
+          <w:rStyle w:val="AttributeTok"/>
+          <w:color w:val="000000"/>
+          <w:sz w:val="18"/>
+        </w:rPr>
+        <w:t>value</w:t>
+      </w:r>
+      <w:r>
+        <w:rPr>
+          <w:rStyle w:val="NormalTok"/>
+          <w:color w:val="000000"/>
+          <w:sz w:val="18"/>
+        </w:rPr>
+        <w:t xml:space="preserve"> </w:t>
+      </w:r>
+      <w:r>
+        <w:rPr>
+          <w:rStyle w:val="OperatorTok"/>
+          <w:color w:val="000000"/>
+          <w:sz w:val="18"/>
+        </w:rPr>
+        <w:t>=</w:t>
+      </w:r>
+      <w:r>
+        <w:rPr>
+          <w:rStyle w:val="NormalTok"/>
+          <w:color w:val="000000"/>
+          <w:sz w:val="18"/>
+        </w:rPr>
+        <w:t xml:space="preserve"> lido</w:t>
+      </w:r>
+      <w:r>
+        <w:rPr>
+          <w:rStyle w:val="OperatorTok"/>
+          <w:color w:val="000000"/>
+          <w:sz w:val="18"/>
+        </w:rPr>
+        <w:t>.</w:t>
+      </w:r>
+      <w:r>
+        <w:rPr>
+          <w:rStyle w:val="AttributeTok"/>
+          <w:color w:val="000000"/>
+          <w:sz w:val="18"/>
+        </w:rPr>
+        <w:t>clientes</w:t>
+      </w:r>
+      <w:r>
+        <w:rPr>
+          <w:color w:val="000000"/>
+          <w:sz w:val="18"/>
+        </w:rPr>
+        <w:br/>
+      </w:r>
+      <w:r>
+        <w:rPr>
+          <w:rStyle w:val="NormalTok"/>
+          <w:color w:val="000000"/>
+          <w:sz w:val="18"/>
+        </w:rPr>
+        <w:t>dadosOriginais</w:t>
+      </w:r>
+      <w:r>
+        <w:rPr>
+          <w:rStyle w:val="OperatorTok"/>
+          <w:color w:val="000000"/>
+          <w:sz w:val="18"/>
+        </w:rPr>
+        <w:t>.</w:t>
+      </w:r>
+      <w:r>
+        <w:rPr>
+          <w:rStyle w:val="AttributeTok"/>
+          <w:color w:val="000000"/>
+          <w:sz w:val="18"/>
+        </w:rPr>
+        <w:t>value</w:t>
+      </w:r>
+      <w:r>
+        <w:rPr>
+          <w:rStyle w:val="NormalTok"/>
+          <w:color w:val="000000"/>
+          <w:sz w:val="18"/>
+        </w:rPr>
+        <w:t xml:space="preserve"> </w:t>
+      </w:r>
+      <w:r>
+        <w:rPr>
+          <w:rStyle w:val="OperatorTok"/>
+          <w:color w:val="000000"/>
+          <w:sz w:val="18"/>
+        </w:rPr>
+        <w:t>=</w:t>
+      </w:r>
+      <w:r>
+        <w:rPr>
+          <w:rStyle w:val="NormalTok"/>
+          <w:color w:val="000000"/>
+          <w:sz w:val="18"/>
+        </w:rPr>
+        <w:t xml:space="preserve"> lido</w:t>
+      </w:r>
+      <w:r>
+        <w:rPr>
+          <w:rStyle w:val="OperatorTok"/>
+          <w:color w:val="000000"/>
+          <w:sz w:val="18"/>
+        </w:rPr>
+        <w:t>.</w:t>
+      </w:r>
+      <w:r>
+        <w:rPr>
+          <w:rStyle w:val="AttributeTok"/>
+          <w:color w:val="000000"/>
+          <w:sz w:val="18"/>
+        </w:rPr>
+        <w:t>dadosOriginais</w:t>
+      </w:r>
+      <w:r>
+        <w:rPr>
+          <w:color w:val="000000"/>
+          <w:sz w:val="18"/>
+        </w:rPr>
+        <w:br/>
+      </w:r>
+      <w:r>
+        <w:rPr>
+          <w:rStyle w:val="NormalTok"/>
+          <w:color w:val="000000"/>
+          <w:sz w:val="18"/>
+        </w:rPr>
+        <w:t>erros</w:t>
+      </w:r>
+      <w:r>
+        <w:rPr>
+          <w:rStyle w:val="OperatorTok"/>
+          <w:color w:val="000000"/>
+          <w:sz w:val="18"/>
+        </w:rPr>
+        <w:t>.</w:t>
+      </w:r>
+      <w:r>
+        <w:rPr>
+          <w:rStyle w:val="AttributeTok"/>
+          <w:color w:val="000000"/>
+          <w:sz w:val="18"/>
+        </w:rPr>
+        <w:t>value</w:t>
+      </w:r>
+      <w:r>
+        <w:rPr>
+          <w:rStyle w:val="NormalTok"/>
+          <w:color w:val="000000"/>
+          <w:sz w:val="18"/>
+        </w:rPr>
+        <w:t xml:space="preserve"> </w:t>
+      </w:r>
+      <w:r>
+        <w:rPr>
+          <w:rStyle w:val="OperatorTok"/>
+          <w:color w:val="000000"/>
+          <w:sz w:val="18"/>
+        </w:rPr>
+        <w:t>=</w:t>
+      </w:r>
+      <w:r>
+        <w:rPr>
+          <w:rStyle w:val="NormalTok"/>
+          <w:color w:val="000000"/>
+          <w:sz w:val="18"/>
+        </w:rPr>
+        <w:t xml:space="preserve"> lido</w:t>
+      </w:r>
+      <w:r>
+        <w:rPr>
+          <w:rStyle w:val="OperatorTok"/>
+          <w:color w:val="000000"/>
+          <w:sz w:val="18"/>
+        </w:rPr>
+        <w:t>.</w:t>
+      </w:r>
+      <w:r>
+        <w:rPr>
+          <w:rStyle w:val="AttributeTok"/>
+          <w:color w:val="000000"/>
+          <w:sz w:val="18"/>
+        </w:rPr>
+        <w:t>erros</w:t>
+      </w:r>
+      <w:r>
+        <w:rPr>
+          <w:color w:val="000000"/>
+          <w:sz w:val="18"/>
+        </w:rPr>
+        <w:br/>
+      </w:r>
+      <w:r>
+        <w:rPr>
+          <w:rStyle w:val="NormalTok"/>
+          <w:color w:val="000000"/>
+          <w:sz w:val="18"/>
+        </w:rPr>
+        <w:t>resumo</w:t>
+      </w:r>
+      <w:r>
+        <w:rPr>
+          <w:rStyle w:val="OperatorTok"/>
+          <w:color w:val="000000"/>
+          <w:sz w:val="18"/>
+        </w:rPr>
+        <w:t>.</w:t>
+      </w:r>
+      <w:r>
+        <w:rPr>
+          <w:rStyle w:val="AttributeTok"/>
+          <w:color w:val="000000"/>
+          <w:sz w:val="18"/>
+        </w:rPr>
+        <w:t>value</w:t>
+      </w:r>
+      <w:r>
+        <w:rPr>
+          <w:rStyle w:val="NormalTok"/>
+          <w:color w:val="000000"/>
+          <w:sz w:val="18"/>
+        </w:rPr>
+        <w:t xml:space="preserve"> </w:t>
+      </w:r>
+      <w:r>
+        <w:rPr>
+          <w:rStyle w:val="OperatorTok"/>
+          <w:color w:val="000000"/>
+          <w:sz w:val="18"/>
+        </w:rPr>
+        <w:t>=</w:t>
+      </w:r>
+      <w:r>
+        <w:rPr>
+          <w:rStyle w:val="NormalTok"/>
+          <w:color w:val="000000"/>
+          <w:sz w:val="18"/>
+        </w:rPr>
+        <w:t xml:space="preserve"> lido</w:t>
+      </w:r>
+      <w:r>
+        <w:rPr>
+          <w:rStyle w:val="OperatorTok"/>
+          <w:color w:val="000000"/>
+          <w:sz w:val="18"/>
+        </w:rPr>
+        <w:t>.</w:t>
+      </w:r>
+      <w:r>
+        <w:rPr>
+          <w:rStyle w:val="AttributeTok"/>
+          <w:color w:val="000000"/>
+          <w:sz w:val="18"/>
+        </w:rPr>
+        <w:t>resumo</w:t>
+      </w:r>
+      <w:r>
+        <w:rPr>
+          <w:color w:val="000000"/>
+          <w:sz w:val="18"/>
+        </w:rPr>
+        <w:br/>
+      </w:r>
+      <w:r>
+        <w:rPr>
+          <w:rStyle w:val="NormalTok"/>
+          <w:color w:val="000000"/>
+          <w:sz w:val="18"/>
+        </w:rPr>
+        <w:t>nomeArquivo</w:t>
+      </w:r>
+      <w:r>
+        <w:rPr>
+          <w:rStyle w:val="OperatorTok"/>
+          <w:color w:val="000000"/>
+          <w:sz w:val="18"/>
+        </w:rPr>
+        <w:t>.</w:t>
+      </w:r>
+      <w:r>
+        <w:rPr>
+          <w:rStyle w:val="AttributeTok"/>
+          <w:color w:val="000000"/>
+          <w:sz w:val="18"/>
+        </w:rPr>
+        <w:t>value</w:t>
+      </w:r>
+      <w:r>
+        <w:rPr>
+          <w:rStyle w:val="NormalTok"/>
+          <w:color w:val="000000"/>
+          <w:sz w:val="18"/>
+        </w:rPr>
+        <w:t xml:space="preserve"> </w:t>
+      </w:r>
+      <w:r>
+        <w:rPr>
+          <w:rStyle w:val="OperatorTok"/>
+          <w:color w:val="000000"/>
+          <w:sz w:val="18"/>
+        </w:rPr>
+        <w:t>=</w:t>
+      </w:r>
+      <w:r>
+        <w:rPr>
+          <w:rStyle w:val="NormalTok"/>
+          <w:color w:val="000000"/>
+          <w:sz w:val="18"/>
+        </w:rPr>
+        <w:t xml:space="preserve"> arquivoSelecionado</w:t>
+      </w:r>
+      <w:r>
+        <w:rPr>
+          <w:rStyle w:val="OperatorTok"/>
+          <w:color w:val="000000"/>
+          <w:sz w:val="18"/>
+        </w:rPr>
+        <w:t>.</w:t>
+      </w:r>
+      <w:r>
+        <w:rPr>
+          <w:rStyle w:val="AttributeTok"/>
+          <w:color w:val="000000"/>
+          <w:sz w:val="18"/>
+        </w:rPr>
+        <w:t>name</w:t>
+      </w:r>
+    </w:p>
+    <w:p>
+      <w:pPr>
+        <w:pStyle w:val="FirstParagraph"/>
+        <w:rPr>
+          <w:color w:val="000000"/>
+        </w:rPr>
+      </w:pPr>
+      <w:r>
+        <w:rPr>
+          <w:rStyle w:val="VerbatimChar"/>
+          <w:color w:val="000000"/>
+        </w:rPr>
+        <w:t>await</w:t>
+      </w:r>
+      <w:r>
+        <w:rPr>
+          <w:color w:val="000000"/>
+        </w:rPr>
+        <w:t xml:space="preserve"> espera a leitura terminar antes de atualizar o estado. </w:t>
+      </w:r>
+      <w:r>
+        <w:rPr>
+          <w:rStyle w:val="VerbatimChar"/>
+          <w:color w:val="000000"/>
+        </w:rPr>
+        <w:t>lido</w:t>
+      </w:r>
+      <w:r>
+        <w:rPr>
+          <w:color w:val="000000"/>
+        </w:rPr>
+        <w:t xml:space="preserve"> reúne os resultados devolvidos pelo utilitário. As atribuições atualizam a base compartilhada, os getters acompanham as mudanças e o relatório pode consultar os mesmos resultados. A comparação com </w:t>
+      </w:r>
+      <w:r>
+        <w:rPr>
+          <w:rStyle w:val="VerbatimChar"/>
+          <w:color w:val="000000"/>
+        </w:rPr>
+        <w:t>operacao</w:t>
+      </w:r>
+      <w:r>
+        <w:rPr>
+          <w:color w:val="000000"/>
+        </w:rPr>
+        <w:t xml:space="preserve"> impede que uma leitura antiga repovoe a store depois de a base ter sido limpa.</w:t>
+      </w:r>
+    </w:p>
+    <w:p>
+      <w:pPr>
+        <w:pStyle w:val="Corpodetexto"/>
+        <w:keepNext/>
+        <w:rPr>
+          <w:color w:val="000000"/>
+        </w:rPr>
+      </w:pPr>
+      <w:r>
+        <w:rPr>
+          <w:color w:val="000000"/>
+        </w:rPr>
+        <w:t>Recorte do tratamento de falhas da mesma action:</w:t>
+      </w:r>
+    </w:p>
+    <w:p>
+      <w:pPr>
+        <w:pStyle w:val="SourceCode"/>
+        <w:keepLines/>
+        <w:rPr>
+          <w:color w:val="000000"/>
+          <w:sz w:val="18"/>
+        </w:rPr>
+      </w:pPr>
+      <w:r>
+        <w:rPr>
+          <w:rStyle w:val="NormalTok"/>
+          <w:color w:val="000000"/>
+          <w:sz w:val="18"/>
+        </w:rPr>
+        <w:t xml:space="preserve">} </w:t>
+      </w:r>
+      <w:r>
+        <w:rPr>
+          <w:rStyle w:val="ControlFlowTok"/>
+          <w:color w:val="000000"/>
+          <w:sz w:val="18"/>
+        </w:rPr>
+        <w:t>catch</w:t>
+      </w:r>
+      <w:r>
+        <w:rPr>
+          <w:rStyle w:val="NormalTok"/>
+          <w:color w:val="000000"/>
+          <w:sz w:val="18"/>
+        </w:rPr>
+        <w:t xml:space="preserve"> (e) {</w:t>
+      </w:r>
+      <w:r>
+        <w:rPr>
+          <w:color w:val="000000"/>
+          <w:sz w:val="18"/>
+        </w:rPr>
+        <w:br/>
+      </w:r>
+      <w:r>
+        <w:rPr>
+          <w:rStyle w:val="NormalTok"/>
+          <w:color w:val="000000"/>
+          <w:sz w:val="18"/>
+        </w:rPr>
+        <w:t xml:space="preserve">  </w:t>
+      </w:r>
+      <w:r>
+        <w:rPr>
+          <w:rStyle w:val="ControlFlowTok"/>
+          <w:color w:val="000000"/>
+          <w:sz w:val="18"/>
+        </w:rPr>
+        <w:t>if</w:t>
+      </w:r>
+      <w:r>
+        <w:rPr>
+          <w:rStyle w:val="NormalTok"/>
+          <w:color w:val="000000"/>
+          <w:sz w:val="18"/>
+        </w:rPr>
+        <w:t xml:space="preserve"> (atual </w:t>
+      </w:r>
+      <w:r>
+        <w:rPr>
+          <w:rStyle w:val="OperatorTok"/>
+          <w:color w:val="000000"/>
+          <w:sz w:val="18"/>
+        </w:rPr>
+        <w:t>!==</w:t>
+      </w:r>
+      <w:r>
+        <w:rPr>
+          <w:rStyle w:val="NormalTok"/>
+          <w:color w:val="000000"/>
+          <w:sz w:val="18"/>
+        </w:rPr>
+        <w:t xml:space="preserve"> operacao) </w:t>
+      </w:r>
+      <w:r>
+        <w:rPr>
+          <w:rStyle w:val="ControlFlowTok"/>
+          <w:color w:val="000000"/>
+          <w:sz w:val="18"/>
+        </w:rPr>
+        <w:t>return</w:t>
+      </w:r>
+      <w:r>
+        <w:rPr>
+          <w:rStyle w:val="NormalTok"/>
+          <w:color w:val="000000"/>
+          <w:sz w:val="18"/>
+        </w:rPr>
+        <w:t xml:space="preserve"> </w:t>
+      </w:r>
+      <w:r>
+        <w:rPr>
+          <w:rStyle w:val="KeywordTok"/>
+          <w:color w:val="000000"/>
+          <w:sz w:val="18"/>
+        </w:rPr>
+        <w:t>false</w:t>
+      </w:r>
+      <w:r>
+        <w:rPr>
+          <w:color w:val="000000"/>
+          <w:sz w:val="18"/>
+        </w:rPr>
+        <w:br/>
+      </w:r>
+      <w:r>
+        <w:rPr>
+          <w:rStyle w:val="NormalTok"/>
+          <w:color w:val="000000"/>
+          <w:sz w:val="18"/>
+        </w:rPr>
+        <w:t xml:space="preserve">  erro</w:t>
+      </w:r>
+      <w:r>
+        <w:rPr>
+          <w:rStyle w:val="OperatorTok"/>
+          <w:color w:val="000000"/>
+          <w:sz w:val="18"/>
+        </w:rPr>
+        <w:t>.</w:t>
+      </w:r>
+      <w:r>
+        <w:rPr>
+          <w:rStyle w:val="AttributeTok"/>
+          <w:color w:val="000000"/>
+          <w:sz w:val="18"/>
+        </w:rPr>
+        <w:t>value</w:t>
+      </w:r>
+      <w:r>
+        <w:rPr>
+          <w:rStyle w:val="NormalTok"/>
+          <w:color w:val="000000"/>
+          <w:sz w:val="18"/>
+        </w:rPr>
+        <w:t xml:space="preserve"> </w:t>
+      </w:r>
+      <w:r>
+        <w:rPr>
+          <w:rStyle w:val="OperatorTok"/>
+          <w:color w:val="000000"/>
+          <w:sz w:val="18"/>
+        </w:rPr>
+        <w:t>=</w:t>
+      </w:r>
+      <w:r>
+        <w:rPr>
+          <w:rStyle w:val="NormalTok"/>
+          <w:color w:val="000000"/>
+          <w:sz w:val="18"/>
+        </w:rPr>
+        <w:t xml:space="preserve"> e</w:t>
+      </w:r>
+      <w:r>
+        <w:rPr>
+          <w:rStyle w:val="OperatorTok"/>
+          <w:color w:val="000000"/>
+          <w:sz w:val="18"/>
+        </w:rPr>
+        <w:t>.</w:t>
+      </w:r>
+      <w:r>
+        <w:rPr>
+          <w:rStyle w:val="AttributeTok"/>
+          <w:color w:val="000000"/>
+          <w:sz w:val="18"/>
+        </w:rPr>
+        <w:t>message</w:t>
+      </w:r>
+      <w:r>
+        <w:rPr>
+          <w:rStyle w:val="NormalTok"/>
+          <w:color w:val="000000"/>
+          <w:sz w:val="18"/>
+        </w:rPr>
+        <w:t xml:space="preserve"> </w:t>
+      </w:r>
+      <w:r>
+        <w:rPr>
+          <w:rStyle w:val="OperatorTok"/>
+          <w:color w:val="000000"/>
+          <w:sz w:val="18"/>
+        </w:rPr>
+        <w:t>??</w:t>
+      </w:r>
+      <w:r>
+        <w:rPr>
+          <w:rStyle w:val="NormalTok"/>
+          <w:color w:val="000000"/>
+          <w:sz w:val="18"/>
+        </w:rPr>
+        <w:t xml:space="preserve"> </w:t>
+      </w:r>
+      <w:r>
+        <w:rPr>
+          <w:rStyle w:val="StringTok"/>
+          <w:color w:val="000000"/>
+          <w:sz w:val="18"/>
+        </w:rPr>
+        <w:t>'Não foi possível ler a planilha.'</w:t>
+      </w:r>
+      <w:r>
+        <w:rPr>
+          <w:color w:val="000000"/>
+          <w:sz w:val="18"/>
+        </w:rPr>
+        <w:br/>
+      </w:r>
+      <w:r>
+        <w:rPr>
+          <w:rStyle w:val="NormalTok"/>
+          <w:color w:val="000000"/>
+          <w:sz w:val="18"/>
+        </w:rPr>
+        <w:t xml:space="preserve">  </w:t>
+      </w:r>
+      <w:r>
+        <w:rPr>
+          <w:rStyle w:val="ControlFlowTok"/>
+          <w:color w:val="000000"/>
+          <w:sz w:val="18"/>
+        </w:rPr>
+        <w:t>return</w:t>
+      </w:r>
+      <w:r>
+        <w:rPr>
+          <w:rStyle w:val="NormalTok"/>
+          <w:color w:val="000000"/>
+          <w:sz w:val="18"/>
+        </w:rPr>
+        <w:t xml:space="preserve"> </w:t>
+      </w:r>
+      <w:r>
+        <w:rPr>
+          <w:rStyle w:val="KeywordTok"/>
+          <w:color w:val="000000"/>
+          <w:sz w:val="18"/>
+        </w:rPr>
+        <w:t>false</w:t>
+      </w:r>
+      <w:r>
+        <w:rPr>
+          <w:color w:val="000000"/>
+          <w:sz w:val="18"/>
+        </w:rPr>
+        <w:br/>
+      </w:r>
+      <w:r>
+        <w:rPr>
+          <w:rStyle w:val="NormalTok"/>
+          <w:color w:val="000000"/>
+          <w:sz w:val="18"/>
+        </w:rPr>
+        <w:t xml:space="preserve">} </w:t>
+      </w:r>
+      <w:r>
+        <w:rPr>
+          <w:rStyle w:val="ControlFlowTok"/>
+          <w:color w:val="000000"/>
+          <w:sz w:val="18"/>
+        </w:rPr>
+        <w:t>finally</w:t>
+      </w:r>
+      <w:r>
+        <w:rPr>
+          <w:rStyle w:val="NormalTok"/>
+          <w:color w:val="000000"/>
+          <w:sz w:val="18"/>
+        </w:rPr>
+        <w:t xml:space="preserve"> {</w:t>
+      </w:r>
+      <w:r>
+        <w:rPr>
+          <w:color w:val="000000"/>
+          <w:sz w:val="18"/>
+        </w:rPr>
+        <w:br/>
+      </w:r>
+      <w:r>
+        <w:rPr>
+          <w:rStyle w:val="NormalTok"/>
+          <w:color w:val="000000"/>
+          <w:sz w:val="18"/>
+        </w:rPr>
+        <w:t xml:space="preserve">  </w:t>
+      </w:r>
+      <w:r>
+        <w:rPr>
+          <w:rStyle w:val="ControlFlowTok"/>
+          <w:color w:val="000000"/>
+          <w:sz w:val="18"/>
+        </w:rPr>
+        <w:t>if</w:t>
+      </w:r>
+      <w:r>
+        <w:rPr>
+          <w:rStyle w:val="NormalTok"/>
+          <w:color w:val="000000"/>
+          <w:sz w:val="18"/>
+        </w:rPr>
+        <w:t xml:space="preserve"> (atual </w:t>
+      </w:r>
+      <w:r>
+        <w:rPr>
+          <w:rStyle w:val="OperatorTok"/>
+          <w:color w:val="000000"/>
+          <w:sz w:val="18"/>
+        </w:rPr>
+        <w:t>===</w:t>
+      </w:r>
+      <w:r>
+        <w:rPr>
+          <w:rStyle w:val="NormalTok"/>
+          <w:color w:val="000000"/>
+          <w:sz w:val="18"/>
+        </w:rPr>
+        <w:t xml:space="preserve"> operacao) carregando</w:t>
+      </w:r>
+      <w:r>
+        <w:rPr>
+          <w:rStyle w:val="OperatorTok"/>
+          <w:color w:val="000000"/>
+          <w:sz w:val="18"/>
+        </w:rPr>
+        <w:t>.</w:t>
+      </w:r>
+      <w:r>
+        <w:rPr>
+          <w:rStyle w:val="AttributeTok"/>
+          <w:color w:val="000000"/>
+          <w:sz w:val="18"/>
+        </w:rPr>
+        <w:t>value</w:t>
+      </w:r>
+      <w:r>
+        <w:rPr>
+          <w:rStyle w:val="NormalTok"/>
+          <w:color w:val="000000"/>
+          <w:sz w:val="18"/>
+        </w:rPr>
+        <w:t xml:space="preserve"> </w:t>
+      </w:r>
+      <w:r>
+        <w:rPr>
+          <w:rStyle w:val="OperatorTok"/>
+          <w:color w:val="000000"/>
+          <w:sz w:val="18"/>
+        </w:rPr>
+        <w:t>=</w:t>
+      </w:r>
+      <w:r>
+        <w:rPr>
+          <w:rStyle w:val="NormalTok"/>
+          <w:color w:val="000000"/>
+          <w:sz w:val="18"/>
+        </w:rPr>
+        <w:t xml:space="preserve"> </w:t>
+      </w:r>
+      <w:r>
+        <w:rPr>
+          <w:rStyle w:val="KeywordTok"/>
+          <w:color w:val="000000"/>
+          <w:sz w:val="18"/>
+        </w:rPr>
+        <w:t>false</w:t>
+      </w:r>
+      <w:r>
+        <w:rPr>
+          <w:color w:val="000000"/>
+          <w:sz w:val="18"/>
+        </w:rPr>
+        <w:br/>
+      </w:r>
+      <w:r>
+        <w:rPr>
+          <w:rStyle w:val="NormalTok"/>
+          <w:color w:val="000000"/>
+          <w:sz w:val="18"/>
+        </w:rPr>
+        <w:t>}</w:t>
+      </w:r>
+    </w:p>
+    <w:p>
+      <w:pPr>
+        <w:pStyle w:val="FirstParagraph"/>
+        <w:rPr>
+          <w:color w:val="000000"/>
+        </w:rPr>
+      </w:pPr>
+      <w:r>
+        <w:rPr>
+          <w:rStyle w:val="VerbatimChar"/>
+          <w:color w:val="000000"/>
+        </w:rPr>
+        <w:t>catch</w:t>
+      </w:r>
+      <w:r>
+        <w:rPr>
+          <w:color w:val="000000"/>
+        </w:rPr>
+        <w:t xml:space="preserve"> transforma a falha em uma mensagem para a interface. </w:t>
+      </w:r>
+      <w:r>
+        <w:rPr>
+          <w:rStyle w:val="VerbatimChar"/>
+          <w:color w:val="000000"/>
+        </w:rPr>
+        <w:t>finally</w:t>
+      </w:r>
+      <w:r>
+        <w:rPr>
+          <w:color w:val="000000"/>
+        </w:rPr>
+        <w:t xml:space="preserve"> encerra o carregamento da operação vigente tanto no sucesso quanto na falha. Isso evita deixar o botão preso no estado de processamento.</w:t>
+      </w:r>
+    </w:p>
+    <w:p>
+      <w:pPr>
         <w:pStyle w:val="Ttulo1"/>
         <w:rPr>
           <w:color w:val="000000"/>
         </w:rPr>
       </w:pPr>
-      <w:bookmarkStart w:id="3" w:name="quais-validações-foram-realizadas"/>
-      <w:bookmarkEnd w:id="2"/>
+      <w:bookmarkStart w:id="10" w:name="quais-validações-foram-realizadas"/>
+      <w:bookmarkEnd w:id="7"/>
+      <w:bookmarkEnd w:id="9"/>
       <w:r>
         <w:rPr>
           <w:color w:val="000000"/>
@@ -1105,13 +6638,7 @@
         <w:rPr>
           <w:color w:val="000000"/>
         </w:rPr>
-        <w:t xml:space="preserve"> </w:t>
-      </w:r>
-      <w:r>
-        <w:rPr>
-          <w:color w:val="000000"/>
-        </w:rPr>
-        <w:t>para código, cliente, consultor, serviço, segmento, nível e faturamento vazios.</w:t>
+        <w:t xml:space="preserve"> para código, cliente, consultor, serviço, segmento, nível e faturamento vazios.</w:t>
       </w:r>
     </w:p>
     <w:p>
@@ -1170,7 +6697,6 @@
           <w:bCs/>
           <w:color w:val="000000"/>
         </w:rPr>
-        <w:lastRenderedPageBreak/>
         <w:t>E-mail:</w:t>
       </w:r>
       <w:r>
@@ -1255,13 +6781,7 @@
         <w:rPr>
           <w:color w:val="000000"/>
         </w:rPr>
-        <w:t xml:space="preserve"> </w:t>
-      </w:r>
-      <w:r>
-        <w:rPr>
-          <w:color w:val="000000"/>
-        </w:rPr>
-        <w:t>para nível ou status preenchido fora das listas de referência. A conferência usa o texto original, mesmo que a apresentação seja padronizada.</w:t>
+        <w:t xml:space="preserve"> para nível ou status preenchido fora das listas de referência. A conferência usa o texto original, mesmo que a apresentação seja padronizada.</w:t>
       </w:r>
     </w:p>
     <w:p>
@@ -1378,13 +6898,7 @@
         <w:rPr>
           <w:color w:val="000000"/>
         </w:rPr>
-        <w:t xml:space="preserve"> </w:t>
-      </w:r>
-      <w:r>
-        <w:rPr>
-          <w:color w:val="000000"/>
-        </w:rPr>
-        <w:t xml:space="preserve">remove espaços nas extremidades, reduz espaços repetidos em cliente e consultor e padroniza grafias de segmento, serviço, nível e status. Por exemplo, </w:t>
+        <w:t xml:space="preserve"> remove espaços nas extremidades, reduz espaços repetidos em cliente e consultor e padroniza grafias de segmento, serviço, nível e status. Por exemplo, </w:t>
       </w:r>
       <w:r>
         <w:rPr>
@@ -1468,23 +6982,1743 @@
     </w:p>
     <w:p>
       <w:pPr>
-        <w:pStyle w:val="Ttulo1"/>
-        <w:rPr>
-          <w:color w:val="000000"/>
-        </w:rPr>
-      </w:pPr>
-      <w:bookmarkStart w:id="4" w:name="Xcc28e24d06ae2bbca4e61bedd53b3fd915ff251"/>
-      <w:bookmarkEnd w:id="3"/>
-      <w:r>
-        <w:rPr>
-          <w:color w:val="000000"/>
-        </w:rPr>
-        <w:t>5 Como os resultados são apresentados no sistema</w:t>
+        <w:pStyle w:val="Ttulo2"/>
+        <w:rPr>
+          <w:color w:val="000000"/>
+        </w:rPr>
+      </w:pPr>
+      <w:bookmarkStart w:id="11" w:name="X37aec7a3fa1563a5fc3773e4991460790a376bd"/>
+      <w:r>
+        <w:rPr>
+          <w:color w:val="000000"/>
+        </w:rPr>
+        <w:t>4.1 Registro de um erro e verificação de duplicidade</w:t>
       </w:r>
     </w:p>
     <w:p>
       <w:pPr>
         <w:pStyle w:val="FirstParagraph"/>
+        <w:keepNext/>
+        <w:rPr>
+          <w:color w:val="000000"/>
+        </w:rPr>
+      </w:pPr>
+      <w:r>
+        <w:rPr>
+          <w:color w:val="000000"/>
+        </w:rPr>
+        <w:t xml:space="preserve">Recorte da função </w:t>
+      </w:r>
+      <w:r>
+        <w:rPr>
+          <w:rStyle w:val="VerbatimChar"/>
+          <w:color w:val="000000"/>
+        </w:rPr>
+        <w:t>validar</w:t>
+      </w:r>
+      <w:r>
+        <w:rPr>
+          <w:color w:val="000000"/>
+        </w:rPr>
+        <w:t xml:space="preserve">, em </w:t>
+      </w:r>
+      <w:r>
+        <w:rPr>
+          <w:rStyle w:val="VerbatimChar"/>
+          <w:color w:val="000000"/>
+        </w:rPr>
+        <w:t>FrontEnd/src/utils/planilha.js</w:t>
+      </w:r>
+      <w:r>
+        <w:rPr>
+          <w:color w:val="000000"/>
+        </w:rPr>
+        <w:t>:</w:t>
+      </w:r>
+    </w:p>
+    <w:p>
+      <w:pPr>
+        <w:pStyle w:val="SourceCode"/>
+        <w:keepLines/>
+        <w:rPr>
+          <w:color w:val="000000"/>
+          <w:sz w:val="18"/>
+        </w:rPr>
+      </w:pPr>
+      <w:r>
+        <w:rPr>
+          <w:rStyle w:val="KeywordTok"/>
+          <w:color w:val="000000"/>
+          <w:sz w:val="18"/>
+        </w:rPr>
+        <w:t>const</w:t>
+      </w:r>
+      <w:r>
+        <w:rPr>
+          <w:rStyle w:val="NormalTok"/>
+          <w:color w:val="000000"/>
+          <w:sz w:val="18"/>
+        </w:rPr>
+        <w:t xml:space="preserve"> erros </w:t>
+      </w:r>
+      <w:r>
+        <w:rPr>
+          <w:rStyle w:val="OperatorTok"/>
+          <w:color w:val="000000"/>
+          <w:sz w:val="18"/>
+        </w:rPr>
+        <w:t>=</w:t>
+      </w:r>
+      <w:r>
+        <w:rPr>
+          <w:rStyle w:val="NormalTok"/>
+          <w:color w:val="000000"/>
+          <w:sz w:val="18"/>
+        </w:rPr>
+        <w:t xml:space="preserve"> []</w:t>
+      </w:r>
+      <w:r>
+        <w:rPr>
+          <w:color w:val="000000"/>
+          <w:sz w:val="18"/>
+        </w:rPr>
+        <w:br/>
+      </w:r>
+      <w:r>
+        <w:rPr>
+          <w:rStyle w:val="KeywordTok"/>
+          <w:color w:val="000000"/>
+          <w:sz w:val="18"/>
+        </w:rPr>
+        <w:t>const</w:t>
+      </w:r>
+      <w:r>
+        <w:rPr>
+          <w:rStyle w:val="NormalTok"/>
+          <w:color w:val="000000"/>
+          <w:sz w:val="18"/>
+        </w:rPr>
+        <w:t xml:space="preserve"> acusar </w:t>
+      </w:r>
+      <w:r>
+        <w:rPr>
+          <w:rStyle w:val="OperatorTok"/>
+          <w:color w:val="000000"/>
+          <w:sz w:val="18"/>
+        </w:rPr>
+        <w:t>=</w:t>
+      </w:r>
+      <w:r>
+        <w:rPr>
+          <w:rStyle w:val="NormalTok"/>
+          <w:color w:val="000000"/>
+          <w:sz w:val="18"/>
+        </w:rPr>
+        <w:t xml:space="preserve"> (tipo</w:t>
+      </w:r>
+      <w:r>
+        <w:rPr>
+          <w:rStyle w:val="OperatorTok"/>
+          <w:color w:val="000000"/>
+          <w:sz w:val="18"/>
+        </w:rPr>
+        <w:t>,</w:t>
+      </w:r>
+      <w:r>
+        <w:rPr>
+          <w:rStyle w:val="NormalTok"/>
+          <w:color w:val="000000"/>
+          <w:sz w:val="18"/>
+        </w:rPr>
+        <w:t xml:space="preserve"> campo</w:t>
+      </w:r>
+      <w:r>
+        <w:rPr>
+          <w:rStyle w:val="OperatorTok"/>
+          <w:color w:val="000000"/>
+          <w:sz w:val="18"/>
+        </w:rPr>
+        <w:t>,</w:t>
+      </w:r>
+      <w:r>
+        <w:rPr>
+          <w:rStyle w:val="NormalTok"/>
+          <w:color w:val="000000"/>
+          <w:sz w:val="18"/>
+        </w:rPr>
+        <w:t xml:space="preserve"> descricao) </w:t>
+      </w:r>
+      <w:r>
+        <w:rPr>
+          <w:rStyle w:val="KeywordTok"/>
+          <w:color w:val="000000"/>
+          <w:sz w:val="18"/>
+        </w:rPr>
+        <w:t>=&gt;</w:t>
+      </w:r>
+      <w:r>
+        <w:rPr>
+          <w:rStyle w:val="NormalTok"/>
+          <w:color w:val="000000"/>
+          <w:sz w:val="18"/>
+        </w:rPr>
+        <w:t xml:space="preserve"> erros</w:t>
+      </w:r>
+      <w:r>
+        <w:rPr>
+          <w:rStyle w:val="OperatorTok"/>
+          <w:color w:val="000000"/>
+          <w:sz w:val="18"/>
+        </w:rPr>
+        <w:t>.</w:t>
+      </w:r>
+      <w:r>
+        <w:rPr>
+          <w:rStyle w:val="FunctionTok"/>
+          <w:color w:val="000000"/>
+          <w:sz w:val="18"/>
+        </w:rPr>
+        <w:t>push</w:t>
+      </w:r>
+      <w:r>
+        <w:rPr>
+          <w:rStyle w:val="NormalTok"/>
+          <w:color w:val="000000"/>
+          <w:sz w:val="18"/>
+        </w:rPr>
+        <w:t>({ tipo</w:t>
+      </w:r>
+      <w:r>
+        <w:rPr>
+          <w:rStyle w:val="OperatorTok"/>
+          <w:color w:val="000000"/>
+          <w:sz w:val="18"/>
+        </w:rPr>
+        <w:t>,</w:t>
+      </w:r>
+      <w:r>
+        <w:rPr>
+          <w:rStyle w:val="NormalTok"/>
+          <w:color w:val="000000"/>
+          <w:sz w:val="18"/>
+        </w:rPr>
+        <w:t xml:space="preserve"> campo</w:t>
+      </w:r>
+      <w:r>
+        <w:rPr>
+          <w:rStyle w:val="OperatorTok"/>
+          <w:color w:val="000000"/>
+          <w:sz w:val="18"/>
+        </w:rPr>
+        <w:t>,</w:t>
+      </w:r>
+      <w:r>
+        <w:rPr>
+          <w:rStyle w:val="NormalTok"/>
+          <w:color w:val="000000"/>
+          <w:sz w:val="18"/>
+        </w:rPr>
+        <w:t xml:space="preserve"> descricao })</w:t>
+      </w:r>
+    </w:p>
+    <w:p>
+      <w:pPr>
+        <w:pStyle w:val="FirstParagraph"/>
+        <w:rPr>
+          <w:color w:val="000000"/>
+        </w:rPr>
+      </w:pPr>
+      <w:r>
+        <w:rPr>
+          <w:rStyle w:val="VerbatimChar"/>
+          <w:color w:val="000000"/>
+        </w:rPr>
+        <w:t>acusar</w:t>
+      </w:r>
+      <w:r>
+        <w:rPr>
+          <w:color w:val="000000"/>
+        </w:rPr>
+        <w:t xml:space="preserve"> padroniza o formato de todas as ocorrências. A mesma função registra campos vazios, duplicidade, formato de e-mail e outros problemas. Assim, a interface consegue exibir qualquer regra usando os mesmos campos.</w:t>
+      </w:r>
+    </w:p>
+    <w:p>
+      <w:pPr>
+        <w:pStyle w:val="Corpodetexto"/>
+        <w:keepNext/>
+        <w:rPr>
+          <w:color w:val="000000"/>
+        </w:rPr>
+      </w:pPr>
+      <w:r>
+        <w:rPr>
+          <w:color w:val="000000"/>
+        </w:rPr>
+        <w:t>Trecho da regra de duplicidade:</w:t>
+      </w:r>
+    </w:p>
+    <w:p>
+      <w:pPr>
+        <w:pStyle w:val="SourceCode"/>
+        <w:keepLines/>
+        <w:rPr>
+          <w:color w:val="000000"/>
+          <w:sz w:val="18"/>
+        </w:rPr>
+      </w:pPr>
+      <w:r>
+        <w:rPr>
+          <w:rStyle w:val="ControlFlowTok"/>
+          <w:color w:val="000000"/>
+          <w:sz w:val="18"/>
+        </w:rPr>
+        <w:t>if</w:t>
+      </w:r>
+      <w:r>
+        <w:rPr>
+          <w:rStyle w:val="NormalTok"/>
+          <w:color w:val="000000"/>
+          <w:sz w:val="18"/>
+        </w:rPr>
+        <w:t xml:space="preserve"> (registro</w:t>
+      </w:r>
+      <w:r>
+        <w:rPr>
+          <w:rStyle w:val="OperatorTok"/>
+          <w:color w:val="000000"/>
+          <w:sz w:val="18"/>
+        </w:rPr>
+        <w:t>.</w:t>
+      </w:r>
+      <w:r>
+        <w:rPr>
+          <w:rStyle w:val="AttributeTok"/>
+          <w:color w:val="000000"/>
+          <w:sz w:val="18"/>
+        </w:rPr>
+        <w:t>id</w:t>
+      </w:r>
+      <w:r>
+        <w:rPr>
+          <w:rStyle w:val="NormalTok"/>
+          <w:color w:val="000000"/>
+          <w:sz w:val="18"/>
+        </w:rPr>
+        <w:t>) {</w:t>
+      </w:r>
+      <w:r>
+        <w:rPr>
+          <w:color w:val="000000"/>
+          <w:sz w:val="18"/>
+        </w:rPr>
+        <w:br/>
+      </w:r>
+      <w:r>
+        <w:rPr>
+          <w:rStyle w:val="NormalTok"/>
+          <w:color w:val="000000"/>
+          <w:sz w:val="18"/>
+        </w:rPr>
+        <w:t xml:space="preserve">  </w:t>
+      </w:r>
+      <w:r>
+        <w:rPr>
+          <w:rStyle w:val="ControlFlowTok"/>
+          <w:color w:val="000000"/>
+          <w:sz w:val="18"/>
+        </w:rPr>
+        <w:t>if</w:t>
+      </w:r>
+      <w:r>
+        <w:rPr>
+          <w:rStyle w:val="NormalTok"/>
+          <w:color w:val="000000"/>
+          <w:sz w:val="18"/>
+        </w:rPr>
+        <w:t xml:space="preserve"> (vistos</w:t>
+      </w:r>
+      <w:r>
+        <w:rPr>
+          <w:rStyle w:val="OperatorTok"/>
+          <w:color w:val="000000"/>
+          <w:sz w:val="18"/>
+        </w:rPr>
+        <w:t>.</w:t>
+      </w:r>
+      <w:r>
+        <w:rPr>
+          <w:rStyle w:val="FunctionTok"/>
+          <w:color w:val="000000"/>
+          <w:sz w:val="18"/>
+        </w:rPr>
+        <w:t>has</w:t>
+      </w:r>
+      <w:r>
+        <w:rPr>
+          <w:rStyle w:val="NormalTok"/>
+          <w:color w:val="000000"/>
+          <w:sz w:val="18"/>
+        </w:rPr>
+        <w:t>(registro</w:t>
+      </w:r>
+      <w:r>
+        <w:rPr>
+          <w:rStyle w:val="OperatorTok"/>
+          <w:color w:val="000000"/>
+          <w:sz w:val="18"/>
+        </w:rPr>
+        <w:t>.</w:t>
+      </w:r>
+      <w:r>
+        <w:rPr>
+          <w:rStyle w:val="AttributeTok"/>
+          <w:color w:val="000000"/>
+          <w:sz w:val="18"/>
+        </w:rPr>
+        <w:t>id</w:t>
+      </w:r>
+      <w:r>
+        <w:rPr>
+          <w:rStyle w:val="NormalTok"/>
+          <w:color w:val="000000"/>
+          <w:sz w:val="18"/>
+        </w:rPr>
+        <w:t>)) {</w:t>
+      </w:r>
+      <w:r>
+        <w:rPr>
+          <w:color w:val="000000"/>
+          <w:sz w:val="18"/>
+        </w:rPr>
+        <w:br/>
+      </w:r>
+      <w:r>
+        <w:rPr>
+          <w:rStyle w:val="NormalTok"/>
+          <w:color w:val="000000"/>
+          <w:sz w:val="18"/>
+        </w:rPr>
+        <w:t xml:space="preserve">    </w:t>
+      </w:r>
+      <w:r>
+        <w:rPr>
+          <w:rStyle w:val="FunctionTok"/>
+          <w:color w:val="000000"/>
+          <w:sz w:val="18"/>
+        </w:rPr>
+        <w:t>acusar</w:t>
+      </w:r>
+      <w:r>
+        <w:rPr>
+          <w:rStyle w:val="NormalTok"/>
+          <w:color w:val="000000"/>
+          <w:sz w:val="18"/>
+        </w:rPr>
+        <w:t>(</w:t>
+      </w:r>
+      <w:r>
+        <w:rPr>
+          <w:rStyle w:val="StringTok"/>
+          <w:color w:val="000000"/>
+          <w:sz w:val="18"/>
+        </w:rPr>
+        <w:t>'DUPLICIDADE'</w:t>
+      </w:r>
+      <w:r>
+        <w:rPr>
+          <w:rStyle w:val="OperatorTok"/>
+          <w:color w:val="000000"/>
+          <w:sz w:val="18"/>
+        </w:rPr>
+        <w:t>,</w:t>
+      </w:r>
+      <w:r>
+        <w:rPr>
+          <w:rStyle w:val="NormalTok"/>
+          <w:color w:val="000000"/>
+          <w:sz w:val="18"/>
+        </w:rPr>
+        <w:t xml:space="preserve"> </w:t>
+      </w:r>
+      <w:r>
+        <w:rPr>
+          <w:rStyle w:val="StringTok"/>
+          <w:color w:val="000000"/>
+          <w:sz w:val="18"/>
+        </w:rPr>
+        <w:t>'codigo_cliente'</w:t>
+      </w:r>
+      <w:r>
+        <w:rPr>
+          <w:rStyle w:val="OperatorTok"/>
+          <w:color w:val="000000"/>
+          <w:sz w:val="18"/>
+        </w:rPr>
+        <w:t>,</w:t>
+      </w:r>
+      <w:r>
+        <w:rPr>
+          <w:rStyle w:val="NormalTok"/>
+          <w:color w:val="000000"/>
+          <w:sz w:val="18"/>
+        </w:rPr>
+        <w:t xml:space="preserve"> </w:t>
+      </w:r>
+      <w:r>
+        <w:rPr>
+          <w:rStyle w:val="VerbatimStringTok"/>
+          <w:color w:val="000000"/>
+          <w:sz w:val="18"/>
+        </w:rPr>
+        <w:t xml:space="preserve">`Código duplicado: </w:t>
+      </w:r>
+      <w:r>
+        <w:rPr>
+          <w:rStyle w:val="SpecialCharTok"/>
+          <w:color w:val="000000"/>
+          <w:sz w:val="18"/>
+        </w:rPr>
+        <w:t>${</w:t>
+      </w:r>
+      <w:r>
+        <w:rPr>
+          <w:rStyle w:val="NormalTok"/>
+          <w:color w:val="000000"/>
+          <w:sz w:val="18"/>
+        </w:rPr>
+        <w:t>registro</w:t>
+      </w:r>
+      <w:r>
+        <w:rPr>
+          <w:rStyle w:val="OperatorTok"/>
+          <w:color w:val="000000"/>
+          <w:sz w:val="18"/>
+        </w:rPr>
+        <w:t>.</w:t>
+      </w:r>
+      <w:r>
+        <w:rPr>
+          <w:rStyle w:val="AttributeTok"/>
+          <w:color w:val="000000"/>
+          <w:sz w:val="18"/>
+        </w:rPr>
+        <w:t>id</w:t>
+      </w:r>
+      <w:r>
+        <w:rPr>
+          <w:rStyle w:val="SpecialCharTok"/>
+          <w:color w:val="000000"/>
+          <w:sz w:val="18"/>
+        </w:rPr>
+        <w:t>}</w:t>
+      </w:r>
+      <w:r>
+        <w:rPr>
+          <w:rStyle w:val="VerbatimStringTok"/>
+          <w:color w:val="000000"/>
+          <w:sz w:val="18"/>
+        </w:rPr>
+        <w:t>.`</w:t>
+      </w:r>
+      <w:r>
+        <w:rPr>
+          <w:rStyle w:val="NormalTok"/>
+          <w:color w:val="000000"/>
+          <w:sz w:val="18"/>
+        </w:rPr>
+        <w:t>)</w:t>
+      </w:r>
+      <w:r>
+        <w:rPr>
+          <w:color w:val="000000"/>
+          <w:sz w:val="18"/>
+        </w:rPr>
+        <w:br/>
+      </w:r>
+      <w:r>
+        <w:rPr>
+          <w:rStyle w:val="NormalTok"/>
+          <w:color w:val="000000"/>
+          <w:sz w:val="18"/>
+        </w:rPr>
+        <w:t xml:space="preserve">  } </w:t>
+      </w:r>
+      <w:r>
+        <w:rPr>
+          <w:rStyle w:val="ControlFlowTok"/>
+          <w:color w:val="000000"/>
+          <w:sz w:val="18"/>
+        </w:rPr>
+        <w:t>else</w:t>
+      </w:r>
+      <w:r>
+        <w:rPr>
+          <w:rStyle w:val="NormalTok"/>
+          <w:color w:val="000000"/>
+          <w:sz w:val="18"/>
+        </w:rPr>
+        <w:t xml:space="preserve"> {</w:t>
+      </w:r>
+      <w:r>
+        <w:rPr>
+          <w:color w:val="000000"/>
+          <w:sz w:val="18"/>
+        </w:rPr>
+        <w:br/>
+      </w:r>
+      <w:r>
+        <w:rPr>
+          <w:rStyle w:val="NormalTok"/>
+          <w:color w:val="000000"/>
+          <w:sz w:val="18"/>
+        </w:rPr>
+        <w:t xml:space="preserve">    vistos</w:t>
+      </w:r>
+      <w:r>
+        <w:rPr>
+          <w:rStyle w:val="OperatorTok"/>
+          <w:color w:val="000000"/>
+          <w:sz w:val="18"/>
+        </w:rPr>
+        <w:t>.</w:t>
+      </w:r>
+      <w:r>
+        <w:rPr>
+          <w:rStyle w:val="FunctionTok"/>
+          <w:color w:val="000000"/>
+          <w:sz w:val="18"/>
+        </w:rPr>
+        <w:t>set</w:t>
+      </w:r>
+      <w:r>
+        <w:rPr>
+          <w:rStyle w:val="NormalTok"/>
+          <w:color w:val="000000"/>
+          <w:sz w:val="18"/>
+        </w:rPr>
+        <w:t>(registro</w:t>
+      </w:r>
+      <w:r>
+        <w:rPr>
+          <w:rStyle w:val="OperatorTok"/>
+          <w:color w:val="000000"/>
+          <w:sz w:val="18"/>
+        </w:rPr>
+        <w:t>.</w:t>
+      </w:r>
+      <w:r>
+        <w:rPr>
+          <w:rStyle w:val="AttributeTok"/>
+          <w:color w:val="000000"/>
+          <w:sz w:val="18"/>
+        </w:rPr>
+        <w:t>id</w:t>
+      </w:r>
+      <w:r>
+        <w:rPr>
+          <w:rStyle w:val="OperatorTok"/>
+          <w:color w:val="000000"/>
+          <w:sz w:val="18"/>
+        </w:rPr>
+        <w:t>,</w:t>
+      </w:r>
+      <w:r>
+        <w:rPr>
+          <w:rStyle w:val="NormalTok"/>
+          <w:color w:val="000000"/>
+          <w:sz w:val="18"/>
+        </w:rPr>
+        <w:t xml:space="preserve"> registro</w:t>
+      </w:r>
+      <w:r>
+        <w:rPr>
+          <w:rStyle w:val="OperatorTok"/>
+          <w:color w:val="000000"/>
+          <w:sz w:val="18"/>
+        </w:rPr>
+        <w:t>.</w:t>
+      </w:r>
+      <w:r>
+        <w:rPr>
+          <w:rStyle w:val="AttributeTok"/>
+          <w:color w:val="000000"/>
+          <w:sz w:val="18"/>
+        </w:rPr>
+        <w:t>linha</w:t>
+      </w:r>
+      <w:r>
+        <w:rPr>
+          <w:rStyle w:val="NormalTok"/>
+          <w:color w:val="000000"/>
+          <w:sz w:val="18"/>
+        </w:rPr>
+        <w:t>)</w:t>
+      </w:r>
+      <w:r>
+        <w:rPr>
+          <w:color w:val="000000"/>
+          <w:sz w:val="18"/>
+        </w:rPr>
+        <w:br/>
+      </w:r>
+      <w:r>
+        <w:rPr>
+          <w:rStyle w:val="NormalTok"/>
+          <w:color w:val="000000"/>
+          <w:sz w:val="18"/>
+        </w:rPr>
+        <w:t xml:space="preserve">  }</w:t>
+      </w:r>
+      <w:r>
+        <w:rPr>
+          <w:color w:val="000000"/>
+          <w:sz w:val="18"/>
+        </w:rPr>
+        <w:br/>
+      </w:r>
+      <w:r>
+        <w:rPr>
+          <w:rStyle w:val="NormalTok"/>
+          <w:color w:val="000000"/>
+          <w:sz w:val="18"/>
+        </w:rPr>
+        <w:t>}</w:t>
+      </w:r>
+    </w:p>
+    <w:p>
+      <w:pPr>
+        <w:pStyle w:val="FirstParagraph"/>
+        <w:rPr>
+          <w:color w:val="000000"/>
+        </w:rPr>
+      </w:pPr>
+      <w:r>
+        <w:rPr>
+          <w:rStyle w:val="VerbatimChar"/>
+          <w:color w:val="000000"/>
+        </w:rPr>
+        <w:t>vistos</w:t>
+      </w:r>
+      <w:r>
+        <w:rPr>
+          <w:color w:val="000000"/>
+        </w:rPr>
+        <w:t xml:space="preserve"> é um </w:t>
+      </w:r>
+      <w:r>
+        <w:rPr>
+          <w:rStyle w:val="VerbatimChar"/>
+          <w:color w:val="000000"/>
+        </w:rPr>
+        <w:t>Map</w:t>
+      </w:r>
+      <w:r>
+        <w:rPr>
+          <w:color w:val="000000"/>
+        </w:rPr>
+        <w:t xml:space="preserve"> compartilhado durante a leitura das linhas do arquivo. A primeira ocorrência guarda o código; a próxima encontra esse código com </w:t>
+      </w:r>
+      <w:r>
+        <w:rPr>
+          <w:rStyle w:val="VerbatimChar"/>
+          <w:color w:val="000000"/>
+        </w:rPr>
+        <w:t>has</w:t>
+      </w:r>
+      <w:r>
+        <w:rPr>
+          <w:color w:val="000000"/>
+        </w:rPr>
+        <w:t xml:space="preserve"> e registra o erro. Por isso, a segunda linha repetida é marcada, enquanto a primeira permanece como referência. A comparação utiliza o código após remover espaços das extremidades.</w:t>
+      </w:r>
+    </w:p>
+    <w:p>
+      <w:pPr>
+        <w:pStyle w:val="Ttulo2"/>
+        <w:rPr>
+          <w:color w:val="000000"/>
+        </w:rPr>
+      </w:pPr>
+      <w:bookmarkStart w:id="12" w:name="validação-de-e-mail"/>
+      <w:bookmarkEnd w:id="11"/>
+      <w:r>
+        <w:rPr>
+          <w:color w:val="000000"/>
+        </w:rPr>
+        <w:t>4.2 Validação de e-mail</w:t>
+      </w:r>
+    </w:p>
+    <w:p>
+      <w:pPr>
+        <w:pStyle w:val="FirstParagraph"/>
+        <w:keepNext/>
+        <w:rPr>
+          <w:color w:val="000000"/>
+        </w:rPr>
+      </w:pPr>
+      <w:r>
+        <w:rPr>
+          <w:color w:val="000000"/>
+        </w:rPr>
+        <w:t xml:space="preserve">Trecho da função </w:t>
+      </w:r>
+      <w:r>
+        <w:rPr>
+          <w:rStyle w:val="VerbatimChar"/>
+          <w:color w:val="000000"/>
+        </w:rPr>
+        <w:t>validar</w:t>
+      </w:r>
+      <w:r>
+        <w:rPr>
+          <w:color w:val="000000"/>
+        </w:rPr>
+        <w:t>:</w:t>
+      </w:r>
+    </w:p>
+    <w:p>
+      <w:pPr>
+        <w:pStyle w:val="SourceCode"/>
+        <w:keepLines/>
+        <w:rPr>
+          <w:color w:val="000000"/>
+          <w:sz w:val="18"/>
+        </w:rPr>
+      </w:pPr>
+      <w:r>
+        <w:rPr>
+          <w:rStyle w:val="ControlFlowTok"/>
+          <w:color w:val="000000"/>
+          <w:sz w:val="18"/>
+        </w:rPr>
+        <w:t>if</w:t>
+      </w:r>
+      <w:r>
+        <w:rPr>
+          <w:rStyle w:val="NormalTok"/>
+          <w:color w:val="000000"/>
+          <w:sz w:val="18"/>
+        </w:rPr>
+        <w:t xml:space="preserve"> (temEmail) {</w:t>
+      </w:r>
+      <w:r>
+        <w:rPr>
+          <w:color w:val="000000"/>
+          <w:sz w:val="18"/>
+        </w:rPr>
+        <w:br/>
+      </w:r>
+      <w:r>
+        <w:rPr>
+          <w:rStyle w:val="NormalTok"/>
+          <w:color w:val="000000"/>
+          <w:sz w:val="18"/>
+        </w:rPr>
+        <w:t xml:space="preserve">  </w:t>
+      </w:r>
+      <w:r>
+        <w:rPr>
+          <w:rStyle w:val="ControlFlowTok"/>
+          <w:color w:val="000000"/>
+          <w:sz w:val="18"/>
+        </w:rPr>
+        <w:t>if</w:t>
+      </w:r>
+      <w:r>
+        <w:rPr>
+          <w:rStyle w:val="NormalTok"/>
+          <w:color w:val="000000"/>
+          <w:sz w:val="18"/>
+        </w:rPr>
+        <w:t xml:space="preserve"> (</w:t>
+      </w:r>
+      <w:r>
+        <w:rPr>
+          <w:rStyle w:val="OperatorTok"/>
+          <w:color w:val="000000"/>
+          <w:sz w:val="18"/>
+        </w:rPr>
+        <w:t>!</w:t>
+      </w:r>
+      <w:r>
+        <w:rPr>
+          <w:rStyle w:val="NormalTok"/>
+          <w:color w:val="000000"/>
+          <w:sz w:val="18"/>
+        </w:rPr>
+        <w:t>registro</w:t>
+      </w:r>
+      <w:r>
+        <w:rPr>
+          <w:rStyle w:val="OperatorTok"/>
+          <w:color w:val="000000"/>
+          <w:sz w:val="18"/>
+        </w:rPr>
+        <w:t>.</w:t>
+      </w:r>
+      <w:r>
+        <w:rPr>
+          <w:rStyle w:val="AttributeTok"/>
+          <w:color w:val="000000"/>
+          <w:sz w:val="18"/>
+        </w:rPr>
+        <w:t>email</w:t>
+      </w:r>
+      <w:r>
+        <w:rPr>
+          <w:rStyle w:val="NormalTok"/>
+          <w:color w:val="000000"/>
+          <w:sz w:val="18"/>
+        </w:rPr>
+        <w:t xml:space="preserve">) </w:t>
+      </w:r>
+      <w:r>
+        <w:rPr>
+          <w:rStyle w:val="FunctionTok"/>
+          <w:color w:val="000000"/>
+          <w:sz w:val="18"/>
+        </w:rPr>
+        <w:t>acusar</w:t>
+      </w:r>
+      <w:r>
+        <w:rPr>
+          <w:rStyle w:val="NormalTok"/>
+          <w:color w:val="000000"/>
+          <w:sz w:val="18"/>
+        </w:rPr>
+        <w:t>(</w:t>
+      </w:r>
+      <w:r>
+        <w:rPr>
+          <w:rStyle w:val="StringTok"/>
+          <w:color w:val="000000"/>
+          <w:sz w:val="18"/>
+        </w:rPr>
+        <w:t>'CAMPO_OBRIGATORIO'</w:t>
+      </w:r>
+      <w:r>
+        <w:rPr>
+          <w:rStyle w:val="OperatorTok"/>
+          <w:color w:val="000000"/>
+          <w:sz w:val="18"/>
+        </w:rPr>
+        <w:t>,</w:t>
+      </w:r>
+      <w:r>
+        <w:rPr>
+          <w:rStyle w:val="NormalTok"/>
+          <w:color w:val="000000"/>
+          <w:sz w:val="18"/>
+        </w:rPr>
+        <w:t xml:space="preserve"> </w:t>
+      </w:r>
+      <w:r>
+        <w:rPr>
+          <w:rStyle w:val="StringTok"/>
+          <w:color w:val="000000"/>
+          <w:sz w:val="18"/>
+        </w:rPr>
+        <w:t>'email'</w:t>
+      </w:r>
+      <w:r>
+        <w:rPr>
+          <w:rStyle w:val="OperatorTok"/>
+          <w:color w:val="000000"/>
+          <w:sz w:val="18"/>
+        </w:rPr>
+        <w:t>,</w:t>
+      </w:r>
+      <w:r>
+        <w:rPr>
+          <w:rStyle w:val="NormalTok"/>
+          <w:color w:val="000000"/>
+          <w:sz w:val="18"/>
+        </w:rPr>
+        <w:t xml:space="preserve"> </w:t>
+      </w:r>
+      <w:r>
+        <w:rPr>
+          <w:rStyle w:val="StringTok"/>
+          <w:color w:val="000000"/>
+          <w:sz w:val="18"/>
+        </w:rPr>
+        <w:t>'E-mail vazio.'</w:t>
+      </w:r>
+      <w:r>
+        <w:rPr>
+          <w:rStyle w:val="NormalTok"/>
+          <w:color w:val="000000"/>
+          <w:sz w:val="18"/>
+        </w:rPr>
+        <w:t>)</w:t>
+      </w:r>
+      <w:r>
+        <w:rPr>
+          <w:color w:val="000000"/>
+          <w:sz w:val="18"/>
+        </w:rPr>
+        <w:br/>
+      </w:r>
+      <w:r>
+        <w:rPr>
+          <w:rStyle w:val="NormalTok"/>
+          <w:color w:val="000000"/>
+          <w:sz w:val="18"/>
+        </w:rPr>
+        <w:t xml:space="preserve">  </w:t>
+      </w:r>
+      <w:r>
+        <w:rPr>
+          <w:rStyle w:val="ControlFlowTok"/>
+          <w:color w:val="000000"/>
+          <w:sz w:val="18"/>
+        </w:rPr>
+        <w:t>else</w:t>
+      </w:r>
+      <w:r>
+        <w:rPr>
+          <w:rStyle w:val="NormalTok"/>
+          <w:color w:val="000000"/>
+          <w:sz w:val="18"/>
+        </w:rPr>
+        <w:t xml:space="preserve"> </w:t>
+      </w:r>
+      <w:r>
+        <w:rPr>
+          <w:rStyle w:val="ControlFlowTok"/>
+          <w:color w:val="000000"/>
+          <w:sz w:val="18"/>
+        </w:rPr>
+        <w:t>if</w:t>
+      </w:r>
+      <w:r>
+        <w:rPr>
+          <w:rStyle w:val="NormalTok"/>
+          <w:color w:val="000000"/>
+          <w:sz w:val="18"/>
+        </w:rPr>
+        <w:t xml:space="preserve"> (</w:t>
+      </w:r>
+      <w:r>
+        <w:rPr>
+          <w:rStyle w:val="OperatorTok"/>
+          <w:color w:val="000000"/>
+          <w:sz w:val="18"/>
+        </w:rPr>
+        <w:t>!</w:t>
+      </w:r>
+      <w:r>
+        <w:rPr>
+          <w:rStyle w:val="SpecialStringTok"/>
+          <w:color w:val="000000"/>
+          <w:sz w:val="18"/>
+        </w:rPr>
+        <w:t>/</w:t>
+      </w:r>
+      <w:r>
+        <w:rPr>
+          <w:rStyle w:val="SpecialCharTok"/>
+          <w:color w:val="000000"/>
+          <w:sz w:val="18"/>
+        </w:rPr>
+        <w:t>^[^\s@]+</w:t>
+      </w:r>
+      <w:r>
+        <w:rPr>
+          <w:rStyle w:val="SpecialStringTok"/>
+          <w:color w:val="000000"/>
+          <w:sz w:val="18"/>
+        </w:rPr>
+        <w:t>@</w:t>
+      </w:r>
+      <w:r>
+        <w:rPr>
+          <w:rStyle w:val="SpecialCharTok"/>
+          <w:color w:val="000000"/>
+          <w:sz w:val="18"/>
+        </w:rPr>
+        <w:t>[^\s@]+\.[^\s@]+$</w:t>
+      </w:r>
+      <w:r>
+        <w:rPr>
+          <w:rStyle w:val="SpecialStringTok"/>
+          <w:color w:val="000000"/>
+          <w:sz w:val="18"/>
+        </w:rPr>
+        <w:t>/</w:t>
+      </w:r>
+      <w:r>
+        <w:rPr>
+          <w:rStyle w:val="OperatorTok"/>
+          <w:color w:val="000000"/>
+          <w:sz w:val="18"/>
+        </w:rPr>
+        <w:t>.</w:t>
+      </w:r>
+      <w:r>
+        <w:rPr>
+          <w:rStyle w:val="FunctionTok"/>
+          <w:color w:val="000000"/>
+          <w:sz w:val="18"/>
+        </w:rPr>
+        <w:t>test</w:t>
+      </w:r>
+      <w:r>
+        <w:rPr>
+          <w:rStyle w:val="NormalTok"/>
+          <w:color w:val="000000"/>
+          <w:sz w:val="18"/>
+        </w:rPr>
+        <w:t>(registro</w:t>
+      </w:r>
+      <w:r>
+        <w:rPr>
+          <w:rStyle w:val="OperatorTok"/>
+          <w:color w:val="000000"/>
+          <w:sz w:val="18"/>
+        </w:rPr>
+        <w:t>.</w:t>
+      </w:r>
+      <w:r>
+        <w:rPr>
+          <w:rStyle w:val="AttributeTok"/>
+          <w:color w:val="000000"/>
+          <w:sz w:val="18"/>
+        </w:rPr>
+        <w:t>email</w:t>
+      </w:r>
+      <w:r>
+        <w:rPr>
+          <w:rStyle w:val="NormalTok"/>
+          <w:color w:val="000000"/>
+          <w:sz w:val="18"/>
+        </w:rPr>
+        <w:t>)) {</w:t>
+      </w:r>
+      <w:r>
+        <w:rPr>
+          <w:color w:val="000000"/>
+          <w:sz w:val="18"/>
+        </w:rPr>
+        <w:br/>
+      </w:r>
+      <w:r>
+        <w:rPr>
+          <w:rStyle w:val="NormalTok"/>
+          <w:color w:val="000000"/>
+          <w:sz w:val="18"/>
+        </w:rPr>
+        <w:t xml:space="preserve">    </w:t>
+      </w:r>
+      <w:r>
+        <w:rPr>
+          <w:rStyle w:val="FunctionTok"/>
+          <w:color w:val="000000"/>
+          <w:sz w:val="18"/>
+        </w:rPr>
+        <w:t>acusar</w:t>
+      </w:r>
+      <w:r>
+        <w:rPr>
+          <w:rStyle w:val="NormalTok"/>
+          <w:color w:val="000000"/>
+          <w:sz w:val="18"/>
+        </w:rPr>
+        <w:t>(</w:t>
+      </w:r>
+      <w:r>
+        <w:rPr>
+          <w:rStyle w:val="StringTok"/>
+          <w:color w:val="000000"/>
+          <w:sz w:val="18"/>
+        </w:rPr>
+        <w:t>'EMAIL_INVALIDO'</w:t>
+      </w:r>
+      <w:r>
+        <w:rPr>
+          <w:rStyle w:val="OperatorTok"/>
+          <w:color w:val="000000"/>
+          <w:sz w:val="18"/>
+        </w:rPr>
+        <w:t>,</w:t>
+      </w:r>
+      <w:r>
+        <w:rPr>
+          <w:rStyle w:val="NormalTok"/>
+          <w:color w:val="000000"/>
+          <w:sz w:val="18"/>
+        </w:rPr>
+        <w:t xml:space="preserve"> </w:t>
+      </w:r>
+      <w:r>
+        <w:rPr>
+          <w:rStyle w:val="StringTok"/>
+          <w:color w:val="000000"/>
+          <w:sz w:val="18"/>
+        </w:rPr>
+        <w:t>'email'</w:t>
+      </w:r>
+      <w:r>
+        <w:rPr>
+          <w:rStyle w:val="OperatorTok"/>
+          <w:color w:val="000000"/>
+          <w:sz w:val="18"/>
+        </w:rPr>
+        <w:t>,</w:t>
+      </w:r>
+      <w:r>
+        <w:rPr>
+          <w:rStyle w:val="NormalTok"/>
+          <w:color w:val="000000"/>
+          <w:sz w:val="18"/>
+        </w:rPr>
+        <w:t xml:space="preserve"> </w:t>
+      </w:r>
+      <w:r>
+        <w:rPr>
+          <w:rStyle w:val="VerbatimStringTok"/>
+          <w:color w:val="000000"/>
+          <w:sz w:val="18"/>
+        </w:rPr>
+        <w:t xml:space="preserve">`E-mail em formato inválido: </w:t>
+      </w:r>
+      <w:r>
+        <w:rPr>
+          <w:rStyle w:val="SpecialCharTok"/>
+          <w:color w:val="000000"/>
+          <w:sz w:val="18"/>
+        </w:rPr>
+        <w:t>${</w:t>
+      </w:r>
+      <w:r>
+        <w:rPr>
+          <w:rStyle w:val="NormalTok"/>
+          <w:color w:val="000000"/>
+          <w:sz w:val="18"/>
+        </w:rPr>
+        <w:t>registro</w:t>
+      </w:r>
+      <w:r>
+        <w:rPr>
+          <w:rStyle w:val="OperatorTok"/>
+          <w:color w:val="000000"/>
+          <w:sz w:val="18"/>
+        </w:rPr>
+        <w:t>.</w:t>
+      </w:r>
+      <w:r>
+        <w:rPr>
+          <w:rStyle w:val="AttributeTok"/>
+          <w:color w:val="000000"/>
+          <w:sz w:val="18"/>
+        </w:rPr>
+        <w:t>email</w:t>
+      </w:r>
+      <w:r>
+        <w:rPr>
+          <w:rStyle w:val="SpecialCharTok"/>
+          <w:color w:val="000000"/>
+          <w:sz w:val="18"/>
+        </w:rPr>
+        <w:t>}</w:t>
+      </w:r>
+      <w:r>
+        <w:rPr>
+          <w:rStyle w:val="VerbatimStringTok"/>
+          <w:color w:val="000000"/>
+          <w:sz w:val="18"/>
+        </w:rPr>
+        <w:t>.`</w:t>
+      </w:r>
+      <w:r>
+        <w:rPr>
+          <w:rStyle w:val="NormalTok"/>
+          <w:color w:val="000000"/>
+          <w:sz w:val="18"/>
+        </w:rPr>
+        <w:t>)</w:t>
+      </w:r>
+      <w:r>
+        <w:rPr>
+          <w:color w:val="000000"/>
+          <w:sz w:val="18"/>
+        </w:rPr>
+        <w:br/>
+      </w:r>
+      <w:r>
+        <w:rPr>
+          <w:rStyle w:val="NormalTok"/>
+          <w:color w:val="000000"/>
+          <w:sz w:val="18"/>
+        </w:rPr>
+        <w:t xml:space="preserve">  }</w:t>
+      </w:r>
+      <w:r>
+        <w:rPr>
+          <w:color w:val="000000"/>
+          <w:sz w:val="18"/>
+        </w:rPr>
+        <w:br/>
+      </w:r>
+      <w:r>
+        <w:rPr>
+          <w:rStyle w:val="NormalTok"/>
+          <w:color w:val="000000"/>
+          <w:sz w:val="18"/>
+        </w:rPr>
+        <w:t>}</w:t>
+      </w:r>
+    </w:p>
+    <w:p>
+      <w:pPr>
+        <w:pStyle w:val="FirstParagraph"/>
+        <w:rPr>
+          <w:color w:val="000000"/>
+        </w:rPr>
+      </w:pPr>
+      <w:r>
+        <w:rPr>
+          <w:rStyle w:val="VerbatimChar"/>
+          <w:color w:val="000000"/>
+        </w:rPr>
+        <w:t>temEmail</w:t>
+      </w:r>
+      <w:r>
+        <w:rPr>
+          <w:color w:val="000000"/>
+        </w:rPr>
+        <w:t xml:space="preserve"> informa se a coluna foi encontrada. A expressão regular exige partes antes e depois do </w:t>
+      </w:r>
+      <w:r>
+        <w:rPr>
+          <w:rStyle w:val="VerbatimChar"/>
+          <w:color w:val="000000"/>
+        </w:rPr>
+        <w:t>@</w:t>
+      </w:r>
+      <w:r>
+        <w:rPr>
+          <w:color w:val="000000"/>
+        </w:rPr>
+        <w:t xml:space="preserve">, um ponto na parte do domínio e ausência de espaços. </w:t>
+      </w:r>
+      <w:r>
+        <w:rPr>
+          <w:rStyle w:val="VerbatimChar"/>
+          <w:color w:val="000000"/>
+        </w:rPr>
+        <w:t>test</w:t>
+      </w:r>
+      <w:r>
+        <w:rPr>
+          <w:color w:val="000000"/>
+        </w:rPr>
+        <w:t xml:space="preserve"> retorna verdadeiro ou falso. </w:t>
+      </w:r>
+      <w:r>
+        <w:rPr>
+          <w:rStyle w:val="VerbatimChar"/>
+          <w:color w:val="000000"/>
+        </w:rPr>
+        <w:t>contato@empresa.com</w:t>
+      </w:r>
+      <w:r>
+        <w:rPr>
+          <w:color w:val="000000"/>
+        </w:rPr>
+        <w:t xml:space="preserve"> passa; </w:t>
+      </w:r>
+      <w:r>
+        <w:rPr>
+          <w:rStyle w:val="VerbatimChar"/>
+          <w:color w:val="000000"/>
+        </w:rPr>
+        <w:t>sem-arroba.com</w:t>
+      </w:r>
+      <w:r>
+        <w:rPr>
+          <w:color w:val="000000"/>
+        </w:rPr>
+        <w:t xml:space="preserve"> falha; um valor vazio recebe uma ocorrência de campo obrigatório. Essa regra verifica um formato básico, sem consultar servidores de e-mail.</w:t>
+      </w:r>
+    </w:p>
+    <w:p>
+      <w:pPr>
+        <w:pStyle w:val="Ttulo2"/>
+        <w:rPr>
+          <w:color w:val="000000"/>
+        </w:rPr>
+      </w:pPr>
+      <w:bookmarkStart w:id="13" w:name="tratamento-de-espaços"/>
+      <w:bookmarkEnd w:id="12"/>
+      <w:r>
+        <w:rPr>
+          <w:color w:val="000000"/>
+        </w:rPr>
+        <w:t>4.3 Tratamento de espaços</w:t>
+      </w:r>
+    </w:p>
+    <w:p>
+      <w:pPr>
+        <w:pStyle w:val="FirstParagraph"/>
+        <w:keepNext/>
+        <w:rPr>
+          <w:color w:val="000000"/>
+        </w:rPr>
+      </w:pPr>
+      <w:r>
+        <w:rPr>
+          <w:color w:val="000000"/>
+        </w:rPr>
+        <w:t>Trecho do utilitário:</w:t>
+      </w:r>
+    </w:p>
+    <w:p>
+      <w:pPr>
+        <w:pStyle w:val="SourceCode"/>
+        <w:keepLines/>
+        <w:rPr>
+          <w:color w:val="000000"/>
+          <w:sz w:val="18"/>
+        </w:rPr>
+      </w:pPr>
+      <w:r>
+        <w:rPr>
+          <w:rStyle w:val="KeywordTok"/>
+          <w:color w:val="000000"/>
+          <w:sz w:val="18"/>
+        </w:rPr>
+        <w:t>function</w:t>
+      </w:r>
+      <w:r>
+        <w:rPr>
+          <w:rStyle w:val="NormalTok"/>
+          <w:color w:val="000000"/>
+          <w:sz w:val="18"/>
+        </w:rPr>
+        <w:t xml:space="preserve"> </w:t>
+      </w:r>
+      <w:r>
+        <w:rPr>
+          <w:rStyle w:val="FunctionTok"/>
+          <w:color w:val="000000"/>
+          <w:sz w:val="18"/>
+        </w:rPr>
+        <w:t>limparTexto</w:t>
+      </w:r>
+      <w:r>
+        <w:rPr>
+          <w:rStyle w:val="NormalTok"/>
+          <w:color w:val="000000"/>
+          <w:sz w:val="18"/>
+        </w:rPr>
+        <w:t>(valor) {</w:t>
+      </w:r>
+      <w:r>
+        <w:rPr>
+          <w:color w:val="000000"/>
+          <w:sz w:val="18"/>
+        </w:rPr>
+        <w:br/>
+      </w:r>
+      <w:r>
+        <w:rPr>
+          <w:rStyle w:val="NormalTok"/>
+          <w:color w:val="000000"/>
+          <w:sz w:val="18"/>
+        </w:rPr>
+        <w:t xml:space="preserve">  </w:t>
+      </w:r>
+      <w:r>
+        <w:rPr>
+          <w:rStyle w:val="ControlFlowTok"/>
+          <w:color w:val="000000"/>
+          <w:sz w:val="18"/>
+        </w:rPr>
+        <w:t>return</w:t>
+      </w:r>
+      <w:r>
+        <w:rPr>
+          <w:rStyle w:val="NormalTok"/>
+          <w:color w:val="000000"/>
+          <w:sz w:val="18"/>
+        </w:rPr>
+        <w:t xml:space="preserve"> </w:t>
+      </w:r>
+      <w:r>
+        <w:rPr>
+          <w:rStyle w:val="BuiltInTok"/>
+          <w:color w:val="000000"/>
+          <w:sz w:val="18"/>
+        </w:rPr>
+        <w:t>String</w:t>
+      </w:r>
+      <w:r>
+        <w:rPr>
+          <w:rStyle w:val="NormalTok"/>
+          <w:color w:val="000000"/>
+          <w:sz w:val="18"/>
+        </w:rPr>
+        <w:t xml:space="preserve">(valor </w:t>
+      </w:r>
+      <w:r>
+        <w:rPr>
+          <w:rStyle w:val="OperatorTok"/>
+          <w:color w:val="000000"/>
+          <w:sz w:val="18"/>
+        </w:rPr>
+        <w:t>??</w:t>
+      </w:r>
+      <w:r>
+        <w:rPr>
+          <w:rStyle w:val="NormalTok"/>
+          <w:color w:val="000000"/>
+          <w:sz w:val="18"/>
+        </w:rPr>
+        <w:t xml:space="preserve"> </w:t>
+      </w:r>
+      <w:r>
+        <w:rPr>
+          <w:rStyle w:val="StringTok"/>
+          <w:color w:val="000000"/>
+          <w:sz w:val="18"/>
+        </w:rPr>
+        <w:t>''</w:t>
+      </w:r>
+      <w:r>
+        <w:rPr>
+          <w:rStyle w:val="NormalTok"/>
+          <w:color w:val="000000"/>
+          <w:sz w:val="18"/>
+        </w:rPr>
+        <w:t>)</w:t>
+      </w:r>
+      <w:r>
+        <w:rPr>
+          <w:rStyle w:val="OperatorTok"/>
+          <w:color w:val="000000"/>
+          <w:sz w:val="18"/>
+        </w:rPr>
+        <w:t>.</w:t>
+      </w:r>
+      <w:r>
+        <w:rPr>
+          <w:rStyle w:val="FunctionTok"/>
+          <w:color w:val="000000"/>
+          <w:sz w:val="18"/>
+        </w:rPr>
+        <w:t>trim</w:t>
+      </w:r>
+      <w:r>
+        <w:rPr>
+          <w:rStyle w:val="NormalTok"/>
+          <w:color w:val="000000"/>
+          <w:sz w:val="18"/>
+        </w:rPr>
+        <w:t>()</w:t>
+      </w:r>
+      <w:r>
+        <w:rPr>
+          <w:rStyle w:val="OperatorTok"/>
+          <w:color w:val="000000"/>
+          <w:sz w:val="18"/>
+        </w:rPr>
+        <w:t>.</w:t>
+      </w:r>
+      <w:r>
+        <w:rPr>
+          <w:rStyle w:val="FunctionTok"/>
+          <w:color w:val="000000"/>
+          <w:sz w:val="18"/>
+        </w:rPr>
+        <w:t>replace</w:t>
+      </w:r>
+      <w:r>
+        <w:rPr>
+          <w:rStyle w:val="NormalTok"/>
+          <w:color w:val="000000"/>
+          <w:sz w:val="18"/>
+        </w:rPr>
+        <w:t>(</w:t>
+      </w:r>
+      <w:r>
+        <w:rPr>
+          <w:rStyle w:val="SpecialStringTok"/>
+          <w:color w:val="000000"/>
+          <w:sz w:val="18"/>
+        </w:rPr>
+        <w:t>/</w:t>
+      </w:r>
+      <w:r>
+        <w:rPr>
+          <w:rStyle w:val="SpecialCharTok"/>
+          <w:color w:val="000000"/>
+          <w:sz w:val="18"/>
+        </w:rPr>
+        <w:t>\s+</w:t>
+      </w:r>
+      <w:r>
+        <w:rPr>
+          <w:rStyle w:val="SpecialStringTok"/>
+          <w:color w:val="000000"/>
+          <w:sz w:val="18"/>
+        </w:rPr>
+        <w:t>/g</w:t>
+      </w:r>
+      <w:r>
+        <w:rPr>
+          <w:rStyle w:val="OperatorTok"/>
+          <w:color w:val="000000"/>
+          <w:sz w:val="18"/>
+        </w:rPr>
+        <w:t>,</w:t>
+      </w:r>
+      <w:r>
+        <w:rPr>
+          <w:rStyle w:val="NormalTok"/>
+          <w:color w:val="000000"/>
+          <w:sz w:val="18"/>
+        </w:rPr>
+        <w:t xml:space="preserve"> </w:t>
+      </w:r>
+      <w:r>
+        <w:rPr>
+          <w:rStyle w:val="StringTok"/>
+          <w:color w:val="000000"/>
+          <w:sz w:val="18"/>
+        </w:rPr>
+        <w:t>' '</w:t>
+      </w:r>
+      <w:r>
+        <w:rPr>
+          <w:rStyle w:val="NormalTok"/>
+          <w:color w:val="000000"/>
+          <w:sz w:val="18"/>
+        </w:rPr>
+        <w:t>)</w:t>
+      </w:r>
+      <w:r>
+        <w:rPr>
+          <w:color w:val="000000"/>
+          <w:sz w:val="18"/>
+        </w:rPr>
+        <w:br/>
+      </w:r>
+      <w:r>
+        <w:rPr>
+          <w:rStyle w:val="NormalTok"/>
+          <w:color w:val="000000"/>
+          <w:sz w:val="18"/>
+        </w:rPr>
+        <w:t>}</w:t>
+      </w:r>
+    </w:p>
+    <w:p>
+      <w:pPr>
+        <w:pStyle w:val="FirstParagraph"/>
+        <w:rPr>
+          <w:color w:val="000000"/>
+        </w:rPr>
+      </w:pPr>
+      <w:r>
+        <w:rPr>
+          <w:rStyle w:val="VerbatimChar"/>
+          <w:color w:val="000000"/>
+        </w:rPr>
+        <w:t>String</w:t>
+      </w:r>
+      <w:r>
+        <w:rPr>
+          <w:color w:val="000000"/>
+        </w:rPr>
+        <w:t xml:space="preserve"> converte o valor em texto, </w:t>
+      </w:r>
+      <w:r>
+        <w:rPr>
+          <w:rStyle w:val="VerbatimChar"/>
+          <w:color w:val="000000"/>
+        </w:rPr>
+        <w:t>trim</w:t>
+      </w:r>
+      <w:r>
+        <w:rPr>
+          <w:color w:val="000000"/>
+        </w:rPr>
+        <w:t xml:space="preserve"> remove espaços no início e no fim, e </w:t>
+      </w:r>
+      <w:r>
+        <w:rPr>
+          <w:rStyle w:val="VerbatimChar"/>
+          <w:color w:val="000000"/>
+        </w:rPr>
+        <w:t>replace</w:t>
+      </w:r>
+      <w:r>
+        <w:rPr>
+          <w:color w:val="000000"/>
+        </w:rPr>
+        <w:t xml:space="preserve"> reduz sequências de espaços em branco a um único espaço. Por exemplo, </w:t>
+      </w:r>
+      <w:r>
+        <w:rPr>
+          <w:rStyle w:val="VerbatimChar"/>
+          <w:color w:val="000000"/>
+        </w:rPr>
+        <w:t>"  Empresa   Um  "</w:t>
+      </w:r>
+      <w:r>
+        <w:rPr>
+          <w:color w:val="000000"/>
+        </w:rPr>
+        <w:t xml:space="preserve"> torna-se </w:t>
+      </w:r>
+      <w:r>
+        <w:rPr>
+          <w:rStyle w:val="VerbatimChar"/>
+          <w:color w:val="000000"/>
+        </w:rPr>
+        <w:t>"Empresa Um"</w:t>
+      </w:r>
+      <w:r>
+        <w:rPr>
+          <w:color w:val="000000"/>
+        </w:rPr>
+        <w:t xml:space="preserve">. Os dados originais permanecem em </w:t>
+      </w:r>
+      <w:r>
+        <w:rPr>
+          <w:rStyle w:val="VerbatimChar"/>
+          <w:color w:val="000000"/>
+        </w:rPr>
+        <w:t>dadosOriginais</w:t>
+      </w:r>
+      <w:r>
+        <w:rPr>
+          <w:color w:val="000000"/>
+        </w:rPr>
+        <w:t>; o texto tratado é utilizado no registro exibido. Esse tratamento não é registrado como erro.</w:t>
+      </w:r>
+    </w:p>
+    <w:p>
+      <w:pPr>
+        <w:pStyle w:val="Ttulo1"/>
+        <w:rPr>
+          <w:color w:val="000000"/>
+        </w:rPr>
+      </w:pPr>
+      <w:bookmarkStart w:id="14" w:name="Xcc28e24d06ae2bbca4e61bedd53b3fd915ff251"/>
+      <w:bookmarkEnd w:id="10"/>
+      <w:bookmarkEnd w:id="13"/>
+      <w:r>
+        <w:rPr>
+          <w:color w:val="000000"/>
+        </w:rPr>
+        <w:t>5 Como os resultados são apresentados no sistema</w:t>
+      </w:r>
+    </w:p>
+    <w:p>
+      <w:pPr>
+        <w:pStyle w:val="FirstParagraph"/>
         <w:rPr>
           <w:color w:val="000000"/>
         </w:rPr>
@@ -1599,39 +8833,466 @@
           <w:color w:val="000000"/>
         </w:rPr>
       </w:pPr>
-      <w:bookmarkStart w:id="5" w:name="verificação-da-entrega"/>
-      <w:r>
-        <w:rPr>
-          <w:color w:val="000000"/>
-        </w:rPr>
-        <w:t>5.1 Verificação da entrega</w:t>
+      <w:bookmarkStart w:id="15" w:name="acesso-à-mesma-store-no-relatório"/>
+      <w:r>
+        <w:rPr>
+          <w:color w:val="000000"/>
+        </w:rPr>
+        <w:t>5.1 Acesso à mesma store no relatório</w:t>
       </w:r>
     </w:p>
     <w:p>
       <w:pPr>
         <w:pStyle w:val="FirstParagraph"/>
-        <w:rPr>
-          <w:color w:val="000000"/>
-        </w:rPr>
-      </w:pPr>
-      <w:r>
-        <w:rPr>
-          <w:color w:val="000000"/>
-        </w:rPr>
-        <w:t xml:space="preserve">A base oficial </w:t>
-      </w:r>
-      <w:r>
-        <w:rPr>
-          <w:rStyle w:val="VerbatimChar"/>
-          <w:color w:val="000000"/>
-        </w:rPr>
-        <w:t>Data/CTI_Insights_Base_Validacao_300_Registros.xlsx</w:t>
-      </w:r>
-      <w:r>
-        <w:rPr>
-          <w:color w:val="000000"/>
-        </w:rPr>
-        <w:t xml:space="preserve"> produz </w:t>
+        <w:keepNext/>
+        <w:rPr>
+          <w:color w:val="000000"/>
+        </w:rPr>
+      </w:pPr>
+      <w:r>
+        <w:rPr>
+          <w:color w:val="000000"/>
+        </w:rPr>
+        <w:t xml:space="preserve">Trecho de </w:t>
+      </w:r>
+      <w:r>
+        <w:rPr>
+          <w:rStyle w:val="VerbatimChar"/>
+          <w:color w:val="000000"/>
+        </w:rPr>
+        <w:t>FrontEnd/src/views/RelatoriosView.vue</w:t>
+      </w:r>
+      <w:r>
+        <w:rPr>
+          <w:color w:val="000000"/>
+        </w:rPr>
+        <w:t>:</w:t>
+      </w:r>
+    </w:p>
+    <w:p>
+      <w:pPr>
+        <w:pStyle w:val="SourceCode"/>
+        <w:keepLines/>
+        <w:rPr>
+          <w:color w:val="000000"/>
+          <w:sz w:val="18"/>
+        </w:rPr>
+      </w:pPr>
+      <w:r>
+        <w:rPr>
+          <w:rStyle w:val="KeywordTok"/>
+          <w:color w:val="000000"/>
+          <w:sz w:val="18"/>
+        </w:rPr>
+        <w:t>const</w:t>
+      </w:r>
+      <w:r>
+        <w:rPr>
+          <w:rStyle w:val="NormalTok"/>
+          <w:color w:val="000000"/>
+          <w:sz w:val="18"/>
+        </w:rPr>
+        <w:t xml:space="preserve"> store </w:t>
+      </w:r>
+      <w:r>
+        <w:rPr>
+          <w:rStyle w:val="OperatorTok"/>
+          <w:color w:val="000000"/>
+          <w:sz w:val="18"/>
+        </w:rPr>
+        <w:t>=</w:t>
+      </w:r>
+      <w:r>
+        <w:rPr>
+          <w:rStyle w:val="NormalTok"/>
+          <w:color w:val="000000"/>
+          <w:sz w:val="18"/>
+        </w:rPr>
+        <w:t xml:space="preserve"> </w:t>
+      </w:r>
+      <w:r>
+        <w:rPr>
+          <w:rStyle w:val="FunctionTok"/>
+          <w:color w:val="000000"/>
+          <w:sz w:val="18"/>
+        </w:rPr>
+        <w:t>useUploadStore</w:t>
+      </w:r>
+      <w:r>
+        <w:rPr>
+          <w:rStyle w:val="NormalTok"/>
+          <w:color w:val="000000"/>
+          <w:sz w:val="18"/>
+        </w:rPr>
+        <w:t>()</w:t>
+      </w:r>
+      <w:r>
+        <w:rPr>
+          <w:color w:val="000000"/>
+          <w:sz w:val="18"/>
+        </w:rPr>
+        <w:br/>
+      </w:r>
+      <w:r>
+        <w:rPr>
+          <w:rStyle w:val="KeywordTok"/>
+          <w:color w:val="000000"/>
+          <w:sz w:val="18"/>
+        </w:rPr>
+        <w:t>const</w:t>
+      </w:r>
+      <w:r>
+        <w:rPr>
+          <w:rStyle w:val="NormalTok"/>
+          <w:color w:val="000000"/>
+          <w:sz w:val="18"/>
+        </w:rPr>
+        <w:t xml:space="preserve"> { </w:t>
+      </w:r>
+      <w:r>
+        <w:rPr>
+          <w:rStyle w:val="DataTypeTok"/>
+          <w:color w:val="000000"/>
+          <w:sz w:val="18"/>
+        </w:rPr>
+        <w:t>clientes</w:t>
+      </w:r>
+      <w:r>
+        <w:rPr>
+          <w:rStyle w:val="OperatorTok"/>
+          <w:color w:val="000000"/>
+          <w:sz w:val="18"/>
+        </w:rPr>
+        <w:t>:</w:t>
+      </w:r>
+      <w:r>
+        <w:rPr>
+          <w:rStyle w:val="NormalTok"/>
+          <w:color w:val="000000"/>
+          <w:sz w:val="18"/>
+        </w:rPr>
+        <w:t xml:space="preserve"> clientesExibidos</w:t>
+      </w:r>
+      <w:r>
+        <w:rPr>
+          <w:rStyle w:val="OperatorTok"/>
+          <w:color w:val="000000"/>
+          <w:sz w:val="18"/>
+        </w:rPr>
+        <w:t>,</w:t>
+      </w:r>
+      <w:r>
+        <w:rPr>
+          <w:rStyle w:val="NormalTok"/>
+          <w:color w:val="000000"/>
+          <w:sz w:val="18"/>
+        </w:rPr>
+        <w:t xml:space="preserve"> usandoExemplo</w:t>
+      </w:r>
+      <w:r>
+        <w:rPr>
+          <w:rStyle w:val="OperatorTok"/>
+          <w:color w:val="000000"/>
+          <w:sz w:val="18"/>
+        </w:rPr>
+        <w:t>,</w:t>
+      </w:r>
+      <w:r>
+        <w:rPr>
+          <w:rStyle w:val="NormalTok"/>
+          <w:color w:val="000000"/>
+          <w:sz w:val="18"/>
+        </w:rPr>
+        <w:t xml:space="preserve"> resumo } </w:t>
+      </w:r>
+      <w:r>
+        <w:rPr>
+          <w:rStyle w:val="OperatorTok"/>
+          <w:color w:val="000000"/>
+          <w:sz w:val="18"/>
+        </w:rPr>
+        <w:t>=</w:t>
+      </w:r>
+      <w:r>
+        <w:rPr>
+          <w:rStyle w:val="NormalTok"/>
+          <w:color w:val="000000"/>
+          <w:sz w:val="18"/>
+        </w:rPr>
+        <w:t xml:space="preserve"> </w:t>
+      </w:r>
+      <w:r>
+        <w:rPr>
+          <w:rStyle w:val="FunctionTok"/>
+          <w:color w:val="000000"/>
+          <w:sz w:val="18"/>
+        </w:rPr>
+        <w:t>storeToRefs</w:t>
+      </w:r>
+      <w:r>
+        <w:rPr>
+          <w:rStyle w:val="NormalTok"/>
+          <w:color w:val="000000"/>
+          <w:sz w:val="18"/>
+        </w:rPr>
+        <w:t>(store)</w:t>
+      </w:r>
+    </w:p>
+    <w:p>
+      <w:pPr>
+        <w:pStyle w:val="FirstParagraph"/>
+        <w:rPr>
+          <w:color w:val="000000"/>
+        </w:rPr>
+      </w:pPr>
+      <w:r>
+        <w:rPr>
+          <w:rStyle w:val="VerbatimChar"/>
+          <w:color w:val="000000"/>
+        </w:rPr>
+        <w:t>useUploadStore()</w:t>
+      </w:r>
+      <w:r>
+        <w:rPr>
+          <w:color w:val="000000"/>
+        </w:rPr>
+        <w:t xml:space="preserve"> obtém a store já utilizada pelo upload. </w:t>
+      </w:r>
+      <w:r>
+        <w:rPr>
+          <w:rStyle w:val="VerbatimChar"/>
+          <w:color w:val="000000"/>
+        </w:rPr>
+        <w:t>storeToRefs</w:t>
+      </w:r>
+      <w:r>
+        <w:rPr>
+          <w:color w:val="000000"/>
+        </w:rPr>
+        <w:t xml:space="preserve"> permite desestruturar estado e getters mantendo a reatividade. </w:t>
+      </w:r>
+      <w:r>
+        <w:rPr>
+          <w:rStyle w:val="VerbatimChar"/>
+          <w:color w:val="000000"/>
+        </w:rPr>
+        <w:t>clientes: clientesExibidos</w:t>
+      </w:r>
+      <w:r>
+        <w:rPr>
+          <w:color w:val="000000"/>
+        </w:rPr>
+        <w:t xml:space="preserve"> apenas dá outro nome à referência local: não cria uma cópia da base e não acessa o getter demonstrativo </w:t>
+      </w:r>
+      <w:r>
+        <w:rPr>
+          <w:rStyle w:val="VerbatimChar"/>
+          <w:color w:val="000000"/>
+        </w:rPr>
+        <w:t>clientesExibidos</w:t>
+      </w:r>
+      <w:r>
+        <w:rPr>
+          <w:color w:val="000000"/>
+        </w:rPr>
+        <w:t xml:space="preserve">. O relatório continua trabalhando com </w:t>
+      </w:r>
+      <w:r>
+        <w:rPr>
+          <w:rStyle w:val="VerbatimChar"/>
+          <w:color w:val="000000"/>
+        </w:rPr>
+        <w:t>clientes</w:t>
+      </w:r>
+      <w:r>
+        <w:rPr>
+          <w:color w:val="000000"/>
+        </w:rPr>
+        <w:t>, os registros importados.</w:t>
+      </w:r>
+    </w:p>
+    <w:p>
+      <w:pPr>
+        <w:pStyle w:val="Ttulo2"/>
+        <w:rPr>
+          <w:color w:val="000000"/>
+        </w:rPr>
+      </w:pPr>
+      <w:bookmarkStart w:id="16" w:name="exibição-do-campo-e-da-descrição"/>
+      <w:bookmarkEnd w:id="15"/>
+      <w:r>
+        <w:rPr>
+          <w:color w:val="000000"/>
+        </w:rPr>
+        <w:t>5.2 Exibição do campo e da descrição</w:t>
+      </w:r>
+    </w:p>
+    <w:p>
+      <w:pPr>
+        <w:pStyle w:val="FirstParagraph"/>
+        <w:keepNext/>
+        <w:rPr>
+          <w:color w:val="000000"/>
+        </w:rPr>
+      </w:pPr>
+      <w:r>
+        <w:rPr>
+          <w:color w:val="000000"/>
+        </w:rPr>
+        <w:t xml:space="preserve">Recorte do template de </w:t>
+      </w:r>
+      <w:r>
+        <w:rPr>
+          <w:rStyle w:val="VerbatimChar"/>
+          <w:color w:val="000000"/>
+        </w:rPr>
+        <w:t>RelatoriosView.vue</w:t>
+      </w:r>
+      <w:r>
+        <w:rPr>
+          <w:color w:val="000000"/>
+        </w:rPr>
+        <w:t>, dentro da célula de problemas:</w:t>
+      </w:r>
+    </w:p>
+    <w:p>
+      <w:pPr>
+        <w:pStyle w:val="SourceCode"/>
+        <w:rPr>
+          <w:color w:val="000000"/>
+        </w:rPr>
+      </w:pPr>
+      <w:r>
+        <w:rPr>
+          <w:rStyle w:val="VerbatimChar"/>
+          <w:color w:val="000000"/>
+        </w:rPr>
+        <w:t>&lt;ul v-if="cliente.erros.length"</w:t>
+      </w:r>
+      <w:r>
+        <w:rPr>
+          <w:color w:val="000000"/>
+        </w:rPr>
+        <w:br/>
+      </w:r>
+      <w:r>
+        <w:rPr>
+          <w:rStyle w:val="VerbatimChar"/>
+          <w:color w:val="000000"/>
+        </w:rPr>
+        <w:t xml:space="preserve">    class="list-disc space-y-1 pl-4 text-rose-600 dark:text-rose-400"&gt;</w:t>
+      </w:r>
+      <w:r>
+        <w:rPr>
+          <w:color w:val="000000"/>
+        </w:rPr>
+        <w:br/>
+      </w:r>
+      <w:r>
+        <w:rPr>
+          <w:rStyle w:val="VerbatimChar"/>
+          <w:color w:val="000000"/>
+        </w:rPr>
+        <w:t xml:space="preserve">  &lt;li v-for="(erro, indice) in cliente.erros" :key="indice"&gt;</w:t>
+      </w:r>
+      <w:r>
+        <w:rPr>
+          <w:color w:val="000000"/>
+        </w:rPr>
+        <w:br/>
+      </w:r>
+      <w:r>
+        <w:rPr>
+          <w:rStyle w:val="VerbatimChar"/>
+          <w:color w:val="000000"/>
+        </w:rPr>
+        <w:t xml:space="preserve">    &lt;strong&gt;{{ erro.campo }}&lt;/strong&gt; ({{ erro.tipo }}): {{ erro.descricao }}</w:t>
+      </w:r>
+      <w:r>
+        <w:rPr>
+          <w:color w:val="000000"/>
+        </w:rPr>
+        <w:br/>
+      </w:r>
+      <w:r>
+        <w:rPr>
+          <w:rStyle w:val="VerbatimChar"/>
+          <w:color w:val="000000"/>
+        </w:rPr>
+        <w:t xml:space="preserve">  &lt;/li&gt;</w:t>
+      </w:r>
+      <w:r>
+        <w:rPr>
+          <w:color w:val="000000"/>
+        </w:rPr>
+        <w:br/>
+      </w:r>
+      <w:r>
+        <w:rPr>
+          <w:rStyle w:val="VerbatimChar"/>
+          <w:color w:val="000000"/>
+        </w:rPr>
+        <w:t>&lt;/ul&gt;</w:t>
+      </w:r>
+      <w:r>
+        <w:rPr>
+          <w:color w:val="000000"/>
+        </w:rPr>
+        <w:br/>
+      </w:r>
+      <w:r>
+        <w:rPr>
+          <w:rStyle w:val="VerbatimChar"/>
+          <w:color w:val="000000"/>
+        </w:rPr>
+        <w:t>&lt;span v-else class="text-emerald-600"&gt;Sem erros&lt;/span&gt;</w:t>
+      </w:r>
+    </w:p>
+    <w:p>
+      <w:pPr>
+        <w:pStyle w:val="FirstParagraph"/>
+        <w:rPr>
+          <w:color w:val="000000"/>
+        </w:rPr>
+      </w:pPr>
+      <w:r>
+        <w:rPr>
+          <w:rStyle w:val="VerbatimChar"/>
+          <w:color w:val="000000"/>
+        </w:rPr>
+        <w:t>v-if</w:t>
+      </w:r>
+      <w:r>
+        <w:rPr>
+          <w:color w:val="000000"/>
+        </w:rPr>
+        <w:t xml:space="preserve"> escolhe entre apresentar os problemas e a mensagem de registro válido. </w:t>
+      </w:r>
+      <w:r>
+        <w:rPr>
+          <w:rStyle w:val="VerbatimChar"/>
+          <w:color w:val="000000"/>
+        </w:rPr>
+        <w:t>v-for</w:t>
+      </w:r>
+      <w:r>
+        <w:rPr>
+          <w:color w:val="000000"/>
+        </w:rPr>
+        <w:t xml:space="preserve"> cria um item para cada ocorrência. As interpolações </w:t>
+      </w:r>
+      <w:r>
+        <w:rPr>
+          <w:rStyle w:val="VerbatimChar"/>
+          <w:color w:val="000000"/>
+        </w:rPr>
+        <w:t>{{ ... }}</w:t>
+      </w:r>
+      <w:r>
+        <w:rPr>
+          <w:color w:val="000000"/>
+        </w:rPr>
+        <w:t xml:space="preserve"> exibem o campo, o tipo e a descrição recebidos da validação. O resultado de um e-mail incorreto aparece como: </w:t>
       </w:r>
       <w:r>
         <w:rPr>
@@ -1639,231 +9300,396 @@
           <w:bCs/>
           <w:color w:val="000000"/>
         </w:rPr>
-        <w:t>300 registros, 265 válidos, 35 com erro e 37 ocorrências</w:t>
-      </w:r>
-      <w:r>
-        <w:rPr>
-          <w:color w:val="000000"/>
-        </w:rPr>
-        <w:t>, conferidos pelo teste que compara o resultado com o gabarito da planilha. E-mail e limpeza de espaços possuem um teste específico. Nesta revisão, os oito testes passaram e a compilação foi concluída.</w:t>
+        <w:t>email (EMAIL_INVALIDO): E-mail em formato inválido: sem-arroba.com.</w:t>
+      </w:r>
+      <w:r>
+        <w:rPr>
+          <w:color w:val="000000"/>
+        </w:rPr>
+        <w:t xml:space="preserve"> A coluna Linha identifica sua posição no arquivo.</w:t>
       </w:r>
     </w:p>
     <w:p>
       <w:pPr>
-        <w:pStyle w:val="Corpodetexto"/>
-        <w:rPr>
-          <w:color w:val="000000"/>
-        </w:rPr>
-      </w:pPr>
-      <w:r>
-        <w:rPr>
-          <w:color w:val="000000"/>
-        </w:rPr>
-        <w:t xml:space="preserve">Comandos na pasta </w:t>
-      </w:r>
-      <w:r>
-        <w:rPr>
-          <w:rStyle w:val="VerbatimChar"/>
-          <w:color w:val="000000"/>
-        </w:rPr>
-        <w:t>FrontEnd</w:t>
-      </w:r>
-      <w:r>
-        <w:rPr>
-          <w:color w:val="000000"/>
-        </w:rPr>
-        <w:t>:</w:t>
+        <w:pStyle w:val="Ttulo2"/>
+        <w:rPr>
+          <w:color w:val="000000"/>
+        </w:rPr>
+      </w:pPr>
+      <w:bookmarkStart w:id="17" w:name="evidência-em-um-teste-do-projeto"/>
+      <w:bookmarkEnd w:id="16"/>
+      <w:r>
+        <w:rPr>
+          <w:color w:val="000000"/>
+        </w:rPr>
+        <w:t>5.3 Evidência em um teste do projeto</w:t>
       </w:r>
     </w:p>
     <w:p>
       <w:pPr>
-        <w:pStyle w:val="SourceCode"/>
-        <w:rPr>
-          <w:color w:val="000000"/>
-        </w:rPr>
-      </w:pPr>
-      <w:r>
-        <w:rPr>
-          <w:rStyle w:val="NormalTok"/>
-          <w:color w:val="000000"/>
-        </w:rPr>
-        <w:t>npm</w:t>
-      </w:r>
-      <w:r>
-        <w:rPr>
-          <w:rStyle w:val="OperatorTok"/>
-          <w:color w:val="000000"/>
-        </w:rPr>
-        <w:t>.</w:t>
-      </w:r>
-      <w:r>
-        <w:rPr>
-          <w:rStyle w:val="FunctionTok"/>
-          <w:color w:val="000000"/>
-        </w:rPr>
-        <w:t>cmd</w:t>
-      </w:r>
-      <w:r>
-        <w:rPr>
-          <w:rStyle w:val="NormalTok"/>
-          <w:color w:val="000000"/>
-        </w:rPr>
-        <w:t xml:space="preserve"> install</w:t>
-      </w:r>
-      <w:r>
-        <w:rPr>
-          <w:color w:val="000000"/>
-        </w:rPr>
-        <w:br/>
-      </w:r>
-      <w:r>
-        <w:rPr>
-          <w:rStyle w:val="NormalTok"/>
-          <w:color w:val="000000"/>
-        </w:rPr>
-        <w:t>npm</w:t>
-      </w:r>
-      <w:r>
-        <w:rPr>
-          <w:rStyle w:val="OperatorTok"/>
-          <w:color w:val="000000"/>
-        </w:rPr>
-        <w:t>.</w:t>
-      </w:r>
-      <w:r>
-        <w:rPr>
-          <w:rStyle w:val="FunctionTok"/>
-          <w:color w:val="000000"/>
-        </w:rPr>
-        <w:t>cmd</w:t>
-      </w:r>
-      <w:r>
-        <w:rPr>
-          <w:rStyle w:val="NormalTok"/>
-          <w:color w:val="000000"/>
-        </w:rPr>
-        <w:t xml:space="preserve"> run dev</w:t>
-      </w:r>
-      <w:r>
-        <w:rPr>
-          <w:color w:val="000000"/>
-        </w:rPr>
-        <w:br/>
-      </w:r>
-      <w:r>
-        <w:rPr>
-          <w:rStyle w:val="NormalTok"/>
-          <w:color w:val="000000"/>
-        </w:rPr>
-        <w:t xml:space="preserve">node </w:t>
-      </w:r>
-      <w:r>
-        <w:rPr>
-          <w:rStyle w:val="OperatorTok"/>
-          <w:color w:val="000000"/>
-        </w:rPr>
-        <w:t>--</w:t>
-      </w:r>
-      <w:r>
-        <w:rPr>
-          <w:rStyle w:val="NormalTok"/>
-          <w:color w:val="000000"/>
-        </w:rPr>
-        <w:t xml:space="preserve">test </w:t>
-      </w:r>
-      <w:r>
-        <w:rPr>
-          <w:rStyle w:val="OperatorTok"/>
-          <w:color w:val="000000"/>
-        </w:rPr>
-        <w:t>--</w:t>
-      </w:r>
-      <w:r>
-        <w:rPr>
-          <w:rStyle w:val="NormalTok"/>
-          <w:color w:val="000000"/>
-        </w:rPr>
-        <w:t>test-isolation</w:t>
-      </w:r>
-      <w:r>
-        <w:rPr>
-          <w:rStyle w:val="OperatorTok"/>
-          <w:color w:val="000000"/>
-        </w:rPr>
-        <w:t>=</w:t>
-      </w:r>
-      <w:r>
-        <w:rPr>
-          <w:rStyle w:val="NormalTok"/>
-          <w:color w:val="000000"/>
-        </w:rPr>
-        <w:t>none tests</w:t>
-      </w:r>
-      <w:r>
-        <w:rPr>
-          <w:rStyle w:val="OperatorTok"/>
-          <w:color w:val="000000"/>
-        </w:rPr>
-        <w:t>/*.</w:t>
-      </w:r>
-      <w:r>
-        <w:rPr>
-          <w:rStyle w:val="FunctionTok"/>
-          <w:color w:val="000000"/>
-        </w:rPr>
-        <w:t>test</w:t>
-      </w:r>
-      <w:r>
-        <w:rPr>
-          <w:rStyle w:val="OperatorTok"/>
-          <w:color w:val="000000"/>
-        </w:rPr>
-        <w:t>.</w:t>
-      </w:r>
-      <w:r>
-        <w:rPr>
-          <w:rStyle w:val="FunctionTok"/>
-          <w:color w:val="000000"/>
-        </w:rPr>
-        <w:t>js</w:t>
-      </w:r>
-      <w:r>
-        <w:rPr>
-          <w:color w:val="000000"/>
-        </w:rPr>
-        <w:br/>
-      </w:r>
-      <w:r>
-        <w:rPr>
-          <w:rStyle w:val="NormalTok"/>
-          <w:color w:val="000000"/>
-        </w:rPr>
-        <w:t>npm</w:t>
-      </w:r>
-      <w:r>
-        <w:rPr>
-          <w:rStyle w:val="OperatorTok"/>
-          <w:color w:val="000000"/>
-        </w:rPr>
-        <w:t>.</w:t>
-      </w:r>
-      <w:r>
-        <w:rPr>
-          <w:rStyle w:val="FunctionTok"/>
-          <w:color w:val="000000"/>
-        </w:rPr>
-        <w:t>cmd</w:t>
-      </w:r>
-      <w:r>
-        <w:rPr>
-          <w:rStyle w:val="NormalTok"/>
-          <w:color w:val="000000"/>
-        </w:rPr>
-        <w:t xml:space="preserve"> run build</w:t>
+        <w:pStyle w:val="FirstParagraph"/>
+        <w:keepNext/>
+        <w:rPr>
+          <w:color w:val="000000"/>
+        </w:rPr>
+      </w:pPr>
+      <w:r>
+        <w:rPr>
+          <w:color w:val="000000"/>
+        </w:rPr>
+        <w:t xml:space="preserve">Trecho de </w:t>
+      </w:r>
+      <w:r>
+        <w:rPr>
+          <w:rStyle w:val="VerbatimChar"/>
+          <w:color w:val="000000"/>
+        </w:rPr>
+        <w:t>FrontEnd/tests/dados.test.js</w:t>
+      </w:r>
+      <w:r>
+        <w:rPr>
+          <w:color w:val="000000"/>
+        </w:rPr>
+        <w:t>, do teste da base oficial:</w:t>
       </w:r>
     </w:p>
     <w:p>
       <w:pPr>
+        <w:pStyle w:val="SourceCode"/>
+        <w:keepLines/>
+        <w:rPr>
+          <w:color w:val="000000"/>
+          <w:sz w:val="18"/>
+        </w:rPr>
+      </w:pPr>
+      <w:r>
+        <w:rPr>
+          <w:rStyle w:val="NormalTok"/>
+          <w:color w:val="000000"/>
+          <w:sz w:val="18"/>
+        </w:rPr>
+        <w:t>assert</w:t>
+      </w:r>
+      <w:r>
+        <w:rPr>
+          <w:rStyle w:val="OperatorTok"/>
+          <w:color w:val="000000"/>
+          <w:sz w:val="18"/>
+        </w:rPr>
+        <w:t>.</w:t>
+      </w:r>
+      <w:r>
+        <w:rPr>
+          <w:rStyle w:val="FunctionTok"/>
+          <w:color w:val="000000"/>
+          <w:sz w:val="18"/>
+        </w:rPr>
+        <w:t>deepEqual</w:t>
+      </w:r>
+      <w:r>
+        <w:rPr>
+          <w:rStyle w:val="NormalTok"/>
+          <w:color w:val="000000"/>
+          <w:sz w:val="18"/>
+        </w:rPr>
+        <w:t>(resultado</w:t>
+      </w:r>
+      <w:r>
+        <w:rPr>
+          <w:rStyle w:val="OperatorTok"/>
+          <w:color w:val="000000"/>
+          <w:sz w:val="18"/>
+        </w:rPr>
+        <w:t>.</w:t>
+      </w:r>
+      <w:r>
+        <w:rPr>
+          <w:rStyle w:val="AttributeTok"/>
+          <w:color w:val="000000"/>
+          <w:sz w:val="18"/>
+        </w:rPr>
+        <w:t>resumo</w:t>
+      </w:r>
+      <w:r>
+        <w:rPr>
+          <w:rStyle w:val="OperatorTok"/>
+          <w:color w:val="000000"/>
+          <w:sz w:val="18"/>
+        </w:rPr>
+        <w:t>,</w:t>
+      </w:r>
+      <w:r>
+        <w:rPr>
+          <w:rStyle w:val="NormalTok"/>
+          <w:color w:val="000000"/>
+          <w:sz w:val="18"/>
+        </w:rPr>
+        <w:t xml:space="preserve"> {</w:t>
+      </w:r>
+      <w:r>
+        <w:rPr>
+          <w:color w:val="000000"/>
+          <w:sz w:val="18"/>
+        </w:rPr>
+        <w:br/>
+      </w:r>
+      <w:r>
+        <w:rPr>
+          <w:rStyle w:val="NormalTok"/>
+          <w:color w:val="000000"/>
+          <w:sz w:val="18"/>
+        </w:rPr>
+        <w:t xml:space="preserve">  </w:t>
+      </w:r>
+      <w:r>
+        <w:rPr>
+          <w:rStyle w:val="DataTypeTok"/>
+          <w:color w:val="000000"/>
+          <w:sz w:val="18"/>
+        </w:rPr>
+        <w:t>aba</w:t>
+      </w:r>
+      <w:r>
+        <w:rPr>
+          <w:rStyle w:val="OperatorTok"/>
+          <w:color w:val="000000"/>
+          <w:sz w:val="18"/>
+        </w:rPr>
+        <w:t>:</w:t>
+      </w:r>
+      <w:r>
+        <w:rPr>
+          <w:rStyle w:val="NormalTok"/>
+          <w:color w:val="000000"/>
+          <w:sz w:val="18"/>
+        </w:rPr>
+        <w:t xml:space="preserve"> </w:t>
+      </w:r>
+      <w:r>
+        <w:rPr>
+          <w:rStyle w:val="StringTok"/>
+          <w:color w:val="000000"/>
+          <w:sz w:val="18"/>
+        </w:rPr>
+        <w:t>'dados_importacao'</w:t>
+      </w:r>
+      <w:r>
+        <w:rPr>
+          <w:rStyle w:val="OperatorTok"/>
+          <w:color w:val="000000"/>
+          <w:sz w:val="18"/>
+        </w:rPr>
+        <w:t>,</w:t>
+      </w:r>
+      <w:r>
+        <w:rPr>
+          <w:rStyle w:val="NormalTok"/>
+          <w:color w:val="000000"/>
+          <w:sz w:val="18"/>
+        </w:rPr>
+        <w:t xml:space="preserve"> </w:t>
+      </w:r>
+      <w:r>
+        <w:rPr>
+          <w:rStyle w:val="DataTypeTok"/>
+          <w:color w:val="000000"/>
+          <w:sz w:val="18"/>
+        </w:rPr>
+        <w:t>linhas</w:t>
+      </w:r>
+      <w:r>
+        <w:rPr>
+          <w:rStyle w:val="OperatorTok"/>
+          <w:color w:val="000000"/>
+          <w:sz w:val="18"/>
+        </w:rPr>
+        <w:t>:</w:t>
+      </w:r>
+      <w:r>
+        <w:rPr>
+          <w:rStyle w:val="NormalTok"/>
+          <w:color w:val="000000"/>
+          <w:sz w:val="18"/>
+        </w:rPr>
+        <w:t xml:space="preserve"> </w:t>
+      </w:r>
+      <w:r>
+        <w:rPr>
+          <w:rStyle w:val="DecValTok"/>
+          <w:color w:val="000000"/>
+          <w:sz w:val="18"/>
+        </w:rPr>
+        <w:t>300</w:t>
+      </w:r>
+      <w:r>
+        <w:rPr>
+          <w:rStyle w:val="OperatorTok"/>
+          <w:color w:val="000000"/>
+          <w:sz w:val="18"/>
+        </w:rPr>
+        <w:t>,</w:t>
+      </w:r>
+      <w:r>
+        <w:rPr>
+          <w:color w:val="000000"/>
+          <w:sz w:val="18"/>
+        </w:rPr>
+        <w:br/>
+      </w:r>
+      <w:r>
+        <w:rPr>
+          <w:rStyle w:val="NormalTok"/>
+          <w:color w:val="000000"/>
+          <w:sz w:val="18"/>
+        </w:rPr>
+        <w:t xml:space="preserve">  </w:t>
+      </w:r>
+      <w:r>
+        <w:rPr>
+          <w:rStyle w:val="DataTypeTok"/>
+          <w:color w:val="000000"/>
+          <w:sz w:val="18"/>
+        </w:rPr>
+        <w:t>validas</w:t>
+      </w:r>
+      <w:r>
+        <w:rPr>
+          <w:rStyle w:val="OperatorTok"/>
+          <w:color w:val="000000"/>
+          <w:sz w:val="18"/>
+        </w:rPr>
+        <w:t>:</w:t>
+      </w:r>
+      <w:r>
+        <w:rPr>
+          <w:rStyle w:val="NormalTok"/>
+          <w:color w:val="000000"/>
+          <w:sz w:val="18"/>
+        </w:rPr>
+        <w:t xml:space="preserve"> </w:t>
+      </w:r>
+      <w:r>
+        <w:rPr>
+          <w:rStyle w:val="DecValTok"/>
+          <w:color w:val="000000"/>
+          <w:sz w:val="18"/>
+        </w:rPr>
+        <w:t>265</w:t>
+      </w:r>
+      <w:r>
+        <w:rPr>
+          <w:rStyle w:val="OperatorTok"/>
+          <w:color w:val="000000"/>
+          <w:sz w:val="18"/>
+        </w:rPr>
+        <w:t>,</w:t>
+      </w:r>
+      <w:r>
+        <w:rPr>
+          <w:rStyle w:val="NormalTok"/>
+          <w:color w:val="000000"/>
+          <w:sz w:val="18"/>
+        </w:rPr>
+        <w:t xml:space="preserve"> </w:t>
+      </w:r>
+      <w:r>
+        <w:rPr>
+          <w:rStyle w:val="DataTypeTok"/>
+          <w:color w:val="000000"/>
+          <w:sz w:val="18"/>
+        </w:rPr>
+        <w:t>comErro</w:t>
+      </w:r>
+      <w:r>
+        <w:rPr>
+          <w:rStyle w:val="OperatorTok"/>
+          <w:color w:val="000000"/>
+          <w:sz w:val="18"/>
+        </w:rPr>
+        <w:t>:</w:t>
+      </w:r>
+      <w:r>
+        <w:rPr>
+          <w:rStyle w:val="NormalTok"/>
+          <w:color w:val="000000"/>
+          <w:sz w:val="18"/>
+        </w:rPr>
+        <w:t xml:space="preserve"> </w:t>
+      </w:r>
+      <w:r>
+        <w:rPr>
+          <w:rStyle w:val="DecValTok"/>
+          <w:color w:val="000000"/>
+          <w:sz w:val="18"/>
+        </w:rPr>
+        <w:t>35</w:t>
+      </w:r>
+      <w:r>
+        <w:rPr>
+          <w:rStyle w:val="OperatorTok"/>
+          <w:color w:val="000000"/>
+          <w:sz w:val="18"/>
+        </w:rPr>
+        <w:t>,</w:t>
+      </w:r>
+      <w:r>
+        <w:rPr>
+          <w:rStyle w:val="NormalTok"/>
+          <w:color w:val="000000"/>
+          <w:sz w:val="18"/>
+        </w:rPr>
+        <w:t xml:space="preserve"> </w:t>
+      </w:r>
+      <w:r>
+        <w:rPr>
+          <w:rStyle w:val="DataTypeTok"/>
+          <w:color w:val="000000"/>
+          <w:sz w:val="18"/>
+        </w:rPr>
+        <w:t>ocorrencias</w:t>
+      </w:r>
+      <w:r>
+        <w:rPr>
+          <w:rStyle w:val="OperatorTok"/>
+          <w:color w:val="000000"/>
+          <w:sz w:val="18"/>
+        </w:rPr>
+        <w:t>:</w:t>
+      </w:r>
+      <w:r>
+        <w:rPr>
+          <w:rStyle w:val="NormalTok"/>
+          <w:color w:val="000000"/>
+          <w:sz w:val="18"/>
+        </w:rPr>
+        <w:t xml:space="preserve"> </w:t>
+      </w:r>
+      <w:r>
+        <w:rPr>
+          <w:rStyle w:val="DecValTok"/>
+          <w:color w:val="000000"/>
+          <w:sz w:val="18"/>
+        </w:rPr>
+        <w:t>37</w:t>
+      </w:r>
+      <w:r>
+        <w:rPr>
+          <w:color w:val="000000"/>
+          <w:sz w:val="18"/>
+        </w:rPr>
+        <w:br/>
+      </w:r>
+      <w:r>
+        <w:rPr>
+          <w:rStyle w:val="NormalTok"/>
+          <w:color w:val="000000"/>
+          <w:sz w:val="18"/>
+        </w:rPr>
+        <w:t>})</w:t>
+      </w:r>
+    </w:p>
+    <w:p>
+      <w:pPr>
         <w:pStyle w:val="FirstParagraph"/>
         <w:rPr>
           <w:color w:val="000000"/>
@@ -1873,20 +9699,63 @@
         <w:rPr>
           <w:color w:val="000000"/>
         </w:rPr>
-        <w:t xml:space="preserve">Importando </w:t>
-      </w:r>
-      <w:r>
-        <w:rPr>
-          <w:rStyle w:val="VerbatimChar"/>
-          <w:color w:val="000000"/>
-        </w:rPr>
-        <w:t>Data/Exemplo_Validacao_Email.csv</w:t>
-      </w:r>
-      <w:r>
-        <w:rPr>
-          <w:color w:val="000000"/>
-        </w:rPr>
-        <w:t xml:space="preserve">, o resultado esperado é </w:t>
+        <w:t xml:space="preserve">O exemplo acima apenas distribui em mais linhas a mesma asserção do arquivo. </w:t>
+      </w:r>
+      <w:r>
+        <w:rPr>
+          <w:rStyle w:val="VerbatimChar"/>
+          <w:color w:val="000000"/>
+        </w:rPr>
+        <w:t>assert.deepEqual</w:t>
+      </w:r>
+      <w:r>
+        <w:rPr>
+          <w:color w:val="000000"/>
+        </w:rPr>
+        <w:t xml:space="preserve"> compara o objeto produzido pela leitura com o resultado esperado. O teste também compara linha, tipo e campo das ocorrências com o gabarito da planilha; portanto, verifica tanto as quantidades quanto a identificação dos problemas. Se uma regra deixar de detectar uma ocorrência esperada, o teste falha.</w:t>
+      </w:r>
+    </w:p>
+    <w:p>
+      <w:pPr>
+        <w:pStyle w:val="Ttulo2"/>
+        <w:rPr>
+          <w:color w:val="000000"/>
+        </w:rPr>
+      </w:pPr>
+      <w:bookmarkStart w:id="18" w:name="verificação-da-entrega"/>
+      <w:bookmarkEnd w:id="17"/>
+      <w:r>
+        <w:rPr>
+          <w:color w:val="000000"/>
+        </w:rPr>
+        <w:t>5.4 Verificação da entrega</w:t>
+      </w:r>
+    </w:p>
+    <w:p>
+      <w:pPr>
+        <w:pStyle w:val="FirstParagraph"/>
+        <w:rPr>
+          <w:color w:val="000000"/>
+        </w:rPr>
+      </w:pPr>
+      <w:r>
+        <w:rPr>
+          <w:color w:val="000000"/>
+        </w:rPr>
+        <w:t xml:space="preserve">A base oficial </w:t>
+      </w:r>
+      <w:r>
+        <w:rPr>
+          <w:rStyle w:val="VerbatimChar"/>
+          <w:color w:val="000000"/>
+        </w:rPr>
+        <w:t>Data/CTI_Insights_Base_Validacao_300_Registros.xlsx</w:t>
+      </w:r>
+      <w:r>
+        <w:rPr>
+          <w:color w:val="000000"/>
+        </w:rPr>
+        <w:t xml:space="preserve"> produz </w:t>
       </w:r>
       <w:r>
         <w:rPr>
@@ -1894,54 +9763,338 @@
           <w:bCs/>
           <w:color w:val="000000"/>
         </w:rPr>
-        <w:t>4 registros, 1 válido e 3 com erro</w:t>
-      </w:r>
-      <w:r>
-        <w:rPr>
-          <w:color w:val="000000"/>
-        </w:rPr>
-        <w:t xml:space="preserve">, sendo duas ocorrências de </w:t>
-      </w:r>
-      <w:r>
-        <w:rPr>
-          <w:rStyle w:val="VerbatimChar"/>
-          <w:color w:val="000000"/>
-        </w:rPr>
-        <w:t>EMAIL_INVALIDO</w:t>
-      </w:r>
-      <w:r>
-        <w:rPr>
-          <w:color w:val="000000"/>
-        </w:rPr>
-        <w:t xml:space="preserve"> e uma de </w:t>
-      </w:r>
-      <w:r>
-        <w:rPr>
-          <w:rStyle w:val="VerbatimChar"/>
-          <w:color w:val="000000"/>
-        </w:rPr>
-        <w:t>CAMPO_OBRIGATORIO</w:t>
-      </w:r>
-      <w:r>
-        <w:rPr>
-          <w:color w:val="000000"/>
-        </w:rPr>
-        <w:t>. No registro válido, os espaços excedentes de cliente e consultor são removidos.</w:t>
+        <w:t>300 registros, 265 válidos, 35 com erro e 37 ocorrências</w:t>
+      </w:r>
+      <w:r>
+        <w:rPr>
+          <w:color w:val="000000"/>
+        </w:rPr>
+        <w:t>, conferidos pelo teste que compara o resultado com o gabarito da planilha. E-mail e limpeza de espaços possuem um teste específico. Nesta revisão, os oito testes passaram e a compilação foi concluída.</w:t>
       </w:r>
     </w:p>
     <w:p>
       <w:pPr>
         <w:pStyle w:val="Corpodetexto"/>
-        <w:rPr>
-          <w:color w:val="000000"/>
-        </w:rPr>
-      </w:pPr>
+        <w:keepNext/>
+        <w:rPr>
+          <w:color w:val="000000"/>
+        </w:rPr>
+      </w:pPr>
+      <w:r>
+        <w:rPr>
+          <w:color w:val="000000"/>
+        </w:rPr>
+        <w:t xml:space="preserve">Comandos na pasta </w:t>
+      </w:r>
+      <w:r>
+        <w:rPr>
+          <w:rStyle w:val="VerbatimChar"/>
+          <w:color w:val="000000"/>
+        </w:rPr>
+        <w:t>FrontEnd</w:t>
+      </w:r>
+      <w:r>
+        <w:rPr>
+          <w:color w:val="000000"/>
+        </w:rPr>
+        <w:t>:</w:t>
+      </w:r>
+    </w:p>
+    <w:p>
+      <w:pPr>
+        <w:pStyle w:val="SourceCode"/>
+        <w:keepLines/>
+        <w:rPr>
+          <w:color w:val="000000"/>
+          <w:sz w:val="18"/>
+        </w:rPr>
+      </w:pPr>
+      <w:r>
+        <w:rPr>
+          <w:rStyle w:val="NormalTok"/>
+          <w:color w:val="000000"/>
+          <w:sz w:val="18"/>
+        </w:rPr>
+        <w:t>npm</w:t>
+      </w:r>
+      <w:r>
+        <w:rPr>
+          <w:rStyle w:val="OperatorTok"/>
+          <w:color w:val="000000"/>
+          <w:sz w:val="18"/>
+        </w:rPr>
+        <w:t>.</w:t>
+      </w:r>
+      <w:r>
+        <w:rPr>
+          <w:rStyle w:val="FunctionTok"/>
+          <w:color w:val="000000"/>
+          <w:sz w:val="18"/>
+        </w:rPr>
+        <w:t>cmd</w:t>
+      </w:r>
+      <w:r>
+        <w:rPr>
+          <w:rStyle w:val="NormalTok"/>
+          <w:color w:val="000000"/>
+          <w:sz w:val="18"/>
+        </w:rPr>
+        <w:t xml:space="preserve"> install</w:t>
+      </w:r>
+      <w:r>
+        <w:rPr>
+          <w:color w:val="000000"/>
+          <w:sz w:val="18"/>
+        </w:rPr>
+        <w:br/>
+      </w:r>
+      <w:r>
+        <w:rPr>
+          <w:rStyle w:val="NormalTok"/>
+          <w:color w:val="000000"/>
+          <w:sz w:val="18"/>
+        </w:rPr>
+        <w:t>npm</w:t>
+      </w:r>
+      <w:r>
+        <w:rPr>
+          <w:rStyle w:val="OperatorTok"/>
+          <w:color w:val="000000"/>
+          <w:sz w:val="18"/>
+        </w:rPr>
+        <w:t>.</w:t>
+      </w:r>
+      <w:r>
+        <w:rPr>
+          <w:rStyle w:val="FunctionTok"/>
+          <w:color w:val="000000"/>
+          <w:sz w:val="18"/>
+        </w:rPr>
+        <w:t>cmd</w:t>
+      </w:r>
+      <w:r>
+        <w:rPr>
+          <w:rStyle w:val="NormalTok"/>
+          <w:color w:val="000000"/>
+          <w:sz w:val="18"/>
+        </w:rPr>
+        <w:t xml:space="preserve"> run dev</w:t>
+      </w:r>
+      <w:r>
+        <w:rPr>
+          <w:color w:val="000000"/>
+          <w:sz w:val="18"/>
+        </w:rPr>
+        <w:br/>
+      </w:r>
+      <w:r>
+        <w:rPr>
+          <w:rStyle w:val="NormalTok"/>
+          <w:color w:val="000000"/>
+          <w:sz w:val="18"/>
+        </w:rPr>
+        <w:t xml:space="preserve">node </w:t>
+      </w:r>
+      <w:r>
+        <w:rPr>
+          <w:rStyle w:val="OperatorTok"/>
+          <w:color w:val="000000"/>
+          <w:sz w:val="18"/>
+        </w:rPr>
+        <w:t>--</w:t>
+      </w:r>
+      <w:r>
+        <w:rPr>
+          <w:rStyle w:val="NormalTok"/>
+          <w:color w:val="000000"/>
+          <w:sz w:val="18"/>
+        </w:rPr>
+        <w:t xml:space="preserve">test </w:t>
+      </w:r>
+      <w:r>
+        <w:rPr>
+          <w:rStyle w:val="OperatorTok"/>
+          <w:color w:val="000000"/>
+          <w:sz w:val="18"/>
+        </w:rPr>
+        <w:t>--</w:t>
+      </w:r>
+      <w:r>
+        <w:rPr>
+          <w:rStyle w:val="NormalTok"/>
+          <w:color w:val="000000"/>
+          <w:sz w:val="18"/>
+        </w:rPr>
+        <w:t>test-isolation</w:t>
+      </w:r>
+      <w:r>
+        <w:rPr>
+          <w:rStyle w:val="OperatorTok"/>
+          <w:color w:val="000000"/>
+          <w:sz w:val="18"/>
+        </w:rPr>
+        <w:t>=</w:t>
+      </w:r>
+      <w:r>
+        <w:rPr>
+          <w:rStyle w:val="NormalTok"/>
+          <w:color w:val="000000"/>
+          <w:sz w:val="18"/>
+        </w:rPr>
+        <w:t>none tests</w:t>
+      </w:r>
+      <w:r>
+        <w:rPr>
+          <w:rStyle w:val="OperatorTok"/>
+          <w:color w:val="000000"/>
+          <w:sz w:val="18"/>
+        </w:rPr>
+        <w:t>/*.</w:t>
+      </w:r>
+      <w:r>
+        <w:rPr>
+          <w:rStyle w:val="FunctionTok"/>
+          <w:color w:val="000000"/>
+          <w:sz w:val="18"/>
+        </w:rPr>
+        <w:t>test</w:t>
+      </w:r>
+      <w:r>
+        <w:rPr>
+          <w:rStyle w:val="OperatorTok"/>
+          <w:color w:val="000000"/>
+          <w:sz w:val="18"/>
+        </w:rPr>
+        <w:t>.</w:t>
+      </w:r>
+      <w:r>
+        <w:rPr>
+          <w:rStyle w:val="FunctionTok"/>
+          <w:color w:val="000000"/>
+          <w:sz w:val="18"/>
+        </w:rPr>
+        <w:t>js</w:t>
+      </w:r>
+      <w:r>
+        <w:rPr>
+          <w:color w:val="000000"/>
+          <w:sz w:val="18"/>
+        </w:rPr>
+        <w:br/>
+      </w:r>
+      <w:r>
+        <w:rPr>
+          <w:rStyle w:val="NormalTok"/>
+          <w:color w:val="000000"/>
+          <w:sz w:val="18"/>
+        </w:rPr>
+        <w:t>npm</w:t>
+      </w:r>
+      <w:r>
+        <w:rPr>
+          <w:rStyle w:val="OperatorTok"/>
+          <w:color w:val="000000"/>
+          <w:sz w:val="18"/>
+        </w:rPr>
+        <w:t>.</w:t>
+      </w:r>
+      <w:r>
+        <w:rPr>
+          <w:rStyle w:val="FunctionTok"/>
+          <w:color w:val="000000"/>
+          <w:sz w:val="18"/>
+        </w:rPr>
+        <w:t>cmd</w:t>
+      </w:r>
+      <w:r>
+        <w:rPr>
+          <w:rStyle w:val="NormalTok"/>
+          <w:color w:val="000000"/>
+          <w:sz w:val="18"/>
+        </w:rPr>
+        <w:t xml:space="preserve"> run build</w:t>
+      </w:r>
+    </w:p>
+    <w:p>
+      <w:pPr>
+        <w:pStyle w:val="FirstParagraph"/>
+        <w:rPr>
+          <w:color w:val="000000"/>
+        </w:rPr>
+      </w:pPr>
+      <w:r>
+        <w:rPr>
+          <w:color w:val="000000"/>
+        </w:rPr>
+        <w:t xml:space="preserve">Importando </w:t>
+      </w:r>
+      <w:r>
+        <w:rPr>
+          <w:rStyle w:val="VerbatimChar"/>
+          <w:color w:val="000000"/>
+        </w:rPr>
+        <w:t>Data/Exemplo_Validacao_Email.csv</w:t>
+      </w:r>
+      <w:r>
+        <w:rPr>
+          <w:color w:val="000000"/>
+        </w:rPr>
+        <w:t xml:space="preserve">, o resultado esperado é </w:t>
+      </w:r>
       <w:r>
         <w:rPr>
           <w:b/>
           <w:bCs/>
           <w:color w:val="000000"/>
         </w:rPr>
+        <w:t>4 registros, 1 válido e 3 com erro</w:t>
+      </w:r>
+      <w:r>
+        <w:rPr>
+          <w:color w:val="000000"/>
+        </w:rPr>
+        <w:t xml:space="preserve">, sendo duas ocorrências de </w:t>
+      </w:r>
+      <w:r>
+        <w:rPr>
+          <w:rStyle w:val="VerbatimChar"/>
+          <w:color w:val="000000"/>
+        </w:rPr>
+        <w:t>EMAIL_INVALIDO</w:t>
+      </w:r>
+      <w:r>
+        <w:rPr>
+          <w:color w:val="000000"/>
+        </w:rPr>
+        <w:t xml:space="preserve"> e uma de </w:t>
+      </w:r>
+      <w:r>
+        <w:rPr>
+          <w:rStyle w:val="VerbatimChar"/>
+          <w:color w:val="000000"/>
+        </w:rPr>
+        <w:t>CAMPO_OBRIGATORIO</w:t>
+      </w:r>
+      <w:r>
+        <w:rPr>
+          <w:color w:val="000000"/>
+        </w:rPr>
+        <w:t>. No registro válido, os espaços excedentes de cliente e consultor são removidos.</w:t>
+      </w:r>
+    </w:p>
+    <w:p>
+      <w:pPr>
+        <w:pStyle w:val="Corpodetexto"/>
+        <w:rPr>
+          <w:color w:val="000000"/>
+        </w:rPr>
+      </w:pPr>
+      <w:r>
+        <w:rPr>
+          <w:b/>
+          <w:bCs/>
+          <w:color w:val="000000"/>
+        </w:rPr>
         <w:t>Entrega:</w:t>
       </w:r>
       <w:r>
@@ -1950,14 +10103,14 @@
         </w:rPr>
         <w:t xml:space="preserve"> preencher a identificação deste documento, entregar o Word e informar o link do GitHub acima.</w:t>
       </w:r>
-      <w:bookmarkEnd w:id="4"/>
-      <w:bookmarkEnd w:id="5"/>
+      <w:bookmarkEnd w:id="14"/>
+      <w:bookmarkEnd w:id="18"/>
     </w:p>
     <w:sectPr>
       <w:footnotePr>
         <w:numRestart w:val="eachSect"/>
       </w:footnotePr>
-      <w:pgSz w:w="12240" w:h="15840"/>
+      <w:pgSz w:w="11906" w:h="16838"/>
       <w:pgMar w:top="1134" w:right="1134" w:bottom="1134" w:left="1134" w:header="720" w:footer="720" w:gutter="0"/>
       <w:cols w:space="720"/>
       <w:docGrid w:linePitch="326"/>
@@ -1971,7 +10124,7 @@
   <w:abstractNum w:abstractNumId="0" w15:restartNumberingAfterBreak="0">
     <w:nsid w:val="0000A990"/>
     <w:multiLevelType w:val="multilevel"/>
-    <w:tmpl w:val="4D16B42E"/>
+    <w:tmpl w:val="5AE09980"/>
     <w:lvl w:ilvl="0">
       <w:numFmt w:val="bullet"/>
       <w:lvlText w:val=" "/>
@@ -2048,7 +10201,7 @@
   <w:abstractNum w:abstractNumId="1" w15:restartNumberingAfterBreak="0">
     <w:nsid w:val="0000A991"/>
     <w:multiLevelType w:val="multilevel"/>
-    <w:tmpl w:val="6AC2F060"/>
+    <w:tmpl w:val="D9B6BDB0"/>
     <w:lvl w:ilvl="0">
       <w:numFmt w:val="bullet"/>
       <w:lvlText w:val=""/>
@@ -2149,16 +10302,16 @@
       </w:rPr>
     </w:lvl>
   </w:abstractNum>
-  <w:num w:numId="1" w16cid:durableId="1248154100">
+  <w:num w:numId="1" w16cid:durableId="1103109187">
     <w:abstractNumId w:val="0"/>
   </w:num>
-  <w:num w:numId="2" w16cid:durableId="549340463">
+  <w:num w:numId="2" w16cid:durableId="1385131248">
     <w:abstractNumId w:val="1"/>
   </w:num>
-  <w:num w:numId="3" w16cid:durableId="832451155">
+  <w:num w:numId="3" w16cid:durableId="637996920">
     <w:abstractNumId w:val="1"/>
   </w:num>
-  <w:num w:numId="4" w16cid:durableId="1353075087">
+  <w:num w:numId="4" w16cid:durableId="1024788641">
     <w:abstractNumId w:val="1"/>
   </w:num>
 </w:numbering>
@@ -2428,6 +10581,9 @@
   <w:style w:type="paragraph" w:default="1" w:styleId="Normal">
     <w:name w:val="Normal"/>
     <w:qFormat/>
+    <w:rPr>
+      <w:sz w:val="21"/>
+    </w:rPr>
   </w:style>
   <w:style w:type="paragraph" w:styleId="Ttulo1">
     <w:name w:val="heading 1"/>
